--- a/downloads/workbook/bridge-week-11.docx
+++ b/downloads/workbook/bridge-week-11.docx
@@ -1019,6 +1019,178 @@
         <w:t>Project connection: For Python readiness before the Responsible Plant Classifier, retain a trace of the values, the predicted outputs and the changed-case explanation. Use actual Python 3 results to check the prediction after reasoning first.</w:t>
       </w:r>
     </w:p>
+    <w:p>
+      <w:pPr>
+        <w:pStyle w:val="Heading1"/>
+      </w:pPr>
+      <w:r>
+        <w:t>13. Project portfolio milestone</w:t>
+      </w:r>
+    </w:p>
+    <w:p>
+      <w:r>
+        <w:t>Project: Python readiness portfolio</w:t>
+      </w:r>
+    </w:p>
+    <w:p>
+      <w:r>
+        <w:t>Current milestone: Python readiness portfolio. Keep runnable code, predictions, actual outputs, one repaired error and an explanation of a function on changed inputs.</w:t>
+      </w:r>
+    </w:p>
+    <w:p>
+      <w:r>
+        <w:t>For Python readiness before the Responsible Plant Classifier, retain a trace of the values, the predicted outputs and the changed-case explanation. Use actual Python 3 results to check the prediction after reasoning first.</w:t>
+      </w:r>
+    </w:p>
+    <w:tbl>
+      <w:tblPr>
+        <w:tblStyle w:val="LightShading-Accent1"/>
+        <w:tblW w:type="auto" w:w="0"/>
+        <w:tblLook w:firstColumn="1" w:firstRow="1" w:lastColumn="0" w:lastRow="0" w:noHBand="0" w:noVBand="1" w:val="04A0"/>
+      </w:tblPr>
+      <w:tblGrid>
+        <w:gridCol w:w="5112"/>
+        <w:gridCol w:w="5112"/>
+      </w:tblGrid>
+      <w:tr>
+        <w:trPr>
+          <w:tblHeader/>
+        </w:trPr>
+        <w:tc>
+          <w:tcPr>
+            <w:tcW w:type="dxa" w:w="5112"/>
+          </w:tcPr>
+          <w:p>
+            <w:r>
+              <w:t>Evidence to keep</w:t>
+            </w:r>
+          </w:p>
+        </w:tc>
+        <w:tc>
+          <w:tcPr>
+            <w:tcW w:type="dxa" w:w="5112"/>
+          </w:tcPr>
+          <w:p>
+            <w:r>
+              <w:t>My record</w:t>
+            </w:r>
+          </w:p>
+        </w:tc>
+      </w:tr>
+      <w:tr>
+        <w:tc>
+          <w:tcPr>
+            <w:tcW w:type="dxa" w:w="5112"/>
+          </w:tcPr>
+          <w:p>
+            <w:r>
+              <w:t>This week’s input and deciding step</w:t>
+            </w:r>
+          </w:p>
+        </w:tc>
+        <w:tc>
+          <w:tcPr>
+            <w:tcW w:type="dxa" w:w="5112"/>
+          </w:tcPr>
+          <w:p>
+            <w:r/>
+          </w:p>
+        </w:tc>
+      </w:tr>
+      <w:tr>
+        <w:tc>
+          <w:tcPr>
+            <w:tcW w:type="dxa" w:w="5112"/>
+          </w:tcPr>
+          <w:p>
+            <w:r>
+              <w:t>Prediction and actual result (or labelled paper trace)</w:t>
+            </w:r>
+          </w:p>
+        </w:tc>
+        <w:tc>
+          <w:tcPr>
+            <w:tcW w:type="dxa" w:w="5112"/>
+          </w:tcPr>
+          <w:p>
+            <w:r/>
+          </w:p>
+        </w:tc>
+      </w:tr>
+      <w:tr>
+        <w:tc>
+          <w:tcPr>
+            <w:tcW w:type="dxa" w:w="5112"/>
+          </w:tcPr>
+          <w:p>
+            <w:r>
+              <w:t>One change since the previous checkpoint and why</w:t>
+            </w:r>
+          </w:p>
+        </w:tc>
+        <w:tc>
+          <w:tcPr>
+            <w:tcW w:type="dxa" w:w="5112"/>
+          </w:tcPr>
+          <w:p>
+            <w:r/>
+          </w:p>
+        </w:tc>
+      </w:tr>
+      <w:tr>
+        <w:tc>
+          <w:tcPr>
+            <w:tcW w:type="dxa" w:w="5112"/>
+          </w:tcPr>
+          <w:p>
+            <w:r>
+              <w:t>One error or limit and the next test</w:t>
+            </w:r>
+          </w:p>
+        </w:tc>
+        <w:tc>
+          <w:tcPr>
+            <w:tcW w:type="dxa" w:w="5112"/>
+          </w:tcPr>
+          <w:p>
+            <w:r/>
+          </w:p>
+        </w:tc>
+      </w:tr>
+    </w:tbl>
+    <w:p>
+      <w:pPr>
+        <w:pStyle w:val="Heading3"/>
+      </w:pPr>
+      <w:r>
+        <w:t>Explain what this week adds to your project. Reuse last week’s record rather than starting again.</w:t>
+      </w:r>
+    </w:p>
+    <w:p>
+      <w:r>
+        <w:t>________________________________________________________________</w:t>
+      </w:r>
+    </w:p>
+    <w:p>
+      <w:r>
+        <w:t>________________________________________________________________</w:t>
+      </w:r>
+    </w:p>
+    <w:p>
+      <w:r>
+        <w:t>________________________________________________________________</w:t>
+      </w:r>
+    </w:p>
+    <w:p>
+      <w:r>
+        <w:t>________________________________________________________________</w:t>
+      </w:r>
+    </w:p>
+    <w:p>
+      <w:r>
+        <w:t>________________________________________________________________</w:t>
+      </w:r>
+    </w:p>
     <w:sectPr>
       <w:pgSz w:w="12240" w:h="15840"/>
       <w:pgMar w:top="936" w:right="1008" w:bottom="936" w:left="1008" w:header="720" w:footer="720" w:gutter="0"/>

--- a/downloads/workbook/bridge-week-11.docx
+++ b/downloads/workbook/bridge-week-11.docx
@@ -1191,6 +1191,248 @@
         <w:t>________________________________________________________________</w:t>
       </w:r>
     </w:p>
+    <w:p>
+      <w:pPr>
+        <w:pStyle w:val="Heading1"/>
+      </w:pPr>
+      <w:r>
+        <w:t>14. Supported practice and learning evidence</w:t>
+      </w:r>
+    </w:p>
+    <w:p>
+      <w:r>
+        <w:t>Use this supported practice once, in the browser or on paper. Keep the reserved independent assessment for a separate first attempt before teacher feedback.</w:t>
+      </w:r>
+    </w:p>
+    <w:p>
+      <w:r>
+        <w:t>Read rows with a missing-field policy. A toy table is represented as a list of dictionaries; count only rows with a recorded count.</w:t>
+      </w:r>
+    </w:p>
+    <w:p>
+      <w:pPr>
+        <w:pStyle w:val="Heading3"/>
+      </w:pPr>
+      <w:r>
+        <w:t>Practice 1: explain the deciding evidence</w:t>
+      </w:r>
+    </w:p>
+    <w:p>
+      <w:r>
+        <w:t>Which labelled step matches this detail? Mean is 1; measured coverage is 2 of 3 rows.</w:t>
+      </w:r>
+    </w:p>
+    <w:p>
+      <w:r>
+        <w:t>1. Inspect three rows</w:t>
+      </w:r>
+    </w:p>
+    <w:p>
+      <w:r>
+        <w:t>2. Report coverage and mean</w:t>
+      </w:r>
+    </w:p>
+    <w:p>
+      <w:r>
+        <w:t>3. Accumulate values</w:t>
+      </w:r>
+    </w:p>
+    <w:p>
+      <w:pPr>
+        <w:pStyle w:val="Heading3"/>
+      </w:pPr>
+      <w:r>
+        <w:t>My selected conclusion, deciding fact and explanation</w:t>
+      </w:r>
+    </w:p>
+    <w:p>
+      <w:r>
+        <w:t>________________________________________________________________</w:t>
+      </w:r>
+    </w:p>
+    <w:p>
+      <w:r>
+        <w:t>________________________________________________________________</w:t>
+      </w:r>
+    </w:p>
+    <w:p>
+      <w:r>
+        <w:t>________________________________________________________________</w:t>
+      </w:r>
+    </w:p>
+    <w:p>
+      <w:r>
+        <w:t>________________________________________________________________</w:t>
+      </w:r>
+    </w:p>
+    <w:p>
+      <w:r>
+        <w:t>________________________________________________________________</w:t>
+      </w:r>
+    </w:p>
+    <w:p>
+      <w:r>
+        <w:t>Hint if needed: Read the steps in the pictorial case. Match the supplied detail to the stage that performs or records it.</w:t>
+      </w:r>
+    </w:p>
+    <w:p>
+      <w:r>
+        <w:t>After your attempt, compare with the supported explanation: Report coverage and mean Mean is 1; measured coverage is 2 of 3 rows. Structured data need a row policy before aggregation. Treating missing as zero changes the statistic and can conceal incomplete coverage; real zero remains an observation.</w:t>
+      </w:r>
+    </w:p>
+    <w:p>
+      <w:pPr>
+        <w:pStyle w:val="Heading3"/>
+      </w:pPr>
+      <w:r>
+        <w:t>Practice 2: explain the deciding evidence</w:t>
+      </w:r>
+    </w:p>
+    <w:p>
+      <w:r>
+        <w:t>Changed-case practice: Add {"count":4} as a fourth row. Which conclusion is supported by the supplied facts?</w:t>
+      </w:r>
+    </w:p>
+    <w:p>
+      <w:r>
+        <w:t>1. We can decide the result without examining the changed input or the procedure.</w:t>
+      </w:r>
+    </w:p>
+    <w:p>
+      <w:r>
+        <w:t>2. This one example guarantees correct results for every future input.</w:t>
+      </w:r>
+    </w:p>
+    <w:p>
+      <w:r>
+        <w:t>3. Sum becomes 6, denominator 3, mean 2; coverage is 3 of 4.</w:t>
+      </w:r>
+    </w:p>
+    <w:p>
+      <w:pPr>
+        <w:pStyle w:val="Heading3"/>
+      </w:pPr>
+      <w:r>
+        <w:t>My selected conclusion, deciding fact and explanation</w:t>
+      </w:r>
+    </w:p>
+    <w:p>
+      <w:r>
+        <w:t>________________________________________________________________</w:t>
+      </w:r>
+    </w:p>
+    <w:p>
+      <w:r>
+        <w:t>________________________________________________________________</w:t>
+      </w:r>
+    </w:p>
+    <w:p>
+      <w:r>
+        <w:t>________________________________________________________________</w:t>
+      </w:r>
+    </w:p>
+    <w:p>
+      <w:r>
+        <w:t>________________________________________________________________</w:t>
+      </w:r>
+    </w:p>
+    <w:p>
+      <w:r>
+        <w:t>________________________________________________________________</w:t>
+      </w:r>
+    </w:p>
+    <w:p>
+      <w:r>
+        <w:t>Hint if needed: Use the changed condition and the deciding step in the pictorial trace. The answer must say what follows from those facts.</w:t>
+      </w:r>
+    </w:p>
+    <w:p>
+      <w:r>
+        <w:t>After your attempt, compare with the supported explanation: Sum becomes 6, denominator 3, mean 2; coverage is 3 of 4. Only the added recorded value contributes; the existing absent field remains skipped.</w:t>
+      </w:r>
+    </w:p>
+    <w:p>
+      <w:pPr>
+        <w:pStyle w:val="Heading3"/>
+      </w:pPr>
+      <w:r>
+        <w:t>Repair a missing building block</w:t>
+      </w:r>
+    </w:p>
+    <w:p>
+      <w:r>
+        <w:t>Review Dictionaries and records (python-bridge/10). Goal: Read and update named dictionary fields. Short practice: Predict all three original outputs. Explain the difference between count=0 and missing price, then predict the lookup after price=0 is added.. Return to this week and explain what you changed.</w:t>
+      </w:r>
+    </w:p>
+    <w:p>
+      <w:r>
+        <w:t>Review Functions and arguments (python-bridge/8). Goal: Distinguish a function definition from a function call. Short practice: Match every argument to a parameter for the two calls. Why do outputs differ, and what prints when both calls are removed?. Return to this week and explain what you changed.</w:t>
+      </w:r>
+    </w:p>
+    <w:p>
+      <w:r>
+        <w:t>Review Branching and boundary tests (python-bridge/5). Goal: Trace the selected branch in an if elif else chain. Short practice: Trace -2, 4 and 5 through the branches. Explain why the negative check comes first and what label -2 gets if it is removed.. Return to this week and explain what you changed.</w:t>
+      </w:r>
+    </w:p>
+    <w:p>
+      <w:pPr>
+        <w:pStyle w:val="Heading3"/>
+      </w:pPr>
+      <w:r>
+        <w:t>Predict, run and debug</w:t>
+      </w:r>
+    </w:p>
+    <w:p>
+      <w:r>
+        <w:t>The browser lab lets you edit the supported Python examples already included in this lesson. Predict first, run, inspect the actual output or error, change one input, then run again. Keep code, predictions, actual results and a reasoned revision together. On paper, label your result as a trace rather than an execution.</w:t>
+      </w:r>
+    </w:p>
+    <w:p>
+      <w:pPr>
+        <w:pStyle w:val="Heading3"/>
+      </w:pPr>
+      <w:r>
+        <w:t>Keep your completed work</w:t>
+      </w:r>
+    </w:p>
+    <w:p>
+      <w:r>
+        <w:t>Use Download completed work in the hosted lesson to export your answers, reflections, practice feedback and code-run evidence. Open the HTML copy to read or print it. Drafts stay in this browser when storage is available; clear drafts on a shared device.</w:t>
+      </w:r>
+    </w:p>
+    <w:p>
+      <w:pPr>
+        <w:pStyle w:val="Heading3"/>
+      </w:pPr>
+      <w:r>
+        <w:t>What I repaired, the evidence I kept and the next test</w:t>
+      </w:r>
+    </w:p>
+    <w:p>
+      <w:r>
+        <w:t>________________________________________________________________</w:t>
+      </w:r>
+    </w:p>
+    <w:p>
+      <w:r>
+        <w:t>________________________________________________________________</w:t>
+      </w:r>
+    </w:p>
+    <w:p>
+      <w:r>
+        <w:t>________________________________________________________________</w:t>
+      </w:r>
+    </w:p>
+    <w:p>
+      <w:r>
+        <w:t>________________________________________________________________</w:t>
+      </w:r>
+    </w:p>
+    <w:p>
+      <w:r>
+        <w:t>________________________________________________________________</w:t>
+      </w:r>
+    </w:p>
     <w:sectPr>
       <w:pgSz w:w="12240" w:h="15840"/>
       <w:pgMar w:top="936" w:right="1008" w:bottom="936" w:left="1008" w:header="720" w:footer="720" w:gutter="0"/>

--- a/downloads/workbook/bridge-week-11.docx
+++ b/downloads/workbook/bridge-week-11.docx
@@ -30,33 +30,45 @@
     </w:p>
     <w:p>
       <w:r>
-        <w:t>Try the recall before opening notes. Then use a different colour or a labelled second line to correct your explanation.</w:t>
+        <w:t>Record your starting explanation for Reading structured data before opening notes. Show any later correction separately.</w:t>
       </w:r>
     </w:p>
     <w:p>
       <w:pPr>
-        <w:pStyle w:val="Heading3"/>
-      </w:pPr>
-      <w:r>
-        <w:t>Dictionaries and records</w:t>
+        <w:spacing w:line="336" w:lineRule="auto" w:after="180"/>
+      </w:pPr>
+      <w:r>
+        <w:rPr>
+          <w:b w:val="0"/>
+        </w:rPr>
+        <w:t>Try the recall before opening notes. Then use a different colour or a labelled second line to correct your explanation.</w:t>
       </w:r>
     </w:p>
     <w:p>
-      <w:r>
-        <w:t>Without opening the old lesson, explain one key idea from Dictionaries and records. Give an example and a mistake that the idea helps you avoid.</w:t>
+      <w:pPr>
+        <w:pStyle w:val="Heading3"/>
+      </w:pPr>
+      <w:r>
+        <w:t>Dictionaries and records</w:t>
       </w:r>
     </w:p>
     <w:p>
       <w:pPr>
-        <w:pStyle w:val="Heading3"/>
-      </w:pPr>
-      <w:r>
-        <w:t>My remembered idea, example and correction</w:t>
+        <w:spacing w:line="336" w:lineRule="auto" w:after="180"/>
+      </w:pPr>
+      <w:r>
+        <w:rPr>
+          <w:b w:val="0"/>
+        </w:rPr>
+        <w:t>Without opening the old lesson, explain one key idea from Dictionaries and records. Give an example and a mistake that the idea helps you avoid.</w:t>
       </w:r>
     </w:p>
     <w:p>
-      <w:r>
-        <w:t>________________________________________________________________</w:t>
+      <w:pPr>
+        <w:pStyle w:val="Heading3"/>
+      </w:pPr>
+      <w:r>
+        <w:t>My remembered idea, example and correction</w:t>
       </w:r>
     </w:p>
     <w:p>
@@ -70,29 +82,35 @@
       </w:r>
     </w:p>
     <w:p>
-      <w:pPr>
-        <w:pStyle w:val="Heading3"/>
-      </w:pPr>
-      <w:r>
-        <w:t>Functions and arguments</w:t>
+      <w:r>
+        <w:t>________________________________________________________________</w:t>
       </w:r>
     </w:p>
     <w:p>
-      <w:r>
-        <w:t>Without opening the old lesson, explain one key idea from Functions and arguments. Give an example and a mistake that the idea helps you avoid.</w:t>
+      <w:pPr>
+        <w:pStyle w:val="Heading3"/>
+      </w:pPr>
+      <w:r>
+        <w:t>Functions and arguments</w:t>
       </w:r>
     </w:p>
     <w:p>
       <w:pPr>
-        <w:pStyle w:val="Heading3"/>
-      </w:pPr>
-      <w:r>
-        <w:t>My remembered idea, example and correction</w:t>
+        <w:spacing w:line="336" w:lineRule="auto" w:after="180"/>
+      </w:pPr>
+      <w:r>
+        <w:rPr>
+          <w:b w:val="0"/>
+        </w:rPr>
+        <w:t>Without opening the old lesson, explain one key idea from Functions and arguments. Give an example and a mistake that the idea helps you avoid.</w:t>
       </w:r>
     </w:p>
     <w:p>
-      <w:r>
-        <w:t>________________________________________________________________</w:t>
+      <w:pPr>
+        <w:pStyle w:val="Heading3"/>
+      </w:pPr>
+      <w:r>
+        <w:t>My remembered idea, example and correction</w:t>
       </w:r>
     </w:p>
     <w:p>
@@ -106,29 +124,35 @@
       </w:r>
     </w:p>
     <w:p>
-      <w:pPr>
-        <w:pStyle w:val="Heading3"/>
-      </w:pPr>
-      <w:r>
-        <w:t>Branching and boundary tests</w:t>
+      <w:r>
+        <w:t>________________________________________________________________</w:t>
       </w:r>
     </w:p>
     <w:p>
-      <w:r>
-        <w:t>Without opening the old lesson, explain one key idea from Branching and boundary tests. Give an example and a mistake that the idea helps you avoid.</w:t>
+      <w:pPr>
+        <w:pStyle w:val="Heading3"/>
+      </w:pPr>
+      <w:r>
+        <w:t>Branching and boundary tests</w:t>
       </w:r>
     </w:p>
     <w:p>
       <w:pPr>
-        <w:pStyle w:val="Heading3"/>
-      </w:pPr>
-      <w:r>
-        <w:t>My remembered idea, example and correction</w:t>
+        <w:spacing w:line="336" w:lineRule="auto" w:after="180"/>
+      </w:pPr>
+      <w:r>
+        <w:rPr>
+          <w:b w:val="0"/>
+        </w:rPr>
+        <w:t>Without opening the old lesson, explain one key idea from Branching and boundary tests. Give an example and a mistake that the idea helps you avoid.</w:t>
       </w:r>
     </w:p>
     <w:p>
-      <w:r>
-        <w:t>________________________________________________________________</w:t>
+      <w:pPr>
+        <w:pStyle w:val="Heading3"/>
+      </w:pPr>
+      <w:r>
+        <w:t>My remembered idea, example and correction</w:t>
       </w:r>
     </w:p>
     <w:p>
@@ -142,15 +166,31 @@
       </w:r>
     </w:p>
     <w:p>
-      <w:pPr>
-        <w:pStyle w:val="Heading1"/>
-      </w:pPr>
-      <w:r>
-        <w:t>02. Practise with fading help</w:t>
+      <w:r>
+        <w:t>________________________________________________________________</w:t>
       </w:r>
     </w:p>
     <w:p>
-      <w:r>
+      <w:pPr>
+        <w:pStyle w:val="Heading1"/>
+      </w:pPr>
+      <w:r>
+        <w:t>02. Practise with fading help</w:t>
+      </w:r>
+    </w:p>
+    <w:p>
+      <w:r>
+        <w:t>Complete the supported Reading structured data trace and record the first step you can explain without help.</w:t>
+      </w:r>
+    </w:p>
+    <w:p>
+      <w:pPr>
+        <w:spacing w:line="336" w:lineRule="auto" w:after="180"/>
+      </w:pPr>
+      <w:r>
+        <w:rPr>
+          <w:b w:val="0"/>
+        </w:rPr>
         <w:t>Use W2: Trace all updates for Reading structured data. Record the answer once; the lesson and workbook refer to the same attempt.</w:t>
       </w:r>
     </w:p>
@@ -279,25 +319,37 @@
     </w:p>
     <w:p>
       <w:r>
-        <w:t>Use the worked case for Reading structured data. Proposed explanation: “A successful run proves the conclusion”. Decide whether this explanation is supported. Point to the step or supplied fact that decides; explain your repair if needed.</w:t>
+        <w:t>Check the proposed Reading structured data explanation against the supplied facts before discussing it.</w:t>
       </w:r>
     </w:p>
     <w:p>
       <w:pPr>
-        <w:pStyle w:val="Heading3"/>
-      </w:pPr>
-      <w:r>
-        <w:t>My explanation before partner discussion</w:t>
+        <w:spacing w:line="336" w:lineRule="auto" w:after="180"/>
+      </w:pPr>
+      <w:r>
+        <w:rPr>
+          <w:b w:val="0"/>
+        </w:rPr>
+        <w:t>Use the worked case for Reading structured data. Proposed explanation: “A successful run proves the conclusion”. Decide whether this explanation is supported.</w:t>
       </w:r>
     </w:p>
     <w:p>
-      <w:r>
-        <w:t>________________________________________________________________</w:t>
+      <w:pPr>
+        <w:spacing w:line="336" w:lineRule="auto" w:after="180"/>
+      </w:pPr>
+      <w:r>
+        <w:rPr>
+          <w:b w:val="0"/>
+        </w:rPr>
+        <w:t>Point to the step or supplied fact that decides; explain your repair if needed.</w:t>
       </w:r>
     </w:p>
     <w:p>
-      <w:r>
-        <w:t>________________________________________________________________</w:t>
+      <w:pPr>
+        <w:pStyle w:val="Heading3"/>
+      </w:pPr>
+      <w:r>
+        <w:t>My explanation before partner discussion</w:t>
       </w:r>
     </w:p>
     <w:p>
@@ -311,24 +363,70 @@
       </w:r>
     </w:p>
     <w:p>
-      <w:pPr>
-        <w:pStyle w:val="Heading1"/>
-      </w:pPr>
-      <w:r>
-        <w:t>04. Independent transfer case</w:t>
+      <w:r>
+        <w:t>________________________________________________________________</w:t>
       </w:r>
     </w:p>
     <w:p>
-      <w:pPr>
-        <w:pStyle w:val="Heading3"/>
-      </w:pPr>
-      <w:r>
-        <w:t>Independent case: Preserve records and report measured coverage</w:t>
+      <w:r>
+        <w:t>________________________________________________________________</w:t>
       </w:r>
     </w:p>
     <w:p>
-      <w:r>
-        <w:t>Trace the named fields and missing-value policy. Predict the output, state the observed total and mean denominator, and report coverage. What changes if all three rows are empty records?</w:t>
+      <w:pPr>
+        <w:pStyle w:val="Heading1"/>
+      </w:pPr>
+      <w:r>
+        <w:t>04. Independent transfer case</w:t>
+      </w:r>
+    </w:p>
+    <w:p>
+      <w:r>
+        <w:t>Write one first attempt at the reserved independent case before feedback. Repeated copies of that case refer to the same recorded attempt.</w:t>
+      </w:r>
+    </w:p>
+    <w:p>
+      <w:pPr>
+        <w:pStyle w:val="Heading3"/>
+      </w:pPr>
+      <w:r>
+        <w:t>Independent case: Preserve records and report measured coverage</w:t>
+      </w:r>
+    </w:p>
+    <w:p>
+      <w:pPr>
+        <w:spacing w:line="336" w:lineRule="auto" w:after="180"/>
+        <w:shd w:fill="F5F1FB"/>
+      </w:pPr>
+      <w:r>
+        <w:rPr>
+          <w:b w:val="0"/>
+        </w:rPr>
+        <w:t xml:space="preserve">Trace the named </w:t>
+      </w:r>
+      <w:r>
+        <w:rPr>
+          <w:b/>
+        </w:rPr>
+        <w:t>field</w:t>
+      </w:r>
+      <w:r>
+        <w:rPr>
+          <w:b w:val="0"/>
+        </w:rPr>
+        <w:t xml:space="preserve">s and missing-value policy. Predict the </w:t>
+      </w:r>
+      <w:r>
+        <w:rPr>
+          <w:b/>
+        </w:rPr>
+        <w:t>output</w:t>
+      </w:r>
+      <w:r>
+        <w:rPr>
+          <w:b w:val="0"/>
+        </w:rPr>
+        <w:t>, state the observed total and mean denominator, and report coverage. What changes if all three rows are empty records?</w:t>
       </w:r>
     </w:p>
     <w:p>
@@ -407,7 +505,13 @@
       </w:r>
     </w:p>
     <w:p>
-      <w:r>
+      <w:pPr>
+        <w:spacing w:line="336" w:lineRule="auto" w:after="180"/>
+      </w:pPr>
+      <w:r>
+        <w:rPr>
+          <w:b w:val="0"/>
+        </w:rPr>
         <w:t>Attempt this case before feedback. Record any help. Earlier examples below are further practice; a case already practised with feedback cannot establish fresh transfer.</w:t>
       </w:r>
     </w:p>
@@ -421,20 +525,38 @@
     </w:p>
     <w:p>
       <w:r>
-        <w:t>In the worked dataset, state the number of records and the spare spaces in the second record.</w:t>
+        <w:t>Read a row. Apply the supplied Reading structured data facts and keep your reasoning.</w:t>
       </w:r>
     </w:p>
     <w:p>
       <w:pPr>
-        <w:pStyle w:val="Heading3"/>
-      </w:pPr>
-      <w:r>
-        <w:t>My reasoning and evidence</w:t>
+        <w:spacing w:line="336" w:lineRule="auto" w:after="180"/>
+      </w:pPr>
+      <w:r>
+        <w:rPr>
+          <w:b w:val="0"/>
+        </w:rPr>
+        <w:t xml:space="preserve">In the worked </w:t>
+      </w:r>
+      <w:r>
+        <w:rPr>
+          <w:b/>
+        </w:rPr>
+        <w:t>dataset</w:t>
+      </w:r>
+      <w:r>
+        <w:rPr>
+          <w:b w:val="0"/>
+        </w:rPr>
+        <w:t>, state the number of records and the spare spaces in the second record.</w:t>
       </w:r>
     </w:p>
     <w:p>
-      <w:r>
-        <w:t>________________________________________________________________</w:t>
+      <w:pPr>
+        <w:pStyle w:val="Heading3"/>
+      </w:pPr>
+      <w:r>
+        <w:t>My reasoning and evidence</w:t>
       </w:r>
     </w:p>
     <w:p>
@@ -463,34 +585,40 @@
       </w:r>
     </w:p>
     <w:p>
-      <w:pPr>
-        <w:pStyle w:val="Heading1"/>
-      </w:pPr>
-      <w:r>
-        <w:t>06. W2 Trace all updates</w:t>
+      <w:r>
+        <w:t>________________________________________________________________</w:t>
       </w:r>
     </w:p>
     <w:p>
-      <w:r>
-        <w:t>For spare contributions 2, 4 and 1, trace total starting at 0.</w:t>
+      <w:pPr>
+        <w:pStyle w:val="Heading1"/>
+      </w:pPr>
+      <w:r>
+        <w:t>06. W2 Trace all updates</w:t>
       </w:r>
     </w:p>
     <w:p>
-      <w:pPr>
-        <w:pStyle w:val="Heading3"/>
-      </w:pPr>
-      <w:r>
-        <w:t>My reasoning and evidence</w:t>
+      <w:r>
+        <w:t>Trace all updates. Apply the supplied Reading structured data facts and keep your reasoning.</w:t>
       </w:r>
     </w:p>
     <w:p>
-      <w:r>
-        <w:t>________________________________________________________________</w:t>
+      <w:pPr>
+        <w:spacing w:line="336" w:lineRule="auto" w:after="180"/>
+      </w:pPr>
+      <w:r>
+        <w:rPr>
+          <w:b w:val="0"/>
+        </w:rPr>
+        <w:t>For spare contributions 2, 4 and 1, trace total starting at 0.</w:t>
       </w:r>
     </w:p>
     <w:p>
-      <w:r>
-        <w:t>________________________________________________________________</w:t>
+      <w:pPr>
+        <w:pStyle w:val="Heading3"/>
+      </w:pPr>
+      <w:r>
+        <w:t>My reasoning and evidence</w:t>
       </w:r>
     </w:p>
     <w:p>
@@ -514,39 +642,46 @@
       </w:r>
     </w:p>
     <w:p>
-      <w:pPr>
-        <w:pStyle w:val="Heading1"/>
-      </w:pPr>
-      <w:r>
-        <w:t>07. W3 Repair initialization</w:t>
+      <w:r>
+        <w:t>________________________________________________________________</w:t>
       </w:r>
     </w:p>
     <w:p>
       <w:r>
-        <w:t>A loop resets total to 0 on each pass over contributions 2, 4, 1. What final total appears and how should it be fixed?</w:t>
+        <w:t>________________________________________________________________</w:t>
       </w:r>
     </w:p>
     <w:p>
       <w:pPr>
-        <w:pStyle w:val="Heading3"/>
-      </w:pPr>
-      <w:r>
-        <w:t>My reasoning and evidence</w:t>
+        <w:pStyle w:val="Heading1"/>
+      </w:pPr>
+      <w:r>
+        <w:t>07. W3 Repair initialization</w:t>
       </w:r>
     </w:p>
     <w:p>
       <w:r>
-        <w:t>________________________________________________________________</w:t>
+        <w:t>Repair initialization. Apply the supplied Reading structured data facts and keep your reasoning.</w:t>
       </w:r>
     </w:p>
     <w:p>
-      <w:r>
-        <w:t>________________________________________________________________</w:t>
+      <w:pPr>
+        <w:spacing w:line="336" w:lineRule="auto" w:after="180"/>
+        <w:shd w:fill="F5F1FB"/>
+      </w:pPr>
+      <w:r>
+        <w:rPr>
+          <w:b w:val="0"/>
+        </w:rPr>
+        <w:t>A loop resets total to 0 on each pass over contributions 2, 4, 1. What final total appears and how should it be fixed?</w:t>
       </w:r>
     </w:p>
     <w:p>
-      <w:r>
-        <w:t>________________________________________________________________</w:t>
+      <w:pPr>
+        <w:pStyle w:val="Heading3"/>
+      </w:pPr>
+      <w:r>
+        <w:t>My reasoning and evidence</w:t>
       </w:r>
     </w:p>
     <w:p>
@@ -565,44 +700,50 @@
       </w:r>
     </w:p>
     <w:p>
-      <w:pPr>
-        <w:pStyle w:val="Heading1"/>
-      </w:pPr>
-      <w:r>
-        <w:t>08. W4 Process new records independently</w:t>
+      <w:r>
+        <w:t>________________________________________________________________</w:t>
       </w:r>
     </w:p>
     <w:p>
       <w:r>
-        <w:t>Write a loop for records (capacity 9, used 2), (capacity 5, used 1), and (capacity 4, used 4). Predict the total. Reverse the order and test an empty list.</w:t>
+        <w:t>________________________________________________________________</w:t>
       </w:r>
     </w:p>
     <w:p>
-      <w:pPr>
-        <w:pStyle w:val="Heading3"/>
-      </w:pPr>
-      <w:r>
-        <w:t>My reasoning and evidence</w:t>
+      <w:r>
+        <w:t>________________________________________________________________</w:t>
       </w:r>
     </w:p>
     <w:p>
-      <w:r>
-        <w:t>________________________________________________________________</w:t>
+      <w:pPr>
+        <w:pStyle w:val="Heading1"/>
+      </w:pPr>
+      <w:r>
+        <w:t>08. W4 Process new records independently</w:t>
       </w:r>
     </w:p>
     <w:p>
       <w:r>
-        <w:t>________________________________________________________________</w:t>
+        <w:t>Attempt before feedback. If this repeats the selected independent case, reuse that first attempt; otherwise keep a separate record. Process new records independently. Apply the supplied Reading structured data facts and keep your reasoning.</w:t>
       </w:r>
     </w:p>
     <w:p>
-      <w:r>
-        <w:t>________________________________________________________________</w:t>
+      <w:pPr>
+        <w:spacing w:line="336" w:lineRule="auto" w:after="180"/>
+      </w:pPr>
+      <w:r>
+        <w:rPr>
+          <w:b w:val="0"/>
+        </w:rPr>
+        <w:t>Write a loop for records (capacity 9, used 2), (capacity 5, used 1), and (capacity 4, used 4). Predict the total. Reverse the order and test an empty list.</w:t>
       </w:r>
     </w:p>
     <w:p>
-      <w:r>
-        <w:t>________________________________________________________________</w:t>
+      <w:pPr>
+        <w:pStyle w:val="Heading3"/>
+      </w:pPr>
+      <w:r>
+        <w:t>My reasoning and evidence</w:t>
       </w:r>
     </w:p>
     <w:p>
@@ -626,24 +767,18 @@
       </w:r>
     </w:p>
     <w:p>
-      <w:pPr>
-        <w:pStyle w:val="Heading1"/>
-      </w:pPr>
-      <w:r>
-        <w:t>09. W5 Interpret an empty result</w:t>
+      <w:r>
+        <w:t>________________________________________________________________</w:t>
       </w:r>
     </w:p>
     <w:p>
       <w:r>
-        <w:t>An empty dataset produces total 0. Can you conclude that every cupboard is full?</w:t>
+        <w:t>________________________________________________________________</w:t>
       </w:r>
     </w:p>
     <w:p>
-      <w:pPr>
-        <w:pStyle w:val="Heading3"/>
-      </w:pPr>
-      <w:r>
-        <w:t>My reasoning and evidence</w:t>
+      <w:r>
+        <w:t>________________________________________________________________</w:t>
       </w:r>
     </w:p>
     <w:p>
@@ -652,23 +787,48 @@
       </w:r>
     </w:p>
     <w:p>
-      <w:r>
-        <w:t>________________________________________________________________</w:t>
+      <w:pPr>
+        <w:pStyle w:val="Heading1"/>
+      </w:pPr>
+      <w:r>
+        <w:t>09. W5 Interpret an empty result</w:t>
       </w:r>
     </w:p>
     <w:p>
       <w:r>
-        <w:t>________________________________________________________________</w:t>
+        <w:t>Interpret an empty result. Apply the supplied Reading structured data facts and keep your reasoning.</w:t>
       </w:r>
     </w:p>
     <w:p>
-      <w:r>
-        <w:t>________________________________________________________________</w:t>
+      <w:pPr>
+        <w:spacing w:line="336" w:lineRule="auto" w:after="180"/>
+        <w:shd w:fill="F5F1FB"/>
+      </w:pPr>
+      <w:r>
+        <w:rPr>
+          <w:b w:val="0"/>
+        </w:rPr>
+        <w:t xml:space="preserve">An empty </w:t>
+      </w:r>
+      <w:r>
+        <w:rPr>
+          <w:b/>
+        </w:rPr>
+        <w:t>dataset</w:t>
+      </w:r>
+      <w:r>
+        <w:rPr>
+          <w:b w:val="0"/>
+        </w:rPr>
+        <w:t xml:space="preserve"> produces total 0. Can you conclude that every cupboard is full?</w:t>
       </w:r>
     </w:p>
     <w:p>
-      <w:r>
-        <w:t>________________________________________________________________</w:t>
+      <w:pPr>
+        <w:pStyle w:val="Heading3"/>
+      </w:pPr>
+      <w:r>
+        <w:t>My reasoning and evidence</w:t>
       </w:r>
     </w:p>
     <w:p>
@@ -677,24 +837,18 @@
       </w:r>
     </w:p>
     <w:p>
-      <w:pPr>
-        <w:pStyle w:val="Heading1"/>
-      </w:pPr>
-      <w:r>
-        <w:t>10. Project checkpoint and reflection</w:t>
+      <w:r>
+        <w:t>________________________________________________________________</w:t>
       </w:r>
     </w:p>
     <w:p>
       <w:r>
-        <w:t>Add a labelled reading structured data evidence sheet to Python readiness portfolio. Show how you can process a list of records consistently. Use the supplied fictional case and keep its inputs, intermediate steps, calculation or prediction, and limitation. Connect this record to last week’s record; a matching answer without a trace is insufficient.</w:t>
+        <w:t>________________________________________________________________</w:t>
       </w:r>
     </w:p>
     <w:p>
-      <w:pPr>
-        <w:pStyle w:val="Heading3"/>
-      </w:pPr>
-      <w:r>
-        <w:t>My project change, supporting evidence and remaining limit</w:t>
+      <w:r>
+        <w:t>________________________________________________________________</w:t>
       </w:r>
     </w:p>
     <w:p>
@@ -708,31 +862,137 @@
       </w:r>
     </w:p>
     <w:p>
-      <w:r>
-        <w:t>________________________________________________________________</w:t>
+      <w:pPr>
+        <w:pStyle w:val="Heading1"/>
+      </w:pPr>
+      <w:r>
+        <w:t>10. Project checkpoint and reflection</w:t>
       </w:r>
     </w:p>
     <w:p>
       <w:r>
-        <w:t>________________________________________________________________</w:t>
+        <w:t>Connect Reading structured data to Python readiness portfolio, identify a limit and choose the next useful test.</w:t>
       </w:r>
     </w:p>
     <w:p>
-      <w:r>
-        <w:t>________________________________________________________________</w:t>
+      <w:pPr>
+        <w:spacing w:line="336" w:lineRule="auto" w:after="180"/>
+      </w:pPr>
+      <w:r>
+        <w:rPr>
+          <w:b w:val="0"/>
+        </w:rPr>
+        <w:t xml:space="preserve">Add a labelled reading structured data </w:t>
+      </w:r>
+      <w:r>
+        <w:rPr>
+          <w:b/>
+        </w:rPr>
+        <w:t>evidence</w:t>
+      </w:r>
+      <w:r>
+        <w:rPr>
+          <w:b w:val="0"/>
+        </w:rPr>
+        <w:t xml:space="preserve"> sheet to Python readiness portfolio. Show how you can </w:t>
+      </w:r>
+      <w:r>
+        <w:rPr>
+          <w:b/>
+        </w:rPr>
+        <w:t>process</w:t>
+      </w:r>
+      <w:r>
+        <w:rPr>
+          <w:b w:val="0"/>
+        </w:rPr>
+        <w:t xml:space="preserve"> a list of records consistently.</w:t>
       </w:r>
     </w:p>
     <w:p>
-      <w:r>
-        <w:t>________________________________________________________________</w:t>
+      <w:pPr>
+        <w:spacing w:line="336" w:lineRule="auto" w:after="180"/>
+      </w:pPr>
+      <w:r>
+        <w:rPr>
+          <w:b w:val="0"/>
+        </w:rPr>
+        <w:t xml:space="preserve">Use the supplied fictional case and keep its </w:t>
+      </w:r>
+      <w:r>
+        <w:rPr>
+          <w:b/>
+        </w:rPr>
+        <w:t>input</w:t>
+      </w:r>
+      <w:r>
+        <w:rPr>
+          <w:b w:val="0"/>
+        </w:rPr>
+        <w:t xml:space="preserve">s, intermediate steps, calculation or </w:t>
+      </w:r>
+      <w:r>
+        <w:rPr>
+          <w:b/>
+        </w:rPr>
+        <w:t>prediction</w:t>
+      </w:r>
+      <w:r>
+        <w:rPr>
+          <w:b w:val="0"/>
+        </w:rPr>
+        <w:t>, and limitation. Connect this record to last week’s record; a matching answer without a trace is insufficient.</w:t>
       </w:r>
     </w:p>
     <w:p>
       <w:pPr>
+        <w:pStyle w:val="Heading3"/>
+      </w:pPr>
+      <w:r>
+        <w:t>My project change, supporting evidence and remaining limit</w:t>
+      </w:r>
+    </w:p>
+    <w:p>
+      <w:r>
+        <w:t>________________________________________________________________</w:t>
+      </w:r>
+    </w:p>
+    <w:p>
+      <w:r>
+        <w:t>________________________________________________________________</w:t>
+      </w:r>
+    </w:p>
+    <w:p>
+      <w:r>
+        <w:t>________________________________________________________________</w:t>
+      </w:r>
+    </w:p>
+    <w:p>
+      <w:r>
+        <w:t>________________________________________________________________</w:t>
+      </w:r>
+    </w:p>
+    <w:p>
+      <w:r>
+        <w:t>________________________________________________________________</w:t>
+      </w:r>
+    </w:p>
+    <w:p>
+      <w:r>
+        <w:t>________________________________________________________________</w:t>
+      </w:r>
+    </w:p>
+    <w:p>
+      <w:pPr>
         <w:pStyle w:val="Heading1"/>
       </w:pPr>
       <w:r>
         <w:t>11. Feedback, return check and learning record</w:t>
+      </w:r>
+    </w:p>
+    <w:p>
+      <w:r>
+        <w:t>Record the first repaired step and a different case to revisit after a delay.</w:t>
       </w:r>
     </w:p>
     <w:tbl>
@@ -872,7 +1132,13 @@
       </w:tr>
     </w:tbl>
     <w:p>
-      <w:r>
+      <w:pPr>
+        <w:spacing w:line="336" w:lineRule="auto" w:after="180"/>
+      </w:pPr>
+      <w:r>
+        <w:rPr>
+          <w:b w:val="0"/>
+        </w:rPr>
         <w:t>Revisit this idea with your teacher after a delay. Familiarity is different from explaining and using it on a changed case.</w:t>
       </w:r>
     </w:p>
@@ -886,12 +1152,53 @@
     </w:p>
     <w:p>
       <w:r>
-        <w:t>Read rows with a missing-field policy. A toy table is represented as a list of dictionaries; count only rows with a recorded count.</w:t>
+        <w:t>Read rows with a missing-field policy. A toy table is represented as a list of dictionaries; count only rows with a recorded count. Explain the labelled step before checking the changed condition.</w:t>
       </w:r>
     </w:p>
     <w:p>
-      <w:r>
-        <w:t>Python 3 records: [{"count":2},{"count":0},{}]. Policy: include existing numeric counts, including zero; skip an absent field.</w:t>
+      <w:pPr>
+        <w:spacing w:line="336" w:lineRule="auto" w:after="180"/>
+      </w:pPr>
+      <w:r>
+        <w:rPr>
+          <w:b w:val="0"/>
+        </w:rPr>
+        <w:t>Read rows with a missing-</w:t>
+      </w:r>
+      <w:r>
+        <w:rPr>
+          <w:b/>
+        </w:rPr>
+        <w:t>field</w:t>
+      </w:r>
+      <w:r>
+        <w:rPr>
+          <w:b w:val="0"/>
+        </w:rPr>
+        <w:t xml:space="preserve"> policy. A toy table is represented as a list of dictionaries; count only rows with a recorded count.</w:t>
+      </w:r>
+    </w:p>
+    <w:p>
+      <w:pPr>
+        <w:spacing w:line="336" w:lineRule="auto" w:after="180"/>
+      </w:pPr>
+      <w:r>
+        <w:rPr>
+          <w:b w:val="0"/>
+        </w:rPr>
+        <w:t xml:space="preserve">Python 3 records: [{"count":2},{"count":0},{}]. Policy: include existing numeric counts, including zero; skip an absent </w:t>
+      </w:r>
+      <w:r>
+        <w:rPr>
+          <w:b/>
+        </w:rPr>
+        <w:t>field</w:t>
+      </w:r>
+      <w:r>
+        <w:rPr>
+          <w:b w:val="0"/>
+        </w:rPr>
+        <w:t>.</w:t>
       </w:r>
     </w:p>
     <w:p>
@@ -967,7 +1274,13 @@
       </w:r>
     </w:p>
     <w:p>
-      <w:r>
+      <w:pPr>
+        <w:spacing w:line="336" w:lineRule="auto" w:after="180"/>
+      </w:pPr>
+      <w:r>
+        <w:rPr>
+          <w:b w:val="0"/>
+        </w:rPr>
         <w:t>Circle the included rows, calculate the sum and mean, and state coverage. Repeat after adding the fourth row with count four.</w:t>
       </w:r>
     </w:p>
@@ -1010,36 +1323,187 @@
       </w:r>
     </w:p>
     <w:p>
-      <w:r>
-        <w:t>Support used: alone / hint / worked example. This record is practice evidence.</w:t>
+      <w:pPr>
+        <w:pStyle w:val="Heading3"/>
+      </w:pPr>
+      <w:r>
+        <w:t>Record the help used</w:t>
       </w:r>
     </w:p>
     <w:p>
-      <w:r>
-        <w:t>Project connection: For Python readiness before the Responsible Plant Classifier, retain a trace of the values, the predicted outputs and the changed-case explanation. Use actual Python 3 results to check the prediction after reasoning first.</w:t>
+      <w:pPr>
+        <w:spacing w:line="336" w:lineRule="auto" w:after="180"/>
+        <w:shd w:fill="F1F6F8"/>
+      </w:pPr>
+      <w:r>
+        <w:rPr>
+          <w:b w:val="0"/>
+        </w:rPr>
+        <w:t xml:space="preserve">Support used: alone / hint / worked example. This record is practice </w:t>
+      </w:r>
+      <w:r>
+        <w:rPr>
+          <w:b/>
+        </w:rPr>
+        <w:t>evidence</w:t>
+      </w:r>
+      <w:r>
+        <w:rPr>
+          <w:b w:val="0"/>
+        </w:rPr>
+        <w:t>.</w:t>
       </w:r>
     </w:p>
     <w:p>
       <w:pPr>
-        <w:pStyle w:val="Heading1"/>
-      </w:pPr>
-      <w:r>
-        <w:t>13. Project portfolio milestone</w:t>
+        <w:spacing w:line="336" w:lineRule="auto" w:after="180"/>
+      </w:pPr>
+      <w:r>
+        <w:rPr>
+          <w:b w:val="0"/>
+        </w:rPr>
+        <w:t xml:space="preserve">Project connection: For Python readiness before the Responsible Plant Classifier, retain a trace of the values, the predicted </w:t>
+      </w:r>
+      <w:r>
+        <w:rPr>
+          <w:b/>
+        </w:rPr>
+        <w:t>output</w:t>
+      </w:r>
+      <w:r>
+        <w:rPr>
+          <w:b w:val="0"/>
+        </w:rPr>
+        <w:t>s and the changed-case explanation.</w:t>
       </w:r>
     </w:p>
     <w:p>
-      <w:r>
-        <w:t>Project: Python readiness portfolio</w:t>
+      <w:pPr>
+        <w:spacing w:line="336" w:lineRule="auto" w:after="180"/>
+      </w:pPr>
+      <w:r>
+        <w:rPr>
+          <w:b w:val="0"/>
+        </w:rPr>
+        <w:t xml:space="preserve">Use actual Python 3 results to check the </w:t>
+      </w:r>
+      <w:r>
+        <w:rPr>
+          <w:b/>
+        </w:rPr>
+        <w:t>prediction</w:t>
+      </w:r>
+      <w:r>
+        <w:rPr>
+          <w:b w:val="0"/>
+        </w:rPr>
+        <w:t xml:space="preserve"> after reasoning first.</w:t>
       </w:r>
     </w:p>
     <w:p>
-      <w:r>
-        <w:t>Current milestone: Python readiness portfolio. Keep runnable code, predictions, actual outputs, one repaired error and an explanation of a function on changed inputs.</w:t>
+      <w:pPr>
+        <w:pStyle w:val="Heading1"/>
+      </w:pPr>
+      <w:r>
+        <w:t>13. Project portfolio milestone</w:t>
       </w:r>
     </w:p>
     <w:p>
       <w:r>
-        <w:t>For Python readiness before the Responsible Plant Classifier, retain a trace of the values, the predicted outputs and the changed-case explanation. Use actual Python 3 results to check the prediction after reasoning first.</w:t>
+        <w:t>Keep this week’s input, deciding step, result and limit together in the Python readiness portfolio record.</w:t>
+      </w:r>
+    </w:p>
+    <w:p>
+      <w:pPr>
+        <w:spacing w:line="336" w:lineRule="auto" w:after="180"/>
+      </w:pPr>
+      <w:r>
+        <w:rPr>
+          <w:b w:val="0"/>
+        </w:rPr>
+        <w:t>Project: Python readiness portfolio</w:t>
+      </w:r>
+    </w:p>
+    <w:p>
+      <w:pPr>
+        <w:spacing w:line="336" w:lineRule="auto" w:after="180"/>
+      </w:pPr>
+      <w:r>
+        <w:rPr>
+          <w:b w:val="0"/>
+        </w:rPr>
+        <w:t xml:space="preserve">Current milestone: Python readiness portfolio. Keep runnable code, </w:t>
+      </w:r>
+      <w:r>
+        <w:rPr>
+          <w:b/>
+        </w:rPr>
+        <w:t>prediction</w:t>
+      </w:r>
+      <w:r>
+        <w:rPr>
+          <w:b w:val="0"/>
+        </w:rPr>
+        <w:t xml:space="preserve">s, actual </w:t>
+      </w:r>
+      <w:r>
+        <w:rPr>
+          <w:b/>
+        </w:rPr>
+        <w:t>output</w:t>
+      </w:r>
+      <w:r>
+        <w:rPr>
+          <w:b w:val="0"/>
+        </w:rPr>
+        <w:t xml:space="preserve">s, one repaired error and an explanation of a function on changed </w:t>
+      </w:r>
+      <w:r>
+        <w:rPr>
+          <w:b/>
+        </w:rPr>
+        <w:t>input</w:t>
+      </w:r>
+      <w:r>
+        <w:rPr>
+          <w:b w:val="0"/>
+        </w:rPr>
+        <w:t>s.</w:t>
+      </w:r>
+    </w:p>
+    <w:p>
+      <w:pPr>
+        <w:spacing w:line="336" w:lineRule="auto" w:after="180"/>
+      </w:pPr>
+      <w:r>
+        <w:rPr>
+          <w:b w:val="0"/>
+        </w:rPr>
+        <w:t xml:space="preserve">For Python readiness before the Responsible Plant Classifier, retain a trace of the values, the predicted </w:t>
+      </w:r>
+      <w:r>
+        <w:rPr>
+          <w:b/>
+        </w:rPr>
+        <w:t>output</w:t>
+      </w:r>
+      <w:r>
+        <w:rPr>
+          <w:b w:val="0"/>
+        </w:rPr>
+        <w:t xml:space="preserve">s and the changed-case explanation. Use actual Python 3 results to check the </w:t>
+      </w:r>
+      <w:r>
+        <w:rPr>
+          <w:b/>
+        </w:rPr>
+        <w:t>prediction</w:t>
+      </w:r>
+      <w:r>
+        <w:rPr>
+          <w:b w:val="0"/>
+        </w:rPr>
+        <w:t xml:space="preserve"> after reasoning first.</w:t>
       </w:r>
     </w:p>
     <w:tbl>
@@ -1201,53 +1665,104 @@
     </w:p>
     <w:p>
       <w:r>
-        <w:t>Use this supported practice once, in the browser or on paper. Keep the reserved independent assessment for a separate first attempt before teacher feedback.</w:t>
+        <w:t>Try the supported questions before comparing with hints and feedback. Record what you repaired and the evidence you retained.</w:t>
       </w:r>
     </w:p>
     <w:p>
-      <w:r>
-        <w:t>Read rows with a missing-field policy. A toy table is represented as a list of dictionaries; count only rows with a recorded count.</w:t>
+      <w:pPr>
+        <w:spacing w:line="336" w:lineRule="auto" w:after="180"/>
+      </w:pPr>
+      <w:r>
+        <w:rPr>
+          <w:b w:val="0"/>
+        </w:rPr>
+        <w:t>Use this supported practice once, in the browser or on paper. Keep the reserved independent assessment for a separate first attempt before teacher feedback.</w:t>
       </w:r>
     </w:p>
     <w:p>
       <w:pPr>
-        <w:pStyle w:val="Heading3"/>
-      </w:pPr>
-      <w:r>
-        <w:t>Practice 1: explain the deciding evidence</w:t>
+        <w:spacing w:line="336" w:lineRule="auto" w:after="180"/>
+      </w:pPr>
+      <w:r>
+        <w:rPr>
+          <w:b w:val="0"/>
+        </w:rPr>
+        <w:t>Read rows with a missing-</w:t>
+      </w:r>
+      <w:r>
+        <w:rPr>
+          <w:b/>
+        </w:rPr>
+        <w:t>field</w:t>
+      </w:r>
+      <w:r>
+        <w:rPr>
+          <w:b w:val="0"/>
+        </w:rPr>
+        <w:t xml:space="preserve"> policy. A toy table is represented as a list of dictionaries; count only rows with a recorded count.</w:t>
       </w:r>
     </w:p>
     <w:p>
-      <w:r>
-        <w:t>Which labelled step matches this detail? Mean is 1; measured coverage is 2 of 3 rows.</w:t>
+      <w:pPr>
+        <w:pStyle w:val="Heading3"/>
+      </w:pPr>
+      <w:r>
+        <w:t>Practice 1: explain the deciding evidence</w:t>
       </w:r>
     </w:p>
     <w:p>
-      <w:r>
-        <w:t>1. Inspect three rows</w:t>
+      <w:pPr>
+        <w:spacing w:line="336" w:lineRule="auto" w:after="180"/>
+      </w:pPr>
+      <w:r>
+        <w:rPr>
+          <w:b w:val="0"/>
+        </w:rPr>
+        <w:t>Which labelled step matches this detail? Mean is 1; measured coverage is 2 of 3 rows.</w:t>
       </w:r>
     </w:p>
     <w:p>
-      <w:r>
-        <w:t>2. Report coverage and mean</w:t>
+      <w:pPr>
+        <w:spacing w:line="336" w:lineRule="auto" w:after="180"/>
+        <w:shd w:fill="F4F9FC"/>
+      </w:pPr>
+      <w:r>
+        <w:rPr>
+          <w:b w:val="0"/>
+        </w:rPr>
+        <w:t>1. Inspect three rows</w:t>
       </w:r>
     </w:p>
     <w:p>
-      <w:r>
-        <w:t>3. Accumulate values</w:t>
+      <w:pPr>
+        <w:spacing w:line="336" w:lineRule="auto" w:after="180"/>
+        <w:shd w:fill="F4F9FC"/>
+      </w:pPr>
+      <w:r>
+        <w:rPr>
+          <w:b w:val="0"/>
+        </w:rPr>
+        <w:t>2. Report coverage and mean</w:t>
       </w:r>
     </w:p>
     <w:p>
       <w:pPr>
-        <w:pStyle w:val="Heading3"/>
-      </w:pPr>
-      <w:r>
-        <w:t>My selected conclusion, deciding fact and explanation</w:t>
+        <w:spacing w:line="336" w:lineRule="auto" w:after="180"/>
+        <w:shd w:fill="F4F9FC"/>
+      </w:pPr>
+      <w:r>
+        <w:rPr>
+          <w:b w:val="0"/>
+        </w:rPr>
+        <w:t>3. Accumulate values</w:t>
       </w:r>
     </w:p>
     <w:p>
-      <w:r>
-        <w:t>________________________________________________________________</w:t>
+      <w:pPr>
+        <w:pStyle w:val="Heading3"/>
+      </w:pPr>
+      <w:r>
+        <w:t>My selected conclusion, deciding fact and explanation</w:t>
       </w:r>
     </w:p>
     <w:p>
@@ -1272,40 +1787,79 @@
     </w:p>
     <w:p>
       <w:r>
-        <w:t>Hint if needed: Read the steps in the pictorial case. Match the supplied detail to the stage that performs or records it.</w:t>
+        <w:t>________________________________________________________________</w:t>
       </w:r>
     </w:p>
     <w:p>
-      <w:r>
-        <w:t>After your attempt, compare with the supported explanation: Report coverage and mean Mean is 1; measured coverage is 2 of 3 rows. Structured data need a row policy before aggregation. Treating missing as zero changes the statistic and can conceal incomplete coverage; real zero remains an observation.</w:t>
+      <w:pPr>
+        <w:pStyle w:val="Heading3"/>
+      </w:pPr>
+      <w:r>
+        <w:t>Hint · try first</w:t>
       </w:r>
     </w:p>
     <w:p>
       <w:pPr>
-        <w:pStyle w:val="Heading3"/>
-      </w:pPr>
-      <w:r>
-        <w:t>Practice 2: explain the deciding evidence</w:t>
+        <w:spacing w:line="336" w:lineRule="auto" w:after="180"/>
+        <w:shd w:fill="F1F6F8"/>
+      </w:pPr>
+      <w:r>
+        <w:rPr>
+          <w:b w:val="0"/>
+        </w:rPr>
+        <w:t>Hint if needed: Read the steps in the pictorial case. Match the supplied detail to the stage that performs or records it.</w:t>
       </w:r>
     </w:p>
     <w:p>
-      <w:r>
-        <w:t>Changed-case practice: Add {"count":4} as a fourth row. Which conclusion is supported by the supplied facts?</w:t>
+      <w:pPr>
+        <w:pStyle w:val="Heading3"/>
+      </w:pPr>
+      <w:r>
+        <w:t>Feedback · compare after trying</w:t>
       </w:r>
     </w:p>
     <w:p>
-      <w:r>
-        <w:t>1. We can decide the result without examining the changed input or the procedure.</w:t>
+      <w:pPr>
+        <w:spacing w:line="336" w:lineRule="auto" w:after="180"/>
+        <w:shd w:fill="F1F6FC"/>
+      </w:pPr>
+      <w:r>
+        <w:rPr>
+          <w:b w:val="0"/>
+        </w:rPr>
+        <w:t>After your attempt, compare with the supported explanation: Report coverage and mean Mean is 1; measured coverage is 2 of 3 rows. Structured data need a row policy before aggregation.</w:t>
       </w:r>
     </w:p>
     <w:p>
-      <w:r>
-        <w:t>2. This one example guarantees correct results for every future input.</w:t>
+      <w:pPr>
+        <w:spacing w:line="336" w:lineRule="auto" w:after="180"/>
+        <w:shd w:fill="F1F6FC"/>
+      </w:pPr>
+      <w:r>
+        <w:rPr>
+          <w:b w:val="0"/>
+        </w:rPr>
+        <w:t xml:space="preserve">Treating missing as zero changes the statistic and can conceal incomplete coverage; real zero remains an </w:t>
+      </w:r>
+      <w:r>
+        <w:rPr>
+          <w:b/>
+        </w:rPr>
+        <w:t>observation</w:t>
+      </w:r>
+      <w:r>
+        <w:rPr>
+          <w:b w:val="0"/>
+        </w:rPr>
+        <w:t>.</w:t>
       </w:r>
     </w:p>
     <w:p>
-      <w:r>
-        <w:t>3. Sum becomes 6, denominator 3, mean 2; coverage is 3 of 4.</w:t>
+      <w:pPr>
+        <w:pStyle w:val="Heading3"/>
+      </w:pPr>
+      <w:r>
+        <w:t>Practice 2: explain the deciding evidence</w:t>
       </w:r>
     </w:p>
     <w:p>
@@ -1313,104 +1867,1142 @@
         <w:pStyle w:val="Heading3"/>
       </w:pPr>
       <w:r>
-        <w:t>My selected conclusion, deciding fact and explanation</w:t>
+        <w:t>Changed case · predict first</w:t>
       </w:r>
     </w:p>
     <w:p>
-      <w:r>
-        <w:t>________________________________________________________________</w:t>
+      <w:pPr>
+        <w:spacing w:line="336" w:lineRule="auto" w:after="180"/>
+        <w:shd w:fill="F5F1FB"/>
+      </w:pPr>
+      <w:r>
+        <w:rPr>
+          <w:b w:val="0"/>
+        </w:rPr>
+        <w:t>Changed-case practice: Add {"count":4} as a fourth row. Which conclusion is supported by the supplied facts?</w:t>
       </w:r>
     </w:p>
     <w:p>
-      <w:r>
-        <w:t>________________________________________________________________</w:t>
+      <w:pPr>
+        <w:spacing w:line="336" w:lineRule="auto" w:after="180"/>
+        <w:shd w:fill="F4F9FC"/>
+      </w:pPr>
+      <w:r>
+        <w:rPr>
+          <w:b w:val="0"/>
+        </w:rPr>
+        <w:t xml:space="preserve">1. We can decide the result without examining the changed </w:t>
+      </w:r>
+      <w:r>
+        <w:rPr>
+          <w:b/>
+        </w:rPr>
+        <w:t>input</w:t>
+      </w:r>
+      <w:r>
+        <w:rPr>
+          <w:b w:val="0"/>
+        </w:rPr>
+        <w:t xml:space="preserve"> or the procedure.</w:t>
       </w:r>
     </w:p>
     <w:p>
-      <w:r>
-        <w:t>________________________________________________________________</w:t>
+      <w:pPr>
+        <w:spacing w:line="336" w:lineRule="auto" w:after="180"/>
+        <w:shd w:fill="F4F9FC"/>
+      </w:pPr>
+      <w:r>
+        <w:rPr>
+          <w:b w:val="0"/>
+        </w:rPr>
+        <w:t xml:space="preserve">2. This one example guarantees correct results for every future </w:t>
+      </w:r>
+      <w:r>
+        <w:rPr>
+          <w:b/>
+        </w:rPr>
+        <w:t>input</w:t>
+      </w:r>
+      <w:r>
+        <w:rPr>
+          <w:b w:val="0"/>
+        </w:rPr>
+        <w:t>.</w:t>
       </w:r>
     </w:p>
     <w:p>
-      <w:r>
-        <w:t>________________________________________________________________</w:t>
+      <w:pPr>
+        <w:spacing w:line="336" w:lineRule="auto" w:after="180"/>
+        <w:shd w:fill="F4F9FC"/>
+      </w:pPr>
+      <w:r>
+        <w:rPr>
+          <w:b w:val="0"/>
+        </w:rPr>
+        <w:t>3. Sum becomes 6, denominator 3, mean 2; coverage is 3 of 4.</w:t>
       </w:r>
     </w:p>
     <w:p>
-      <w:r>
-        <w:t>________________________________________________________________</w:t>
+      <w:pPr>
+        <w:pStyle w:val="Heading3"/>
+      </w:pPr>
+      <w:r>
+        <w:t>My selected conclusion, deciding fact and explanation</w:t>
       </w:r>
     </w:p>
     <w:p>
       <w:r>
-        <w:t>Hint if needed: Use the changed condition and the deciding step in the pictorial trace. The answer must say what follows from those facts.</w:t>
+        <w:t>________________________________________________________________</w:t>
       </w:r>
     </w:p>
     <w:p>
       <w:r>
-        <w:t>After your attempt, compare with the supported explanation: Sum becomes 6, denominator 3, mean 2; coverage is 3 of 4. Only the added recorded value contributes; the existing absent field remains skipped.</w:t>
+        <w:t>________________________________________________________________</w:t>
       </w:r>
     </w:p>
     <w:p>
-      <w:pPr>
-        <w:pStyle w:val="Heading3"/>
-      </w:pPr>
-      <w:r>
-        <w:t>Repair a missing building block</w:t>
+      <w:r>
+        <w:t>________________________________________________________________</w:t>
       </w:r>
     </w:p>
     <w:p>
       <w:r>
-        <w:t>Review Dictionaries and records (python-bridge/10). Goal: Read and update named dictionary fields. Short practice: Predict all three original outputs. Explain the difference between count=0 and missing price, then predict the lookup after price=0 is added.. Return to this week and explain what you changed.</w:t>
+        <w:t>________________________________________________________________</w:t>
       </w:r>
     </w:p>
     <w:p>
       <w:r>
-        <w:t>Review Functions and arguments (python-bridge/8). Goal: Distinguish a function definition from a function call. Short practice: Match every argument to a parameter for the two calls. Why do outputs differ, and what prints when both calls are removed?. Return to this week and explain what you changed.</w:t>
+        <w:t>________________________________________________________________</w:t>
       </w:r>
     </w:p>
     <w:p>
-      <w:r>
-        <w:t>Review Branching and boundary tests (python-bridge/5). Goal: Trace the selected branch in an if elif else chain. Short practice: Trace -2, 4 and 5 through the branches. Explain why the negative check comes first and what label -2 gets if it is removed.. Return to this week and explain what you changed.</w:t>
+      <w:pPr>
+        <w:pStyle w:val="Heading3"/>
+      </w:pPr>
+      <w:r>
+        <w:t>Hint · try first</w:t>
       </w:r>
     </w:p>
     <w:p>
       <w:pPr>
-        <w:pStyle w:val="Heading3"/>
-      </w:pPr>
-      <w:r>
-        <w:t>Predict, run and debug</w:t>
+        <w:spacing w:line="336" w:lineRule="auto" w:after="180"/>
+        <w:shd w:fill="F1F6F8"/>
+      </w:pPr>
+      <w:r>
+        <w:rPr>
+          <w:b w:val="0"/>
+        </w:rPr>
+        <w:t>Hint if needed: Use the changed condition and the deciding step in the pictorial trace. The answer must say what follows from those facts.</w:t>
       </w:r>
     </w:p>
     <w:p>
-      <w:r>
-        <w:t>The browser lab lets you edit the supported Python examples already included in this lesson. Predict first, run, inspect the actual output or error, change one input, then run again. Keep code, predictions, actual results and a reasoned revision together. On paper, label your result as a trace rather than an execution.</w:t>
+      <w:pPr>
+        <w:pStyle w:val="Heading3"/>
+      </w:pPr>
+      <w:r>
+        <w:t>Feedback · compare after trying</w:t>
       </w:r>
     </w:p>
     <w:p>
       <w:pPr>
-        <w:pStyle w:val="Heading3"/>
-      </w:pPr>
-      <w:r>
-        <w:t>Keep your completed work</w:t>
+        <w:spacing w:line="336" w:lineRule="auto" w:after="180"/>
+        <w:shd w:fill="F1F6FC"/>
+      </w:pPr>
+      <w:r>
+        <w:rPr>
+          <w:b w:val="0"/>
+        </w:rPr>
+        <w:t xml:space="preserve">After your attempt, compare with the supported explanation: Sum becomes 6, denominator 3, mean 2; coverage is 3 of 4. Only the added recorded value contributes; the existing absent </w:t>
+      </w:r>
+      <w:r>
+        <w:rPr>
+          <w:b/>
+        </w:rPr>
+        <w:t>field</w:t>
+      </w:r>
+      <w:r>
+        <w:rPr>
+          <w:b w:val="0"/>
+        </w:rPr>
+        <w:t xml:space="preserve"> remains skipped.</w:t>
       </w:r>
     </w:p>
     <w:p>
-      <w:r>
-        <w:t>Use Download completed work in the hosted lesson to export your answers, reflections, practice feedback and code-run evidence. Open the HTML copy to read or print it. Drafts stay in this browser when storage is available; clear drafts on a shared device.</w:t>
+      <w:pPr>
+        <w:pStyle w:val="Heading3"/>
+      </w:pPr>
+      <w:r>
+        <w:t>Repair a missing building block</w:t>
       </w:r>
     </w:p>
     <w:p>
       <w:pPr>
-        <w:pStyle w:val="Heading3"/>
-      </w:pPr>
-      <w:r>
-        <w:t>What I repaired, the evidence I kept and the next test</w:t>
+        <w:spacing w:line="336" w:lineRule="auto" w:after="180"/>
+      </w:pPr>
+      <w:r>
+        <w:rPr>
+          <w:b w:val="0"/>
+        </w:rPr>
+        <w:t xml:space="preserve">Review Dictionaries and records (python-bridge/10). Goal: Read and update named dictionary </w:t>
+      </w:r>
+      <w:r>
+        <w:rPr>
+          <w:b/>
+        </w:rPr>
+        <w:t>field</w:t>
+      </w:r>
+      <w:r>
+        <w:rPr>
+          <w:b w:val="0"/>
+        </w:rPr>
+        <w:t xml:space="preserve">s. Short practice: Predict all three original </w:t>
+      </w:r>
+      <w:r>
+        <w:rPr>
+          <w:b/>
+        </w:rPr>
+        <w:t>output</w:t>
+      </w:r>
+      <w:r>
+        <w:rPr>
+          <w:b w:val="0"/>
+        </w:rPr>
+        <w:t>s.</w:t>
       </w:r>
     </w:p>
     <w:p>
+      <w:pPr>
+        <w:spacing w:line="336" w:lineRule="auto" w:after="180"/>
+      </w:pPr>
+      <w:r>
+        <w:rPr>
+          <w:b w:val="0"/>
+        </w:rPr>
+        <w:t>Explain the difference between count=0 and missing price, then predict the lookup after price=0 is added.. Return to this week and explain what you changed.</w:t>
+      </w:r>
+    </w:p>
+    <w:p>
+      <w:pPr>
+        <w:spacing w:line="336" w:lineRule="auto" w:after="180"/>
+      </w:pPr>
+      <w:r>
+        <w:rPr>
+          <w:b w:val="0"/>
+        </w:rPr>
+        <w:t>Review Functions and arguments (python-bridge/8). Goal: Distinguish a function definition from a function call. Short practice: Match every argument to a parameter for the two calls.</w:t>
+      </w:r>
+    </w:p>
+    <w:p>
+      <w:pPr>
+        <w:spacing w:line="336" w:lineRule="auto" w:after="180"/>
+      </w:pPr>
+      <w:r>
+        <w:rPr>
+          <w:b w:val="0"/>
+        </w:rPr>
+        <w:t xml:space="preserve">Why do </w:t>
+      </w:r>
+      <w:r>
+        <w:rPr>
+          <w:b/>
+        </w:rPr>
+        <w:t>output</w:t>
+      </w:r>
+      <w:r>
+        <w:rPr>
+          <w:b w:val="0"/>
+        </w:rPr>
+        <w:t>s differ, and what prints when both calls are removed?. Return to this week and explain what you changed.</w:t>
+      </w:r>
+    </w:p>
+    <w:p>
+      <w:pPr>
+        <w:spacing w:line="336" w:lineRule="auto" w:after="180"/>
+      </w:pPr>
+      <w:r>
+        <w:rPr>
+          <w:b w:val="0"/>
+        </w:rPr>
+        <w:t>Review Branching and boundary tests (python-bridge/5). Goal: Trace the selected branch in an if elif else chain. Short practice: Trace -2, 4 and 5 through the branches.</w:t>
+      </w:r>
+    </w:p>
+    <w:p>
+      <w:pPr>
+        <w:spacing w:line="336" w:lineRule="auto" w:after="180"/>
+      </w:pPr>
+      <w:r>
+        <w:rPr>
+          <w:b w:val="0"/>
+        </w:rPr>
+        <w:t>Explain why the negative check comes first and what label -2 gets if it is removed.. Return to this week and explain what you changed.</w:t>
+      </w:r>
+    </w:p>
+    <w:p>
+      <w:pPr>
+        <w:pStyle w:val="Heading3"/>
+      </w:pPr>
+      <w:r>
+        <w:t>Predict, run and debug</w:t>
+      </w:r>
+    </w:p>
+    <w:p>
+      <w:pPr>
+        <w:spacing w:line="336" w:lineRule="auto" w:after="180"/>
+      </w:pPr>
+      <w:r>
+        <w:rPr>
+          <w:b w:val="0"/>
+        </w:rPr>
+        <w:t xml:space="preserve">The browser lab lets you edit the supported Python examples already included in this lesson. Predict first, run, inspect the actual </w:t>
+      </w:r>
+      <w:r>
+        <w:rPr>
+          <w:b/>
+        </w:rPr>
+        <w:t>output</w:t>
+      </w:r>
+      <w:r>
+        <w:rPr>
+          <w:b w:val="0"/>
+        </w:rPr>
+        <w:t xml:space="preserve"> or error, change one </w:t>
+      </w:r>
+      <w:r>
+        <w:rPr>
+          <w:b/>
+        </w:rPr>
+        <w:t>input</w:t>
+      </w:r>
+      <w:r>
+        <w:rPr>
+          <w:b w:val="0"/>
+        </w:rPr>
+        <w:t>, then run again.</w:t>
+      </w:r>
+    </w:p>
+    <w:p>
+      <w:pPr>
+        <w:spacing w:line="336" w:lineRule="auto" w:after="180"/>
+      </w:pPr>
+      <w:r>
+        <w:rPr>
+          <w:b w:val="0"/>
+        </w:rPr>
+        <w:t xml:space="preserve">Keep code, </w:t>
+      </w:r>
+      <w:r>
+        <w:rPr>
+          <w:b/>
+        </w:rPr>
+        <w:t>prediction</w:t>
+      </w:r>
+      <w:r>
+        <w:rPr>
+          <w:b w:val="0"/>
+        </w:rPr>
+        <w:t>s, actual results and a reasoned revision together. On paper, label your result as a trace rather than an execution.</w:t>
+      </w:r>
+    </w:p>
+    <w:p>
+      <w:pPr>
+        <w:pStyle w:val="Heading3"/>
+      </w:pPr>
+      <w:r>
+        <w:t>Keep your completed work</w:t>
+      </w:r>
+    </w:p>
+    <w:p>
+      <w:pPr>
+        <w:spacing w:line="336" w:lineRule="auto" w:after="180"/>
+      </w:pPr>
+      <w:r>
+        <w:rPr>
+          <w:b w:val="0"/>
+        </w:rPr>
+        <w:t xml:space="preserve">Use Download completed work in the hosted lesson to export your answers, reflections, practice feedback and code-run </w:t>
+      </w:r>
+      <w:r>
+        <w:rPr>
+          <w:b/>
+        </w:rPr>
+        <w:t>evidence</w:t>
+      </w:r>
+      <w:r>
+        <w:rPr>
+          <w:b w:val="0"/>
+        </w:rPr>
+        <w:t>. Open the HTML copy to read or print it.</w:t>
+      </w:r>
+    </w:p>
+    <w:p>
+      <w:pPr>
+        <w:spacing w:line="336" w:lineRule="auto" w:after="180"/>
+      </w:pPr>
+      <w:r>
+        <w:rPr>
+          <w:b w:val="0"/>
+        </w:rPr>
+        <w:t>Drafts stay in this browser when storage is available; clear drafts on a shared device.</w:t>
+      </w:r>
+    </w:p>
+    <w:p>
+      <w:pPr>
+        <w:pStyle w:val="Heading3"/>
+      </w:pPr>
+      <w:r>
+        <w:t>What I repaired, the evidence I kept and the next test</w:t>
+      </w:r>
+    </w:p>
+    <w:p>
       <w:r>
         <w:t>________________________________________________________________</w:t>
+      </w:r>
+    </w:p>
+    <w:p>
+      <w:r>
+        <w:t>________________________________________________________________</w:t>
+      </w:r>
+    </w:p>
+    <w:p>
+      <w:r>
+        <w:t>________________________________________________________________</w:t>
+      </w:r>
+    </w:p>
+    <w:p>
+      <w:r>
+        <w:t>________________________________________________________________</w:t>
+      </w:r>
+    </w:p>
+    <w:p>
+      <w:r>
+        <w:t>________________________________________________________________</w:t>
+      </w:r>
+    </w:p>
+    <w:p>
+      <w:pPr>
+        <w:pStyle w:val="Heading1"/>
+      </w:pPr>
+      <w:r>
+        <w:t>15. Visual concept journey</w:t>
+      </w:r>
+    </w:p>
+    <w:p>
+      <w:r>
+        <w:t>Explain each Reading structured data picture from its labels, then record a relevant limit.</w:t>
+      </w:r>
+    </w:p>
+    <w:p>
+      <w:pPr>
+        <w:pStyle w:val="Heading3"/>
+      </w:pPr>
+      <w:r>
+        <w:t>01. Reading structured data: the case</w:t>
+      </w:r>
+    </w:p>
+    <w:p>
+      <w:r>
+        <w:drawing>
+          <wp:inline xmlns:a="http://schemas.openxmlformats.org/drawingml/2006/main" xmlns:pic="http://schemas.openxmlformats.org/drawingml/2006/picture">
+            <wp:extent cx="5486400" cy="2834640"/>
+            <wp:docPr id="3" name="Picture 3" descr="Read rows with a missing-field policy. A toy table is represented as a list of dictionaries; count only rows with a recorded count. Supplied facts: Python 3 records: [{&quot;count&quot;:2},{&quot;count&quot;:0},{}]. Policy: include existing numeric counts, including zero; skip an absent field."/>
+            <wp:cNvGraphicFramePr>
+              <a:graphicFrameLocks noChangeAspect="1"/>
+            </wp:cNvGraphicFramePr>
+            <a:graphic>
+              <a:graphicData uri="http://schemas.openxmlformats.org/drawingml/2006/picture">
+                <pic:pic>
+                  <pic:nvPicPr>
+                    <pic:cNvPr id="0" name="academy-story-python-bridge-11-01.png"/>
+                    <pic:cNvPicPr/>
+                  </pic:nvPicPr>
+                  <pic:blipFill>
+                    <a:blip r:embed="rId11"/>
+                    <a:stretch>
+                      <a:fillRect/>
+                    </a:stretch>
+                  </pic:blipFill>
+                  <pic:spPr>
+                    <a:xfrm>
+                      <a:off x="0" y="0"/>
+                      <a:ext cx="5486400" cy="2834640"/>
+                    </a:xfrm>
+                    <a:prstGeom prst="rect"/>
+                  </pic:spPr>
+                </pic:pic>
+              </a:graphicData>
+            </a:graphic>
+          </wp:inline>
+        </w:drawing>
+      </w:r>
+    </w:p>
+    <w:p>
+      <w:pPr>
+        <w:spacing w:line="336" w:lineRule="auto" w:after="180"/>
+      </w:pPr>
+      <w:r>
+        <w:rPr>
+          <w:b w:val="0"/>
+        </w:rPr>
+        <w:t>Read rows with a missing-</w:t>
+      </w:r>
+      <w:r>
+        <w:rPr>
+          <w:b/>
+        </w:rPr>
+        <w:t>field</w:t>
+      </w:r>
+      <w:r>
+        <w:rPr>
+          <w:b w:val="0"/>
+        </w:rPr>
+        <w:t xml:space="preserve"> policy. A toy table is represented as a list of dictionaries; count only rows with a recorded count. Supplied facts: Python 3 records: [{"count":2},{"count":0},{}].</w:t>
+      </w:r>
+    </w:p>
+    <w:p>
+      <w:pPr>
+        <w:spacing w:line="336" w:lineRule="auto" w:after="180"/>
+      </w:pPr>
+      <w:r>
+        <w:rPr>
+          <w:b w:val="0"/>
+        </w:rPr>
+        <w:t xml:space="preserve">Policy: include existing numeric counts, including zero; skip an absent </w:t>
+      </w:r>
+      <w:r>
+        <w:rPr>
+          <w:b/>
+        </w:rPr>
+        <w:t>field</w:t>
+      </w:r>
+      <w:r>
+        <w:rPr>
+          <w:b w:val="0"/>
+        </w:rPr>
+        <w:t>.</w:t>
+      </w:r>
+    </w:p>
+    <w:p>
+      <w:pPr>
+        <w:spacing w:line="336" w:lineRule="auto" w:after="180"/>
+        <w:shd w:fill="F5F1FB"/>
+      </w:pPr>
+      <w:r>
+        <w:rPr>
+          <w:b w:val="0"/>
+        </w:rPr>
+        <w:t>Point to the given fact that matters most. Explain why it matters.</w:t>
+      </w:r>
+    </w:p>
+    <w:p>
+      <w:pPr>
+        <w:pStyle w:val="Heading3"/>
+      </w:pPr>
+      <w:r>
+        <w:t>My picture explanation, deciding evidence and one limit</w:t>
+      </w:r>
+    </w:p>
+    <w:p>
+      <w:r>
+        <w:t>________________________________________________________________</w:t>
+      </w:r>
+    </w:p>
+    <w:p>
+      <w:r>
+        <w:t>________________________________________________________________</w:t>
+      </w:r>
+    </w:p>
+    <w:p>
+      <w:r>
+        <w:t>________________________________________________________________</w:t>
+      </w:r>
+    </w:p>
+    <w:p>
+      <w:r>
+        <w:t>________________________________________________________________</w:t>
+      </w:r>
+    </w:p>
+    <w:p>
+      <w:pPr>
+        <w:pStyle w:val="Heading3"/>
+      </w:pPr>
+      <w:r>
+        <w:t>02. Follow the deciding steps</w:t>
+      </w:r>
+    </w:p>
+    <w:p>
+      <w:r>
+        <w:drawing>
+          <wp:inline xmlns:a="http://schemas.openxmlformats.org/drawingml/2006/main" xmlns:pic="http://schemas.openxmlformats.org/drawingml/2006/picture">
+            <wp:extent cx="5486400" cy="3182112"/>
+            <wp:docPr id="4" name="Picture 4" descr="Inspect three rows: Two rows contain count; the third does not. → Accumulate values: The included values sum to 2+0=2, with denominator 2. → Report coverage and mean: Mean is 1; measured coverage is 2 of 3 rows."/>
+            <wp:cNvGraphicFramePr>
+              <a:graphicFrameLocks noChangeAspect="1"/>
+            </wp:cNvGraphicFramePr>
+            <a:graphic>
+              <a:graphicData uri="http://schemas.openxmlformats.org/drawingml/2006/picture">
+                <pic:pic>
+                  <pic:nvPicPr>
+                    <pic:cNvPr id="0" name="academy-story-python-bridge-11-02.png"/>
+                    <pic:cNvPicPr/>
+                  </pic:nvPicPr>
+                  <pic:blipFill>
+                    <a:blip r:embed="rId12"/>
+                    <a:stretch>
+                      <a:fillRect/>
+                    </a:stretch>
+                  </pic:blipFill>
+                  <pic:spPr>
+                    <a:xfrm>
+                      <a:off x="0" y="0"/>
+                      <a:ext cx="5486400" cy="3182112"/>
+                    </a:xfrm>
+                    <a:prstGeom prst="rect"/>
+                  </pic:spPr>
+                </pic:pic>
+              </a:graphicData>
+            </a:graphic>
+          </wp:inline>
+        </w:drawing>
+      </w:r>
+    </w:p>
+    <w:p>
+      <w:pPr>
+        <w:spacing w:line="336" w:lineRule="auto" w:after="180"/>
+      </w:pPr>
+      <w:r>
+        <w:rPr>
+          <w:b w:val="0"/>
+        </w:rPr>
+        <w:t>Inspect three rows: Two rows contain count; the third does not. → Accumulate values: The included values sum to 2+0=2, with denominator 2. → Report coverage and mean: Mean is 1; measured coverage is 2 of 3 rows.</w:t>
+      </w:r>
+    </w:p>
+    <w:p>
+      <w:pPr>
+        <w:spacing w:line="336" w:lineRule="auto" w:after="180"/>
+        <w:shd w:fill="F5F1FB"/>
+      </w:pPr>
+      <w:r>
+        <w:rPr>
+          <w:b w:val="0"/>
+        </w:rPr>
+        <w:t xml:space="preserve">Point to each numbered stage and explain which recorded </w:t>
+      </w:r>
+      <w:r>
+        <w:rPr>
+          <w:b/>
+        </w:rPr>
+        <w:t>input</w:t>
+      </w:r>
+      <w:r>
+        <w:rPr>
+          <w:b w:val="0"/>
+        </w:rPr>
+        <w:t xml:space="preserve"> it uses.</w:t>
+      </w:r>
+    </w:p>
+    <w:p>
+      <w:pPr>
+        <w:pStyle w:val="Heading3"/>
+      </w:pPr>
+      <w:r>
+        <w:t>My picture explanation, deciding evidence and one limit</w:t>
+      </w:r>
+    </w:p>
+    <w:p>
+      <w:r>
+        <w:t>________________________________________________________________</w:t>
+      </w:r>
+    </w:p>
+    <w:p>
+      <w:r>
+        <w:t>________________________________________________________________</w:t>
+      </w:r>
+    </w:p>
+    <w:p>
+      <w:r>
+        <w:t>________________________________________________________________</w:t>
+      </w:r>
+    </w:p>
+    <w:p>
+      <w:r>
+        <w:t>________________________________________________________________</w:t>
+      </w:r>
+    </w:p>
+    <w:p>
+      <w:pPr>
+        <w:pStyle w:val="Heading3"/>
+      </w:pPr>
+      <w:r>
+        <w:t>03. Included values and absent field</w:t>
+      </w:r>
+    </w:p>
+    <w:p>
+      <w:r>
+        <w:drawing>
+          <wp:inline xmlns:a="http://schemas.openxmlformats.org/drawingml/2006/main" xmlns:pic="http://schemas.openxmlformats.org/drawingml/2006/picture">
+            <wp:extent cx="5486400" cy="3617976"/>
+            <wp:docPr id="5" name="Picture 5" descr="Included values and absent field. Row 1: Count value = 2, Include in mean? = Yes. Row 2: Count value = 0, Include in mean? = Yes. Row 3: Count value = Absent, Include in mean? = No."/>
+            <wp:cNvGraphicFramePr>
+              <a:graphicFrameLocks noChangeAspect="1"/>
+            </wp:cNvGraphicFramePr>
+            <a:graphic>
+              <a:graphicData uri="http://schemas.openxmlformats.org/drawingml/2006/picture">
+                <pic:pic>
+                  <pic:nvPicPr>
+                    <pic:cNvPr id="0" name="academy-story-python-bridge-11-03.png"/>
+                    <pic:cNvPicPr/>
+                  </pic:nvPicPr>
+                  <pic:blipFill>
+                    <a:blip r:embed="rId13"/>
+                    <a:stretch>
+                      <a:fillRect/>
+                    </a:stretch>
+                  </pic:blipFill>
+                  <pic:spPr>
+                    <a:xfrm>
+                      <a:off x="0" y="0"/>
+                      <a:ext cx="5486400" cy="3617976"/>
+                    </a:xfrm>
+                    <a:prstGeom prst="rect"/>
+                  </pic:spPr>
+                </pic:pic>
+              </a:graphicData>
+            </a:graphic>
+          </wp:inline>
+        </w:drawing>
+      </w:r>
+    </w:p>
+    <w:p>
+      <w:pPr>
+        <w:spacing w:line="336" w:lineRule="auto" w:after="180"/>
+      </w:pPr>
+      <w:r>
+        <w:rPr>
+          <w:b w:val="0"/>
+        </w:rPr>
+        <w:t xml:space="preserve">Included values and absent </w:t>
+      </w:r>
+      <w:r>
+        <w:rPr>
+          <w:b/>
+        </w:rPr>
+        <w:t>field</w:t>
+      </w:r>
+      <w:r>
+        <w:rPr>
+          <w:b w:val="0"/>
+        </w:rPr>
+        <w:t>. Row 1: Count value = 2, Include in mean? = Yes. Row 2: Count value = 0, Include in mean? = Yes. Row 3: Count value = Absent, Include in mean? = No.</w:t>
+      </w:r>
+    </w:p>
+    <w:p>
+      <w:pPr>
+        <w:spacing w:line="336" w:lineRule="auto" w:after="180"/>
+        <w:shd w:fill="F5F1FB"/>
+      </w:pPr>
+      <w:r>
+        <w:rPr>
+          <w:b w:val="0"/>
+        </w:rPr>
+        <w:t>Read the labels and values. Explain the relationship the model shows.</w:t>
+      </w:r>
+    </w:p>
+    <w:p>
+      <w:pPr>
+        <w:pStyle w:val="Heading3"/>
+      </w:pPr>
+      <w:r>
+        <w:t>My picture explanation, deciding evidence and one limit</w:t>
+      </w:r>
+    </w:p>
+    <w:p>
+      <w:r>
+        <w:t>________________________________________________________________</w:t>
+      </w:r>
+    </w:p>
+    <w:p>
+      <w:r>
+        <w:t>________________________________________________________________</w:t>
+      </w:r>
+    </w:p>
+    <w:p>
+      <w:r>
+        <w:t>________________________________________________________________</w:t>
+      </w:r>
+    </w:p>
+    <w:p>
+      <w:r>
+        <w:t>________________________________________________________________</w:t>
+      </w:r>
+    </w:p>
+    <w:p>
+      <w:pPr>
+        <w:pStyle w:val="Heading3"/>
+      </w:pPr>
+      <w:r>
+        <w:t>04. Change one thing. Trace what follows.</w:t>
+      </w:r>
+    </w:p>
+    <w:p>
+      <w:r>
+        <w:drawing>
+          <wp:inline xmlns:a="http://schemas.openxmlformats.org/drawingml/2006/main" xmlns:pic="http://schemas.openxmlformats.org/drawingml/2006/picture">
+            <wp:extent cx="5486400" cy="3026664"/>
+            <wp:docPr id="6" name="Picture 6" descr="Original case: Mean is 1; measured coverage is 2 of 3 rows. Changed condition: Add {&quot;count&quot;:4} as a fourth row. Expected result: Sum becomes 6, denominator 3, mean 2; coverage is 3 of 4. Reason: Only the added recorded value contributes; the existing absent field remains skipped."/>
+            <wp:cNvGraphicFramePr>
+              <a:graphicFrameLocks noChangeAspect="1"/>
+            </wp:cNvGraphicFramePr>
+            <a:graphic>
+              <a:graphicData uri="http://schemas.openxmlformats.org/drawingml/2006/picture">
+                <pic:pic>
+                  <pic:nvPicPr>
+                    <pic:cNvPr id="0" name="academy-story-python-bridge-11-04.png"/>
+                    <pic:cNvPicPr/>
+                  </pic:nvPicPr>
+                  <pic:blipFill>
+                    <a:blip r:embed="rId14"/>
+                    <a:stretch>
+                      <a:fillRect/>
+                    </a:stretch>
+                  </pic:blipFill>
+                  <pic:spPr>
+                    <a:xfrm>
+                      <a:off x="0" y="0"/>
+                      <a:ext cx="5486400" cy="3026664"/>
+                    </a:xfrm>
+                    <a:prstGeom prst="rect"/>
+                  </pic:spPr>
+                </pic:pic>
+              </a:graphicData>
+            </a:graphic>
+          </wp:inline>
+        </w:drawing>
+      </w:r>
+    </w:p>
+    <w:p>
+      <w:pPr>
+        <w:spacing w:line="336" w:lineRule="auto" w:after="180"/>
+      </w:pPr>
+      <w:r>
+        <w:rPr>
+          <w:b w:val="0"/>
+        </w:rPr>
+        <w:t>Original case: Mean is 1; measured coverage is 2 of 3 rows. Changed condition: Add {"count":4} as a fourth row. Expected result: Sum becomes 6, denominator 3, mean 2; coverage is 3 of 4.</w:t>
+      </w:r>
+    </w:p>
+    <w:p>
+      <w:pPr>
+        <w:spacing w:line="336" w:lineRule="auto" w:after="180"/>
+      </w:pPr>
+      <w:r>
+        <w:rPr>
+          <w:b w:val="0"/>
+        </w:rPr>
+        <w:t xml:space="preserve">Reason: Only the added recorded value contributes; the existing absent </w:t>
+      </w:r>
+      <w:r>
+        <w:rPr>
+          <w:b/>
+        </w:rPr>
+        <w:t>field</w:t>
+      </w:r>
+      <w:r>
+        <w:rPr>
+          <w:b w:val="0"/>
+        </w:rPr>
+        <w:t xml:space="preserve"> remains skipped.</w:t>
+      </w:r>
+    </w:p>
+    <w:p>
+      <w:pPr>
+        <w:spacing w:line="336" w:lineRule="auto" w:after="180"/>
+        <w:shd w:fill="F5F1FB"/>
+      </w:pPr>
+      <w:r>
+        <w:rPr>
+          <w:b w:val="0"/>
+        </w:rPr>
+        <w:t>Predict before checking the worked changed-case result. Name what changed and what the supplied facts allow you to conclude.</w:t>
+      </w:r>
+    </w:p>
+    <w:p>
+      <w:pPr>
+        <w:pStyle w:val="Heading3"/>
+      </w:pPr>
+      <w:r>
+        <w:t>My picture explanation, deciding evidence and one limit</w:t>
+      </w:r>
+    </w:p>
+    <w:p>
+      <w:r>
+        <w:t>________________________________________________________________</w:t>
+      </w:r>
+    </w:p>
+    <w:p>
+      <w:r>
+        <w:t>________________________________________________________________</w:t>
+      </w:r>
+    </w:p>
+    <w:p>
+      <w:r>
+        <w:t>________________________________________________________________</w:t>
+      </w:r>
+    </w:p>
+    <w:p>
+      <w:r>
+        <w:t>________________________________________________________________</w:t>
+      </w:r>
+    </w:p>
+    <w:p>
+      <w:pPr>
+        <w:pStyle w:val="Heading3"/>
+      </w:pPr>
+      <w:r>
+        <w:t>05. Connect the explanation to its limit</w:t>
+      </w:r>
+    </w:p>
+    <w:p>
+      <w:r>
+        <w:drawing>
+          <wp:inline xmlns:a="http://schemas.openxmlformats.org/drawingml/2006/main" xmlns:pic="http://schemas.openxmlformats.org/drawingml/2006/picture">
+            <wp:extent cx="5486400" cy="2834640"/>
+            <wp:docPr id="7" name="Picture 7" descr="Structured data need a row policy before aggregation. Treating missing as zero changes the statistic and can conceal incomplete coverage; real zero remains an observation. Limit: This worked row policy is explicit; file parsing, malformed values and data provenance require additional checks."/>
+            <wp:cNvGraphicFramePr>
+              <a:graphicFrameLocks noChangeAspect="1"/>
+            </wp:cNvGraphicFramePr>
+            <a:graphic>
+              <a:graphicData uri="http://schemas.openxmlformats.org/drawingml/2006/picture">
+                <pic:pic>
+                  <pic:nvPicPr>
+                    <pic:cNvPr id="0" name="academy-story-python-bridge-11-05.png"/>
+                    <pic:cNvPicPr/>
+                  </pic:nvPicPr>
+                  <pic:blipFill>
+                    <a:blip r:embed="rId15"/>
+                    <a:stretch>
+                      <a:fillRect/>
+                    </a:stretch>
+                  </pic:blipFill>
+                  <pic:spPr>
+                    <a:xfrm>
+                      <a:off x="0" y="0"/>
+                      <a:ext cx="5486400" cy="2834640"/>
+                    </a:xfrm>
+                    <a:prstGeom prst="rect"/>
+                  </pic:spPr>
+                </pic:pic>
+              </a:graphicData>
+            </a:graphic>
+          </wp:inline>
+        </w:drawing>
+      </w:r>
+    </w:p>
+    <w:p>
+      <w:pPr>
+        <w:spacing w:line="336" w:lineRule="auto" w:after="180"/>
+      </w:pPr>
+      <w:r>
+        <w:rPr>
+          <w:b w:val="0"/>
+        </w:rPr>
+        <w:t xml:space="preserve">Structured data need a row policy before aggregation. Treating missing as zero changes the statistic and can conceal incomplete coverage; real zero remains an </w:t>
+      </w:r>
+      <w:r>
+        <w:rPr>
+          <w:b/>
+        </w:rPr>
+        <w:t>observation</w:t>
+      </w:r>
+      <w:r>
+        <w:rPr>
+          <w:b w:val="0"/>
+        </w:rPr>
+        <w:t>.</w:t>
+      </w:r>
+    </w:p>
+    <w:p>
+      <w:pPr>
+        <w:spacing w:line="336" w:lineRule="auto" w:after="180"/>
+      </w:pPr>
+      <w:r>
+        <w:rPr>
+          <w:b w:val="0"/>
+        </w:rPr>
+        <w:t>Limit: This worked row policy is explicit; file parsing, malformed values and data provenance require additional checks.</w:t>
+      </w:r>
+    </w:p>
+    <w:p>
+      <w:pPr>
+        <w:spacing w:line="336" w:lineRule="auto" w:after="180"/>
+        <w:shd w:fill="F5F1FB"/>
+      </w:pPr>
+      <w:r>
+        <w:rPr>
+          <w:b w:val="0"/>
+        </w:rPr>
+        <w:t>Explain the case, then point to a limit on the claim.</w:t>
+      </w:r>
+    </w:p>
+    <w:p>
+      <w:pPr>
+        <w:pStyle w:val="Heading3"/>
+      </w:pPr>
+      <w:r>
+        <w:t>My picture explanation, deciding evidence and one limit</w:t>
+      </w:r>
+    </w:p>
+    <w:p>
+      <w:r>
+        <w:t>________________________________________________________________</w:t>
+      </w:r>
+    </w:p>
+    <w:p>
+      <w:r>
+        <w:t>________________________________________________________________</w:t>
+      </w:r>
+    </w:p>
+    <w:p>
+      <w:r>
+        <w:t>________________________________________________________________</w:t>
+      </w:r>
+    </w:p>
+    <w:p>
+      <w:r>
+        <w:t>________________________________________________________________</w:t>
+      </w:r>
+    </w:p>
+    <w:p>
+      <w:pPr>
+        <w:pStyle w:val="Heading3"/>
+      </w:pPr>
+      <w:r>
+        <w:t>06. Make the idea visible in your project</w:t>
+      </w:r>
+    </w:p>
+    <w:p>
+      <w:r>
+        <w:drawing>
+          <wp:inline xmlns:a="http://schemas.openxmlformats.org/drawingml/2006/main" xmlns:pic="http://schemas.openxmlformats.org/drawingml/2006/picture">
+            <wp:extent cx="5486400" cy="3681984"/>
+            <wp:docPr id="8" name="Picture 8" descr="For Python readiness before the Responsible Plant Classifier, retain a trace of the values, the predicted outputs and the changed-case explanation. Use actual Python 3 results to check the prediction after reasoning first. Draw your input, deciding step, result and limit. Supported question: Circle the included rows, calculate the sum and mean, and state coverage. Repeat after adding the fourth row with count four."/>
+            <wp:cNvGraphicFramePr>
+              <a:graphicFrameLocks noChangeAspect="1"/>
+            </wp:cNvGraphicFramePr>
+            <a:graphic>
+              <a:graphicData uri="http://schemas.openxmlformats.org/drawingml/2006/picture">
+                <pic:pic>
+                  <pic:nvPicPr>
+                    <pic:cNvPr id="0" name="academy-story-python-bridge-11-06.png"/>
+                    <pic:cNvPicPr/>
+                  </pic:nvPicPr>
+                  <pic:blipFill>
+                    <a:blip r:embed="rId16"/>
+                    <a:stretch>
+                      <a:fillRect/>
+                    </a:stretch>
+                  </pic:blipFill>
+                  <pic:spPr>
+                    <a:xfrm>
+                      <a:off x="0" y="0"/>
+                      <a:ext cx="5486400" cy="3681984"/>
+                    </a:xfrm>
+                    <a:prstGeom prst="rect"/>
+                  </pic:spPr>
+                </pic:pic>
+              </a:graphicData>
+            </a:graphic>
+          </wp:inline>
+        </w:drawing>
+      </w:r>
+    </w:p>
+    <w:p>
+      <w:pPr>
+        <w:spacing w:line="336" w:lineRule="auto" w:after="180"/>
+      </w:pPr>
+      <w:r>
+        <w:rPr>
+          <w:b w:val="0"/>
+        </w:rPr>
+        <w:t xml:space="preserve">For Python readiness before the Responsible Plant Classifier, retain a trace of the values, the predicted </w:t>
+      </w:r>
+      <w:r>
+        <w:rPr>
+          <w:b/>
+        </w:rPr>
+        <w:t>output</w:t>
+      </w:r>
+      <w:r>
+        <w:rPr>
+          <w:b w:val="0"/>
+        </w:rPr>
+        <w:t xml:space="preserve">s and the changed-case explanation. Use actual Python 3 results to check the </w:t>
+      </w:r>
+      <w:r>
+        <w:rPr>
+          <w:b/>
+        </w:rPr>
+        <w:t>prediction</w:t>
+      </w:r>
+      <w:r>
+        <w:rPr>
+          <w:b w:val="0"/>
+        </w:rPr>
+        <w:t xml:space="preserve"> after reasoning first.</w:t>
+      </w:r>
+    </w:p>
+    <w:p>
+      <w:pPr>
+        <w:spacing w:line="336" w:lineRule="auto" w:after="180"/>
+      </w:pPr>
+      <w:r>
+        <w:rPr>
+          <w:b w:val="0"/>
+        </w:rPr>
+        <w:t xml:space="preserve">Draw your </w:t>
+      </w:r>
+      <w:r>
+        <w:rPr>
+          <w:b/>
+        </w:rPr>
+        <w:t>input</w:t>
+      </w:r>
+      <w:r>
+        <w:rPr>
+          <w:b w:val="0"/>
+        </w:rPr>
+        <w:t>, deciding step, result and limit. Supported question: Circle the included rows, calculate the sum and mean, and state coverage. Repeat after adding the fourth row with count four.</w:t>
+      </w:r>
+    </w:p>
+    <w:p>
+      <w:pPr>
+        <w:spacing w:line="336" w:lineRule="auto" w:after="180"/>
+        <w:shd w:fill="F5F1FB"/>
+      </w:pPr>
+      <w:r>
+        <w:rPr>
+          <w:b w:val="0"/>
+        </w:rPr>
+        <w:t xml:space="preserve">Draw your project trace and justify the deciding step using </w:t>
+      </w:r>
+      <w:r>
+        <w:rPr>
+          <w:b/>
+        </w:rPr>
+        <w:t>evidence</w:t>
+      </w:r>
+      <w:r>
+        <w:rPr>
+          <w:b w:val="0"/>
+        </w:rPr>
+        <w:t>.</w:t>
+      </w:r>
+    </w:p>
+    <w:p>
+      <w:pPr>
+        <w:pStyle w:val="Heading3"/>
+      </w:pPr>
+      <w:r>
+        <w:t>My picture explanation, deciding evidence and one limit</w:t>
       </w:r>
     </w:p>
     <w:p>

--- a/downloads/workbook/bridge-week-11.docx
+++ b/downloads/workbook/bridge-week-11.docx
@@ -526,6 +526,26 @@
     <w:p>
       <w:r>
         <w:t>Read a row. Apply the supplied Reading structured data facts and keep your reasoning.</w:t>
+      </w:r>
+    </w:p>
+    <w:p>
+      <w:pPr>
+        <w:pStyle w:val="Heading3"/>
+      </w:pPr>
+      <w:r>
+        <w:t>Where to find the supplied example</w:t>
+      </w:r>
+    </w:p>
+    <w:p>
+      <w:pPr>
+        <w:spacing w:line="336" w:lineRule="auto" w:after="180"/>
+        <w:shd w:fill="F1F6F8"/>
+      </w:pPr>
+      <w:r>
+        <w:rPr>
+          <w:b w:val="0"/>
+        </w:rPr>
+        <w:t>Reference for this exercise: open this week’s student lesson, “Reading structured data”, at “See how it works” and “Follow a worked example”. Use the original worked values or code named in the question; the later pictorial case is a separate example. Keep this reference beside your workbook while practising.</w:t>
       </w:r>
     </w:p>
     <w:p>

--- a/downloads/workbook/bridge-week-11.docx
+++ b/downloads/workbook/bridge-week-11.docx
@@ -25,22 +25,45 @@
         <w:pStyle w:val="Heading1"/>
       </w:pPr>
       <w:r>
-        <w:t>01. Recall and choose your starting point</w:t>
-      </w:r>
-    </w:p>
-    <w:p>
-      <w:r>
-        <w:t>Record your starting explanation for Reading structured data before opening notes. Show any later correction separately.</w:t>
-      </w:r>
-    </w:p>
-    <w:p>
-      <w:pPr>
-        <w:spacing w:line="336" w:lineRule="auto" w:after="180"/>
-      </w:pPr>
-      <w:r>
-        <w:rPr>
-          <w:b w:val="0"/>
-        </w:rPr>
+        <w:t>One connected structured-record evidence sheet.</w:t>
+      </w:r>
+    </w:p>
+    <w:p>
+      <w:r>
+        <w:t>Explain fields, trace contributions, diagnose missing data and report a bounded statistic.</w:t>
+      </w:r>
+    </w:p>
+    <w:p>
+      <w:r>
+        <w:t>Keep dataset identity, required/optional policy, observed sum, mean denominator and coverage together.</w:t>
+      </w:r>
+    </w:p>
+    <w:p>
+      <w:pPr>
+        <w:pStyle w:val="Heading1"/>
+      </w:pPr>
+      <w:r>
+        <w:t>01. Recall · Retrieve before notes</w:t>
+      </w:r>
+    </w:p>
+    <w:p>
+      <w:r>
+        <w:t>Keep the stated task, its own code/values and support record together.</w:t>
+      </w:r>
+    </w:p>
+    <w:p>
+      <w:pPr>
+        <w:pStyle w:val="Heading2"/>
+      </w:pPr>
+      <w:r>
+        <w:t>Task and evidence record</w:t>
+      </w:r>
+    </w:p>
+    <w:p>
+      <w:pPr>
+        <w:pStyle w:val="ListBullet"/>
+      </w:pPr>
+      <w:r>
         <w:t>Try the recall before opening notes. Then use a different colour or a labelled second line to correct your explanation.</w:t>
       </w:r>
     </w:p>
@@ -54,12 +77,9 @@
     </w:p>
     <w:p>
       <w:pPr>
-        <w:spacing w:line="336" w:lineRule="auto" w:after="180"/>
-      </w:pPr>
-      <w:r>
-        <w:rPr>
-          <w:b w:val="0"/>
-        </w:rPr>
+        <w:pStyle w:val="ListBullet"/>
+      </w:pPr>
+      <w:r>
         <w:t>Without opening the old lesson, explain one key idea from Dictionaries and records. Give an example and a mistake that the idea helps you avoid.</w:t>
       </w:r>
     </w:p>
@@ -96,12 +116,9 @@
     </w:p>
     <w:p>
       <w:pPr>
-        <w:spacing w:line="336" w:lineRule="auto" w:after="180"/>
-      </w:pPr>
-      <w:r>
-        <w:rPr>
-          <w:b w:val="0"/>
-        </w:rPr>
+        <w:pStyle w:val="ListBullet"/>
+      </w:pPr>
+      <w:r>
         <w:t>Without opening the old lesson, explain one key idea from Functions and arguments. Give an example and a mistake that the idea helps you avoid.</w:t>
       </w:r>
     </w:p>
@@ -138,12 +155,9 @@
     </w:p>
     <w:p>
       <w:pPr>
-        <w:spacing w:line="336" w:lineRule="auto" w:after="180"/>
-      </w:pPr>
-      <w:r>
-        <w:rPr>
-          <w:b w:val="0"/>
-        </w:rPr>
+        <w:pStyle w:val="ListBullet"/>
+      </w:pPr>
+      <w:r>
         <w:t>Without opening the old lesson, explain one key idea from Branching and boundary tests. Give an example and a mistake that the idea helps you avoid.</w:t>
       </w:r>
     </w:p>
@@ -175,123 +189,52 @@
         <w:pStyle w:val="Heading1"/>
       </w:pPr>
       <w:r>
-        <w:t>02. Practise with fading help</w:t>
-      </w:r>
-    </w:p>
-    <w:p>
-      <w:r>
-        <w:t>Complete the supported Reading structured data trace and record the first step you can explain without help.</w:t>
-      </w:r>
-    </w:p>
-    <w:p>
-      <w:pPr>
-        <w:spacing w:line="336" w:lineRule="auto" w:after="180"/>
-      </w:pPr>
-      <w:r>
-        <w:rPr>
-          <w:b w:val="0"/>
-        </w:rPr>
-        <w:t>Use W2: Trace all updates for Reading structured data. Record the answer once; the lesson and workbook refer to the same attempt.</w:t>
-      </w:r>
-    </w:p>
-    <w:tbl>
-      <w:tblPr>
-        <w:tblStyle w:val="LightShading-Accent1"/>
-        <w:tblW w:type="auto" w:w="0"/>
-        <w:tblLook w:firstColumn="1" w:firstRow="1" w:lastColumn="0" w:lastRow="0" w:noHBand="0" w:noVBand="1" w:val="04A0"/>
-      </w:tblPr>
-      <w:tblGrid>
-        <w:gridCol w:w="2556"/>
-        <w:gridCol w:w="2556"/>
-        <w:gridCol w:w="2556"/>
-        <w:gridCol w:w="2556"/>
-      </w:tblGrid>
-      <w:tr>
-        <w:trPr>
-          <w:tblHeader/>
-        </w:trPr>
-        <w:tc>
-          <w:tcPr>
-            <w:tcW w:type="dxa" w:w="2556"/>
-          </w:tcPr>
-          <w:p>
-            <w:r>
-              <w:t>Given inputs</w:t>
-            </w:r>
-          </w:p>
-        </w:tc>
-        <w:tc>
-          <w:tcPr>
-            <w:tcW w:type="dxa" w:w="2556"/>
-          </w:tcPr>
-          <w:p>
-            <w:r>
-              <w:t>Procedure I chose</w:t>
-            </w:r>
-          </w:p>
-        </w:tc>
-        <w:tc>
-          <w:tcPr>
-            <w:tcW w:type="dxa" w:w="2556"/>
-          </w:tcPr>
-          <w:p>
-            <w:r>
-              <w:t>Middle steps</w:t>
-            </w:r>
-          </w:p>
-        </w:tc>
-        <w:tc>
-          <w:tcPr>
-            <w:tcW w:type="dxa" w:w="2556"/>
-          </w:tcPr>
-          <w:p>
-            <w:r>
-              <w:t>Result and check</w:t>
-            </w:r>
-          </w:p>
-        </w:tc>
-      </w:tr>
-      <w:tr>
-        <w:tc>
-          <w:tcPr>
-            <w:tcW w:type="dxa" w:w="2556"/>
-          </w:tcPr>
-          <w:p>
-            <w:r/>
-          </w:p>
-        </w:tc>
-        <w:tc>
-          <w:tcPr>
-            <w:tcW w:type="dxa" w:w="2556"/>
-          </w:tcPr>
-          <w:p>
-            <w:r/>
-          </w:p>
-        </w:tc>
-        <w:tc>
-          <w:tcPr>
-            <w:tcW w:type="dxa" w:w="2556"/>
-          </w:tcPr>
-          <w:p>
-            <w:r/>
-          </w:p>
-        </w:tc>
-        <w:tc>
-          <w:tcPr>
-            <w:tcW w:type="dxa" w:w="2556"/>
-          </w:tcPr>
-          <w:p>
-            <w:r/>
-          </w:p>
-        </w:tc>
-      </w:tr>
-    </w:tbl>
+        <w:t>05. W1 · Explain the procedure</w:t>
+      </w:r>
+    </w:p>
+    <w:p>
+      <w:r>
+        <w:t>Keep the stated task, its own code/values and support record together.</w:t>
+      </w:r>
+    </w:p>
+    <w:p>
+      <w:pPr>
+        <w:pStyle w:val="Heading2"/>
+      </w:pPr>
+      <w:r>
+        <w:t>Task and evidence record</w:t>
+      </w:r>
+    </w:p>
+    <w:p>
+      <w:pPr>
+        <w:pStyle w:val="ListBullet"/>
+      </w:pPr>
+      <w:r>
+        <w:t>Main cupboard rows (8,3),(6,6) contribute 5 and 0, total 5; required capacity/used fields assumed valid. W2 fixture (4,2),(7,3),(2,1) contributes 2,4,1, total 7. Picture count rows 2/0/missing include 2 measured rows, total 2, mean 1.0, coverage 2/3; add 4→total 6/mean 2.0/coverage 3/4. append retains a real 0. All-empty observed rows give sum 0, denominator 0, mean None; no missing measurement is asserted zero. These programs do not parse/validate arbitrary files.</w:t>
+      </w:r>
+    </w:p>
+    <w:p>
+      <w:pPr>
+        <w:pStyle w:val="ListBullet"/>
+      </w:pPr>
+      <w:r>
+        <w:t>Reference for this exercise: open this week’s student lesson, “Reading structured data”, at “See how it works” and “Follow a worked example”. Use the original worked values or code named in the question; the later pictorial case is a separate example. Keep this reference beside your workbook while practising.</w:t>
+      </w:r>
+    </w:p>
+    <w:p>
+      <w:pPr>
+        <w:pStyle w:val="ListBullet"/>
+      </w:pPr>
+      <w:r>
+        <w:t>In the worked dataset, state the number of records and the spare spaces in the second record.</w:t>
+      </w:r>
+    </w:p>
     <w:p>
       <w:pPr>
         <w:pStyle w:val="Heading3"/>
       </w:pPr>
       <w:r>
-        <w:t>The step I completed without help, and the hint I needed</w:t>
+        <w:t>My reasoning and evidence</w:t>
       </w:r>
     </w:p>
     <w:p>
@@ -310,38 +253,55 @@
       </w:r>
     </w:p>
     <w:p>
+      <w:r>
+        <w:t>________________________________________________________________</w:t>
+      </w:r>
+    </w:p>
+    <w:p>
+      <w:r>
+        <w:t>________________________________________________________________</w:t>
+      </w:r>
+    </w:p>
+    <w:p>
+      <w:r>
+        <w:t>________________________________________________________________</w:t>
+      </w:r>
+    </w:p>
+    <w:p>
       <w:pPr>
         <w:pStyle w:val="Heading1"/>
       </w:pPr>
       <w:r>
-        <w:t>03. Individual reasoning check</w:t>
-      </w:r>
-    </w:p>
-    <w:p>
-      <w:r>
-        <w:t>Check the proposed Reading structured data explanation against the supplied facts before discussing it.</w:t>
-      </w:r>
-    </w:p>
-    <w:p>
-      <w:pPr>
-        <w:spacing w:line="336" w:lineRule="auto" w:after="180"/>
-      </w:pPr>
-      <w:r>
-        <w:rPr>
-          <w:b w:val="0"/>
-        </w:rPr>
-        <w:t>Use the worked case for Reading structured data. Proposed explanation: “A successful run proves the conclusion”. Decide whether this explanation is supported.</w:t>
-      </w:r>
-    </w:p>
-    <w:p>
-      <w:pPr>
-        <w:spacing w:line="336" w:lineRule="auto" w:after="180"/>
-      </w:pPr>
-      <w:r>
-        <w:rPr>
-          <w:b w:val="0"/>
-        </w:rPr>
-        <w:t>Point to the step or supplied fact that decides; explain your repair if needed.</w:t>
+        <w:t>06. W2 · Predict, trace and observe</w:t>
+      </w:r>
+    </w:p>
+    <w:p>
+      <w:r>
+        <w:t>Keep the stated task, its own code/values and support record together.</w:t>
+      </w:r>
+    </w:p>
+    <w:p>
+      <w:pPr>
+        <w:pStyle w:val="Heading2"/>
+      </w:pPr>
+      <w:r>
+        <w:t>Task and evidence record</w:t>
+      </w:r>
+    </w:p>
+    <w:p>
+      <w:pPr>
+        <w:pStyle w:val="ListBullet"/>
+      </w:pPr>
+      <w:r>
+        <w:t>Main cupboard rows (8,3),(6,6) contribute 5 and 0, total 5; required capacity/used fields assumed valid. W2 fixture (4,2),(7,3),(2,1) contributes 2,4,1, total 7. Picture count rows 2/0/missing include 2 measured rows, total 2, mean 1.0, coverage 2/3; add 4→total 6/mean 2.0/coverage 3/4. append retains a real 0. All-empty observed rows give sum 0, denominator 0, mean None; no missing measurement is asserted zero. These programs do not parse/validate arbitrary files.</w:t>
+      </w:r>
+    </w:p>
+    <w:p>
+      <w:pPr>
+        <w:pStyle w:val="ListBullet"/>
+      </w:pPr>
+      <w:r>
+        <w:t>For spare contributions 2, 4 and 1, trace total starting at 0.</w:t>
       </w:r>
     </w:p>
     <w:p>
@@ -349,7 +309,7 @@
         <w:pStyle w:val="Heading3"/>
       </w:pPr>
       <w:r>
-        <w:t>My explanation before partner discussion</w:t>
+        <w:t>My reasoning and evidence</w:t>
       </w:r>
     </w:p>
     <w:p>
@@ -373,16 +333,50 @@
       </w:r>
     </w:p>
     <w:p>
+      <w:r>
+        <w:t>________________________________________________________________</w:t>
+      </w:r>
+    </w:p>
+    <w:p>
+      <w:r>
+        <w:t>________________________________________________________________</w:t>
+      </w:r>
+    </w:p>
+    <w:p>
       <w:pPr>
         <w:pStyle w:val="Heading1"/>
       </w:pPr>
       <w:r>
-        <w:t>04. Independent transfer case</w:t>
-      </w:r>
-    </w:p>
-    <w:p>
-      <w:r>
-        <w:t>Write one first attempt at the reserved independent case before feedback. Repeated copies of that case refer to the same recorded attempt.</w:t>
+        <w:t>07. W3 · Find the first error</w:t>
+      </w:r>
+    </w:p>
+    <w:p>
+      <w:r>
+        <w:t>Keep the stated task, its own code/values and support record together.</w:t>
+      </w:r>
+    </w:p>
+    <w:p>
+      <w:pPr>
+        <w:pStyle w:val="Heading2"/>
+      </w:pPr>
+      <w:r>
+        <w:t>Task and evidence record</w:t>
+      </w:r>
+    </w:p>
+    <w:p>
+      <w:pPr>
+        <w:pStyle w:val="ListBullet"/>
+      </w:pPr>
+      <w:r>
+        <w:t>Main cupboard rows (8,3),(6,6) contribute 5 and 0, total 5; required capacity/used fields assumed valid. W2 fixture (4,2),(7,3),(2,1) contributes 2,4,1, total 7. Picture count rows 2/0/missing include 2 measured rows, total 2, mean 1.0, coverage 2/3; add 4→total 6/mean 2.0/coverage 3/4. append retains a real 0. All-empty observed rows give sum 0, denominator 0, mean None; no missing measurement is asserted zero. These programs do not parse/validate arbitrary files.</w:t>
+      </w:r>
+    </w:p>
+    <w:p>
+      <w:pPr>
+        <w:pStyle w:val="ListBullet"/>
+      </w:pPr>
+      <w:r>
+        <w:t>A loop resets total to 0 on each pass over contributions 2, 4, 1. What final total appears and how should it be fixed?</w:t>
       </w:r>
     </w:p>
     <w:p>
@@ -390,43 +384,149 @@
         <w:pStyle w:val="Heading3"/>
       </w:pPr>
       <w:r>
+        <w:t>My reasoning and evidence</w:t>
+      </w:r>
+    </w:p>
+    <w:p>
+      <w:r>
+        <w:t>________________________________________________________________</w:t>
+      </w:r>
+    </w:p>
+    <w:p>
+      <w:r>
+        <w:t>________________________________________________________________</w:t>
+      </w:r>
+    </w:p>
+    <w:p>
+      <w:r>
+        <w:t>________________________________________________________________</w:t>
+      </w:r>
+    </w:p>
+    <w:p>
+      <w:r>
+        <w:t>________________________________________________________________</w:t>
+      </w:r>
+    </w:p>
+    <w:p>
+      <w:r>
+        <w:t>________________________________________________________________</w:t>
+      </w:r>
+    </w:p>
+    <w:p>
+      <w:r>
+        <w:t>________________________________________________________________</w:t>
+      </w:r>
+    </w:p>
+    <w:p>
+      <w:pPr>
+        <w:pStyle w:val="Heading1"/>
+      </w:pPr>
+      <w:r>
+        <w:t>09. W5 · State an honest limit</w:t>
+      </w:r>
+    </w:p>
+    <w:p>
+      <w:r>
+        <w:t>Keep the stated task, its own code/values and support record together.</w:t>
+      </w:r>
+    </w:p>
+    <w:p>
+      <w:pPr>
+        <w:pStyle w:val="Heading2"/>
+      </w:pPr>
+      <w:r>
+        <w:t>Task and evidence record</w:t>
+      </w:r>
+    </w:p>
+    <w:p>
+      <w:pPr>
+        <w:pStyle w:val="ListBullet"/>
+      </w:pPr>
+      <w:r>
+        <w:t>Main cupboard rows (8,3),(6,6) contribute 5 and 0, total 5; required capacity/used fields assumed valid. W2 fixture (4,2),(7,3),(2,1) contributes 2,4,1, total 7. Picture count rows 2/0/missing include 2 measured rows, total 2, mean 1.0, coverage 2/3; add 4→total 6/mean 2.0/coverage 3/4. append retains a real 0. All-empty observed rows give sum 0, denominator 0, mean None; no missing measurement is asserted zero. These programs do not parse/validate arbitrary files.</w:t>
+      </w:r>
+    </w:p>
+    <w:p>
+      <w:pPr>
+        <w:pStyle w:val="ListBullet"/>
+      </w:pPr>
+      <w:r>
+        <w:t>An empty dataset produces total 0. Can you conclude that every cupboard is full?</w:t>
+      </w:r>
+    </w:p>
+    <w:p>
+      <w:pPr>
+        <w:pStyle w:val="Heading3"/>
+      </w:pPr>
+      <w:r>
+        <w:t>My reasoning and evidence</w:t>
+      </w:r>
+    </w:p>
+    <w:p>
+      <w:r>
+        <w:t>________________________________________________________________</w:t>
+      </w:r>
+    </w:p>
+    <w:p>
+      <w:r>
+        <w:t>________________________________________________________________</w:t>
+      </w:r>
+    </w:p>
+    <w:p>
+      <w:r>
+        <w:t>________________________________________________________________</w:t>
+      </w:r>
+    </w:p>
+    <w:p>
+      <w:r>
+        <w:t>________________________________________________________________</w:t>
+      </w:r>
+    </w:p>
+    <w:p>
+      <w:r>
+        <w:t>________________________________________________________________</w:t>
+      </w:r>
+    </w:p>
+    <w:p>
+      <w:r>
+        <w:t>________________________________________________________________</w:t>
+      </w:r>
+    </w:p>
+    <w:p>
+      <w:pPr>
+        <w:pStyle w:val="Heading1"/>
+      </w:pPr>
+      <w:r>
+        <w:t>04. Try alone · Selected independent task</w:t>
+      </w:r>
+    </w:p>
+    <w:p>
+      <w:r>
+        <w:t>Keep the stated task, its own code/values and support record together.</w:t>
+      </w:r>
+    </w:p>
+    <w:p>
+      <w:pPr>
+        <w:pStyle w:val="Heading2"/>
+      </w:pPr>
+      <w:r>
+        <w:t>Task and evidence record</w:t>
+      </w:r>
+    </w:p>
+    <w:p>
+      <w:pPr>
+        <w:pStyle w:val="Heading3"/>
+      </w:pPr>
+      <w:r>
         <w:t>Independent case: Preserve records and report measured coverage</w:t>
       </w:r>
     </w:p>
     <w:p>
       <w:pPr>
-        <w:spacing w:line="336" w:lineRule="auto" w:after="180"/>
-        <w:shd w:fill="F5F1FB"/>
-      </w:pPr>
-      <w:r>
-        <w:rPr>
-          <w:b w:val="0"/>
-        </w:rPr>
-        <w:t xml:space="preserve">Trace the named </w:t>
-      </w:r>
-      <w:r>
-        <w:rPr>
-          <w:b/>
-        </w:rPr>
-        <w:t>field</w:t>
-      </w:r>
-      <w:r>
-        <w:rPr>
-          <w:b w:val="0"/>
-        </w:rPr>
-        <w:t xml:space="preserve">s and missing-value policy. Predict the </w:t>
-      </w:r>
-      <w:r>
-        <w:rPr>
-          <w:b/>
-        </w:rPr>
-        <w:t>output</w:t>
-      </w:r>
-      <w:r>
-        <w:rPr>
-          <w:b w:val="0"/>
-        </w:rPr>
-        <w:t>, state the observed total and mean denominator, and report coverage. What changes if all three rows are empty records?</w:t>
+        <w:pStyle w:val="ListBullet"/>
+      </w:pPr>
+      <w:r>
+        <w:t>Trace the named fields and missing-value policy. Predict the output, state the observed total and mean denominator, and report coverage. What changes if all three rows are empty records?</w:t>
       </w:r>
     </w:p>
     <w:p>
@@ -506,12 +606,9 @@
     </w:p>
     <w:p>
       <w:pPr>
-        <w:spacing w:line="336" w:lineRule="auto" w:after="180"/>
-      </w:pPr>
-      <w:r>
-        <w:rPr>
-          <w:b w:val="0"/>
-        </w:rPr>
+        <w:pStyle w:val="ListBullet"/>
+      </w:pPr>
+      <w:r>
         <w:t>Attempt this case before feedback. Record any help. Earlier examples below are further practice; a case already practised with feedback cannot establish fresh transfer.</w:t>
       </w:r>
     </w:p>
@@ -520,12 +617,28 @@
         <w:pStyle w:val="Heading1"/>
       </w:pPr>
       <w:r>
-        <w:t>05. W1 Read a row</w:t>
-      </w:r>
-    </w:p>
-    <w:p>
-      <w:r>
-        <w:t>Read a row. Apply the supplied Reading structured data facts and keep your reasoning.</w:t>
+        <w:t>10. Project · Keep code and evidence</w:t>
+      </w:r>
+    </w:p>
+    <w:p>
+      <w:r>
+        <w:t>Keep the stated task, its own code/values and support record together.</w:t>
+      </w:r>
+    </w:p>
+    <w:p>
+      <w:pPr>
+        <w:pStyle w:val="Heading2"/>
+      </w:pPr>
+      <w:r>
+        <w:t>Task and evidence record</w:t>
+      </w:r>
+    </w:p>
+    <w:p>
+      <w:pPr>
+        <w:pStyle w:val="ListBullet"/>
+      </w:pPr>
+      <w:r>
+        <w:t>Add a labelled reading structured data evidence sheet to Python readiness portfolio. Show how you can process a list of records consistently. Use the supplied fictional case and keep its inputs, intermediate steps, calculation or prediction, and limitation. Connect this record to last week’s record; a matching answer without a trace is insufficient.</w:t>
       </w:r>
     </w:p>
     <w:p>
@@ -533,50 +646,7 @@
         <w:pStyle w:val="Heading3"/>
       </w:pPr>
       <w:r>
-        <w:t>Where to find the supplied example</w:t>
-      </w:r>
-    </w:p>
-    <w:p>
-      <w:pPr>
-        <w:spacing w:line="336" w:lineRule="auto" w:after="180"/>
-        <w:shd w:fill="F1F6F8"/>
-      </w:pPr>
-      <w:r>
-        <w:rPr>
-          <w:b w:val="0"/>
-        </w:rPr>
-        <w:t>Reference for this exercise: open this week’s student lesson, “Reading structured data”, at “See how it works” and “Follow a worked example”. Use the original worked values or code named in the question; the later pictorial case is a separate example. Keep this reference beside your workbook while practising.</w:t>
-      </w:r>
-    </w:p>
-    <w:p>
-      <w:pPr>
-        <w:spacing w:line="336" w:lineRule="auto" w:after="180"/>
-      </w:pPr>
-      <w:r>
-        <w:rPr>
-          <w:b w:val="0"/>
-        </w:rPr>
-        <w:t xml:space="preserve">In the worked </w:t>
-      </w:r>
-      <w:r>
-        <w:rPr>
-          <w:b/>
-        </w:rPr>
-        <w:t>dataset</w:t>
-      </w:r>
-      <w:r>
-        <w:rPr>
-          <w:b w:val="0"/>
-        </w:rPr>
-        <w:t>, state the number of records and the spare spaces in the second record.</w:t>
-      </w:r>
-    </w:p>
-    <w:p>
-      <w:pPr>
-        <w:pStyle w:val="Heading3"/>
-      </w:pPr>
-      <w:r>
-        <w:t>My reasoning and evidence</w:t>
+        <w:t>My project change, supporting evidence and remaining limit</w:t>
       </w:r>
     </w:p>
     <w:p>
@@ -614,405 +684,20 @@
         <w:pStyle w:val="Heading1"/>
       </w:pPr>
       <w:r>
-        <w:t>06. W2 Trace all updates</w:t>
-      </w:r>
-    </w:p>
-    <w:p>
-      <w:r>
-        <w:t>Trace all updates. Apply the supplied Reading structured data facts and keep your reasoning.</w:t>
-      </w:r>
-    </w:p>
-    <w:p>
-      <w:pPr>
-        <w:spacing w:line="336" w:lineRule="auto" w:after="180"/>
-      </w:pPr>
-      <w:r>
-        <w:rPr>
-          <w:b w:val="0"/>
-        </w:rPr>
-        <w:t>For spare contributions 2, 4 and 1, trace total starting at 0.</w:t>
-      </w:r>
-    </w:p>
-    <w:p>
-      <w:pPr>
-        <w:pStyle w:val="Heading3"/>
-      </w:pPr>
-      <w:r>
-        <w:t>My reasoning and evidence</w:t>
-      </w:r>
-    </w:p>
-    <w:p>
-      <w:r>
-        <w:t>________________________________________________________________</w:t>
-      </w:r>
-    </w:p>
-    <w:p>
-      <w:r>
-        <w:t>________________________________________________________________</w:t>
-      </w:r>
-    </w:p>
-    <w:p>
-      <w:r>
-        <w:t>________________________________________________________________</w:t>
-      </w:r>
-    </w:p>
-    <w:p>
-      <w:r>
-        <w:t>________________________________________________________________</w:t>
-      </w:r>
-    </w:p>
-    <w:p>
-      <w:r>
-        <w:t>________________________________________________________________</w:t>
-      </w:r>
-    </w:p>
-    <w:p>
-      <w:r>
-        <w:t>________________________________________________________________</w:t>
-      </w:r>
-    </w:p>
-    <w:p>
-      <w:pPr>
-        <w:pStyle w:val="Heading1"/>
-      </w:pPr>
-      <w:r>
-        <w:t>07. W3 Repair initialization</w:t>
-      </w:r>
-    </w:p>
-    <w:p>
-      <w:r>
-        <w:t>Repair initialization. Apply the supplied Reading structured data facts and keep your reasoning.</w:t>
-      </w:r>
-    </w:p>
-    <w:p>
-      <w:pPr>
-        <w:spacing w:line="336" w:lineRule="auto" w:after="180"/>
-        <w:shd w:fill="F5F1FB"/>
-      </w:pPr>
-      <w:r>
-        <w:rPr>
-          <w:b w:val="0"/>
-        </w:rPr>
-        <w:t>A loop resets total to 0 on each pass over contributions 2, 4, 1. What final total appears and how should it be fixed?</w:t>
-      </w:r>
-    </w:p>
-    <w:p>
-      <w:pPr>
-        <w:pStyle w:val="Heading3"/>
-      </w:pPr>
-      <w:r>
-        <w:t>My reasoning and evidence</w:t>
-      </w:r>
-    </w:p>
-    <w:p>
-      <w:r>
-        <w:t>________________________________________________________________</w:t>
-      </w:r>
-    </w:p>
-    <w:p>
-      <w:r>
-        <w:t>________________________________________________________________</w:t>
-      </w:r>
-    </w:p>
-    <w:p>
-      <w:r>
-        <w:t>________________________________________________________________</w:t>
-      </w:r>
-    </w:p>
-    <w:p>
-      <w:r>
-        <w:t>________________________________________________________________</w:t>
-      </w:r>
-    </w:p>
-    <w:p>
-      <w:r>
-        <w:t>________________________________________________________________</w:t>
-      </w:r>
-    </w:p>
-    <w:p>
-      <w:r>
-        <w:t>________________________________________________________________</w:t>
-      </w:r>
-    </w:p>
-    <w:p>
-      <w:pPr>
-        <w:pStyle w:val="Heading1"/>
-      </w:pPr>
-      <w:r>
-        <w:t>08. W4 Process new records independently</w:t>
-      </w:r>
-    </w:p>
-    <w:p>
-      <w:r>
-        <w:t>Attempt before feedback. If this repeats the selected independent case, reuse that first attempt; otherwise keep a separate record. Process new records independently. Apply the supplied Reading structured data facts and keep your reasoning.</w:t>
-      </w:r>
-    </w:p>
-    <w:p>
-      <w:pPr>
-        <w:spacing w:line="336" w:lineRule="auto" w:after="180"/>
-      </w:pPr>
-      <w:r>
-        <w:rPr>
-          <w:b w:val="0"/>
-        </w:rPr>
-        <w:t>Write a loop for records (capacity 9, used 2), (capacity 5, used 1), and (capacity 4, used 4). Predict the total. Reverse the order and test an empty list.</w:t>
-      </w:r>
-    </w:p>
-    <w:p>
-      <w:pPr>
-        <w:pStyle w:val="Heading3"/>
-      </w:pPr>
-      <w:r>
-        <w:t>My reasoning and evidence</w:t>
-      </w:r>
-    </w:p>
-    <w:p>
-      <w:r>
-        <w:t>________________________________________________________________</w:t>
-      </w:r>
-    </w:p>
-    <w:p>
-      <w:r>
-        <w:t>________________________________________________________________</w:t>
-      </w:r>
-    </w:p>
-    <w:p>
-      <w:r>
-        <w:t>________________________________________________________________</w:t>
-      </w:r>
-    </w:p>
-    <w:p>
-      <w:r>
-        <w:t>________________________________________________________________</w:t>
-      </w:r>
-    </w:p>
-    <w:p>
-      <w:r>
-        <w:t>________________________________________________________________</w:t>
-      </w:r>
-    </w:p>
-    <w:p>
-      <w:r>
-        <w:t>________________________________________________________________</w:t>
-      </w:r>
-    </w:p>
-    <w:p>
-      <w:r>
-        <w:t>________________________________________________________________</w:t>
-      </w:r>
-    </w:p>
-    <w:p>
-      <w:r>
-        <w:t>________________________________________________________________</w:t>
-      </w:r>
-    </w:p>
-    <w:p>
-      <w:pPr>
-        <w:pStyle w:val="Heading1"/>
-      </w:pPr>
-      <w:r>
-        <w:t>09. W5 Interpret an empty result</w:t>
-      </w:r>
-    </w:p>
-    <w:p>
-      <w:r>
-        <w:t>Interpret an empty result. Apply the supplied Reading structured data facts and keep your reasoning.</w:t>
-      </w:r>
-    </w:p>
-    <w:p>
-      <w:pPr>
-        <w:spacing w:line="336" w:lineRule="auto" w:after="180"/>
-        <w:shd w:fill="F5F1FB"/>
-      </w:pPr>
-      <w:r>
-        <w:rPr>
-          <w:b w:val="0"/>
-        </w:rPr>
-        <w:t xml:space="preserve">An empty </w:t>
-      </w:r>
-      <w:r>
-        <w:rPr>
-          <w:b/>
-        </w:rPr>
-        <w:t>dataset</w:t>
-      </w:r>
-      <w:r>
-        <w:rPr>
-          <w:b w:val="0"/>
-        </w:rPr>
-        <w:t xml:space="preserve"> produces total 0. Can you conclude that every cupboard is full?</w:t>
-      </w:r>
-    </w:p>
-    <w:p>
-      <w:pPr>
-        <w:pStyle w:val="Heading3"/>
-      </w:pPr>
-      <w:r>
-        <w:t>My reasoning and evidence</w:t>
-      </w:r>
-    </w:p>
-    <w:p>
-      <w:r>
-        <w:t>________________________________________________________________</w:t>
-      </w:r>
-    </w:p>
-    <w:p>
-      <w:r>
-        <w:t>________________________________________________________________</w:t>
-      </w:r>
-    </w:p>
-    <w:p>
-      <w:r>
-        <w:t>________________________________________________________________</w:t>
-      </w:r>
-    </w:p>
-    <w:p>
-      <w:r>
-        <w:t>________________________________________________________________</w:t>
-      </w:r>
-    </w:p>
-    <w:p>
-      <w:r>
-        <w:t>________________________________________________________________</w:t>
-      </w:r>
-    </w:p>
-    <w:p>
-      <w:r>
-        <w:t>________________________________________________________________</w:t>
-      </w:r>
-    </w:p>
-    <w:p>
-      <w:pPr>
-        <w:pStyle w:val="Heading1"/>
-      </w:pPr>
-      <w:r>
-        <w:t>10. Project checkpoint and reflection</w:t>
-      </w:r>
-    </w:p>
-    <w:p>
-      <w:r>
-        <w:t>Connect Reading structured data to Python readiness portfolio, identify a limit and choose the next useful test.</w:t>
-      </w:r>
-    </w:p>
-    <w:p>
-      <w:pPr>
-        <w:spacing w:line="336" w:lineRule="auto" w:after="180"/>
-      </w:pPr>
-      <w:r>
-        <w:rPr>
-          <w:b w:val="0"/>
-        </w:rPr>
-        <w:t xml:space="preserve">Add a labelled reading structured data </w:t>
-      </w:r>
-      <w:r>
-        <w:rPr>
-          <w:b/>
-        </w:rPr>
-        <w:t>evidence</w:t>
-      </w:r>
-      <w:r>
-        <w:rPr>
-          <w:b w:val="0"/>
-        </w:rPr>
-        <w:t xml:space="preserve"> sheet to Python readiness portfolio. Show how you can </w:t>
-      </w:r>
-      <w:r>
-        <w:rPr>
-          <w:b/>
-        </w:rPr>
-        <w:t>process</w:t>
-      </w:r>
-      <w:r>
-        <w:rPr>
-          <w:b w:val="0"/>
-        </w:rPr>
-        <w:t xml:space="preserve"> a list of records consistently.</w:t>
-      </w:r>
-    </w:p>
-    <w:p>
-      <w:pPr>
-        <w:spacing w:line="336" w:lineRule="auto" w:after="180"/>
-      </w:pPr>
-      <w:r>
-        <w:rPr>
-          <w:b w:val="0"/>
-        </w:rPr>
-        <w:t xml:space="preserve">Use the supplied fictional case and keep its </w:t>
-      </w:r>
-      <w:r>
-        <w:rPr>
-          <w:b/>
-        </w:rPr>
-        <w:t>input</w:t>
-      </w:r>
-      <w:r>
-        <w:rPr>
-          <w:b w:val="0"/>
-        </w:rPr>
-        <w:t xml:space="preserve">s, intermediate steps, calculation or </w:t>
-      </w:r>
-      <w:r>
-        <w:rPr>
-          <w:b/>
-        </w:rPr>
-        <w:t>prediction</w:t>
-      </w:r>
-      <w:r>
-        <w:rPr>
-          <w:b w:val="0"/>
-        </w:rPr>
-        <w:t>, and limitation. Connect this record to last week’s record; a matching answer without a trace is insufficient.</w:t>
-      </w:r>
-    </w:p>
-    <w:p>
-      <w:pPr>
-        <w:pStyle w:val="Heading3"/>
-      </w:pPr>
-      <w:r>
-        <w:t>My project change, supporting evidence and remaining limit</w:t>
-      </w:r>
-    </w:p>
-    <w:p>
-      <w:r>
-        <w:t>________________________________________________________________</w:t>
-      </w:r>
-    </w:p>
-    <w:p>
-      <w:r>
-        <w:t>________________________________________________________________</w:t>
-      </w:r>
-    </w:p>
-    <w:p>
-      <w:r>
-        <w:t>________________________________________________________________</w:t>
-      </w:r>
-    </w:p>
-    <w:p>
-      <w:r>
-        <w:t>________________________________________________________________</w:t>
-      </w:r>
-    </w:p>
-    <w:p>
-      <w:r>
-        <w:t>________________________________________________________________</w:t>
-      </w:r>
-    </w:p>
-    <w:p>
-      <w:r>
-        <w:t>________________________________________________________________</w:t>
-      </w:r>
-    </w:p>
-    <w:p>
-      <w:pPr>
-        <w:pStyle w:val="Heading1"/>
-      </w:pPr>
-      <w:r>
-        <w:t>11. Feedback, return check and learning record</w:t>
-      </w:r>
-    </w:p>
-    <w:p>
-      <w:r>
-        <w:t>Record the first repaired step and a different case to revisit after a delay.</w:t>
+        <w:t>11. Feedback · Repair and return</w:t>
+      </w:r>
+    </w:p>
+    <w:p>
+      <w:r>
+        <w:t>Keep the stated task, its own code/values and support record together.</w:t>
+      </w:r>
+    </w:p>
+    <w:p>
+      <w:pPr>
+        <w:pStyle w:val="Heading2"/>
+      </w:pPr>
+      <w:r>
+        <w:t>Task and evidence record</w:t>
       </w:r>
     </w:p>
     <w:tbl>
@@ -1153,12 +838,9 @@
     </w:tbl>
     <w:p>
       <w:pPr>
-        <w:spacing w:line="336" w:lineRule="auto" w:after="180"/>
-      </w:pPr>
-      <w:r>
-        <w:rPr>
-          <w:b w:val="0"/>
-        </w:rPr>
+        <w:pStyle w:val="ListBullet"/>
+      </w:pPr>
+      <w:r>
         <w:t>Revisit this idea with your teacher after a delay. Familiarity is different from explaining and using it on a changed case.</w:t>
       </w:r>
     </w:p>
@@ -1167,58 +849,322 @@
         <w:pStyle w:val="Heading1"/>
       </w:pPr>
       <w:r>
-        <w:t>12. Pictorial case practice: Reading structured data</w:t>
-      </w:r>
-    </w:p>
-    <w:p>
-      <w:r>
-        <w:t>Read rows with a missing-field policy. A toy table is represented as a list of dictionaries; count only rows with a recorded count. Explain the labelled step before checking the changed condition.</w:t>
-      </w:r>
-    </w:p>
-    <w:p>
-      <w:pPr>
-        <w:spacing w:line="336" w:lineRule="auto" w:after="180"/>
-      </w:pPr>
-      <w:r>
-        <w:rPr>
-          <w:b w:val="0"/>
-        </w:rPr>
-        <w:t>Read rows with a missing-</w:t>
-      </w:r>
-      <w:r>
-        <w:rPr>
-          <w:b/>
-        </w:rPr>
-        <w:t>field</w:t>
-      </w:r>
-      <w:r>
-        <w:rPr>
-          <w:b w:val="0"/>
-        </w:rPr>
-        <w:t xml:space="preserve"> policy. A toy table is represented as a list of dictionaries; count only rows with a recorded count.</w:t>
-      </w:r>
-    </w:p>
-    <w:p>
-      <w:pPr>
-        <w:spacing w:line="336" w:lineRule="auto" w:after="180"/>
-      </w:pPr>
-      <w:r>
-        <w:rPr>
-          <w:b w:val="0"/>
-        </w:rPr>
-        <w:t xml:space="preserve">Python 3 records: [{"count":2},{"count":0},{}]. Policy: include existing numeric counts, including zero; skip an absent </w:t>
-      </w:r>
-      <w:r>
-        <w:rPr>
-          <w:b/>
-        </w:rPr>
-        <w:t>field</w:t>
-      </w:r>
-      <w:r>
-        <w:rPr>
-          <w:b w:val="0"/>
-        </w:rPr>
-        <w:t>.</w:t>
+        <w:t>Reference bank and extra practice</w:t>
+      </w:r>
+    </w:p>
+    <w:p>
+      <w:pPr>
+        <w:pStyle w:val="Heading1"/>
+      </w:pPr>
+      <w:r>
+        <w:t>02. Reference · Supported W2 record</w:t>
+      </w:r>
+    </w:p>
+    <w:p>
+      <w:r>
+        <w:t>Keep the stated task, its own code/values and support record together.</w:t>
+      </w:r>
+    </w:p>
+    <w:p>
+      <w:pPr>
+        <w:pStyle w:val="Heading2"/>
+      </w:pPr>
+      <w:r>
+        <w:t>Task and evidence record</w:t>
+      </w:r>
+    </w:p>
+    <w:p>
+      <w:pPr>
+        <w:pStyle w:val="ListBullet"/>
+      </w:pPr>
+      <w:r>
+        <w:t>Use W2: Trace all updates for Reading structured data. Record the answer once; the lesson and workbook refer to the same attempt.</w:t>
+      </w:r>
+    </w:p>
+    <w:tbl>
+      <w:tblPr>
+        <w:tblStyle w:val="LightShading-Accent1"/>
+        <w:tblW w:type="auto" w:w="0"/>
+        <w:tblLook w:firstColumn="1" w:firstRow="1" w:lastColumn="0" w:lastRow="0" w:noHBand="0" w:noVBand="1" w:val="04A0"/>
+      </w:tblPr>
+      <w:tblGrid>
+        <w:gridCol w:w="2556"/>
+        <w:gridCol w:w="2556"/>
+        <w:gridCol w:w="2556"/>
+        <w:gridCol w:w="2556"/>
+      </w:tblGrid>
+      <w:tr>
+        <w:trPr>
+          <w:tblHeader/>
+        </w:trPr>
+        <w:tc>
+          <w:tcPr>
+            <w:tcW w:type="dxa" w:w="2556"/>
+          </w:tcPr>
+          <w:p>
+            <w:r>
+              <w:t>Given inputs</w:t>
+            </w:r>
+          </w:p>
+        </w:tc>
+        <w:tc>
+          <w:tcPr>
+            <w:tcW w:type="dxa" w:w="2556"/>
+          </w:tcPr>
+          <w:p>
+            <w:r>
+              <w:t>Procedure I chose</w:t>
+            </w:r>
+          </w:p>
+        </w:tc>
+        <w:tc>
+          <w:tcPr>
+            <w:tcW w:type="dxa" w:w="2556"/>
+          </w:tcPr>
+          <w:p>
+            <w:r>
+              <w:t>Middle steps</w:t>
+            </w:r>
+          </w:p>
+        </w:tc>
+        <w:tc>
+          <w:tcPr>
+            <w:tcW w:type="dxa" w:w="2556"/>
+          </w:tcPr>
+          <w:p>
+            <w:r>
+              <w:t>Result and check</w:t>
+            </w:r>
+          </w:p>
+        </w:tc>
+      </w:tr>
+      <w:tr>
+        <w:tc>
+          <w:tcPr>
+            <w:tcW w:type="dxa" w:w="2556"/>
+          </w:tcPr>
+          <w:p>
+            <w:r/>
+          </w:p>
+        </w:tc>
+        <w:tc>
+          <w:tcPr>
+            <w:tcW w:type="dxa" w:w="2556"/>
+          </w:tcPr>
+          <w:p>
+            <w:r/>
+          </w:p>
+        </w:tc>
+        <w:tc>
+          <w:tcPr>
+            <w:tcW w:type="dxa" w:w="2556"/>
+          </w:tcPr>
+          <w:p>
+            <w:r/>
+          </w:p>
+        </w:tc>
+        <w:tc>
+          <w:tcPr>
+            <w:tcW w:type="dxa" w:w="2556"/>
+          </w:tcPr>
+          <w:p>
+            <w:r/>
+          </w:p>
+        </w:tc>
+      </w:tr>
+    </w:tbl>
+    <w:p>
+      <w:pPr>
+        <w:pStyle w:val="Heading3"/>
+      </w:pPr>
+      <w:r>
+        <w:t>The step I completed without help, and the hint I needed</w:t>
+      </w:r>
+    </w:p>
+    <w:p>
+      <w:r>
+        <w:t>________________________________________________________________</w:t>
+      </w:r>
+    </w:p>
+    <w:p>
+      <w:r>
+        <w:t>________________________________________________________________</w:t>
+      </w:r>
+    </w:p>
+    <w:p>
+      <w:r>
+        <w:t>________________________________________________________________</w:t>
+      </w:r>
+    </w:p>
+    <w:p>
+      <w:pPr>
+        <w:pStyle w:val="Heading1"/>
+      </w:pPr>
+      <w:r>
+        <w:t>03. Extra practice · Individual reasoning check</w:t>
+      </w:r>
+    </w:p>
+    <w:p>
+      <w:r>
+        <w:t>Keep the stated task, its own code/values and support record together.</w:t>
+      </w:r>
+    </w:p>
+    <w:p>
+      <w:pPr>
+        <w:pStyle w:val="Heading2"/>
+      </w:pPr>
+      <w:r>
+        <w:t>Task and evidence record</w:t>
+      </w:r>
+    </w:p>
+    <w:p>
+      <w:pPr>
+        <w:pStyle w:val="ListBullet"/>
+      </w:pPr>
+      <w:r>
+        <w:t>Use the worked case for Reading structured data. Proposed explanation: “A successful run proves the conclusion”. Decide whether this explanation is supported. Point to the step or supplied fact that decides; explain your repair if needed.</w:t>
+      </w:r>
+    </w:p>
+    <w:p>
+      <w:pPr>
+        <w:pStyle w:val="Heading3"/>
+      </w:pPr>
+      <w:r>
+        <w:t>My explanation before partner discussion</w:t>
+      </w:r>
+    </w:p>
+    <w:p>
+      <w:r>
+        <w:t>________________________________________________________________</w:t>
+      </w:r>
+    </w:p>
+    <w:p>
+      <w:r>
+        <w:t>________________________________________________________________</w:t>
+      </w:r>
+    </w:p>
+    <w:p>
+      <w:r>
+        <w:t>________________________________________________________________</w:t>
+      </w:r>
+    </w:p>
+    <w:p>
+      <w:r>
+        <w:t>________________________________________________________________</w:t>
+      </w:r>
+    </w:p>
+    <w:p>
+      <w:pPr>
+        <w:pStyle w:val="Heading1"/>
+      </w:pPr>
+      <w:r>
+        <w:t>08. Additional practice · Earlier W4 transfer</w:t>
+      </w:r>
+    </w:p>
+    <w:p>
+      <w:r>
+        <w:t>Keep the stated task, its own code/values and support record together.</w:t>
+      </w:r>
+    </w:p>
+    <w:p>
+      <w:pPr>
+        <w:pStyle w:val="Heading2"/>
+      </w:pPr>
+      <w:r>
+        <w:t>Task and evidence record</w:t>
+      </w:r>
+    </w:p>
+    <w:p>
+      <w:pPr>
+        <w:pStyle w:val="ListBullet"/>
+      </w:pPr>
+      <w:r>
+        <w:t>Write a loop for records (capacity 9, used 2), (capacity 5, used 1), and (capacity 4, used 4). Predict the total. Reverse the order and test an empty list.</w:t>
+      </w:r>
+    </w:p>
+    <w:p>
+      <w:pPr>
+        <w:pStyle w:val="Heading3"/>
+      </w:pPr>
+      <w:r>
+        <w:t>My reasoning and evidence</w:t>
+      </w:r>
+    </w:p>
+    <w:p>
+      <w:r>
+        <w:t>________________________________________________________________</w:t>
+      </w:r>
+    </w:p>
+    <w:p>
+      <w:r>
+        <w:t>________________________________________________________________</w:t>
+      </w:r>
+    </w:p>
+    <w:p>
+      <w:r>
+        <w:t>________________________________________________________________</w:t>
+      </w:r>
+    </w:p>
+    <w:p>
+      <w:r>
+        <w:t>________________________________________________________________</w:t>
+      </w:r>
+    </w:p>
+    <w:p>
+      <w:r>
+        <w:t>________________________________________________________________</w:t>
+      </w:r>
+    </w:p>
+    <w:p>
+      <w:r>
+        <w:t>________________________________________________________________</w:t>
+      </w:r>
+    </w:p>
+    <w:p>
+      <w:r>
+        <w:t>________________________________________________________________</w:t>
+      </w:r>
+    </w:p>
+    <w:p>
+      <w:r>
+        <w:t>________________________________________________________________</w:t>
+      </w:r>
+    </w:p>
+    <w:p>
+      <w:pPr>
+        <w:pStyle w:val="Heading1"/>
+      </w:pPr>
+      <w:r>
+        <w:t>12. Extra practice · Pictured case</w:t>
+      </w:r>
+    </w:p>
+    <w:p>
+      <w:r>
+        <w:t>Keep the stated task, its own code/values and support record together.</w:t>
+      </w:r>
+    </w:p>
+    <w:p>
+      <w:pPr>
+        <w:pStyle w:val="Heading2"/>
+      </w:pPr>
+      <w:r>
+        <w:t>Task and evidence record</w:t>
+      </w:r>
+    </w:p>
+    <w:p>
+      <w:pPr>
+        <w:pStyle w:val="ListBullet"/>
+      </w:pPr>
+      <w:r>
+        <w:t>Read rows with a missing-field policy. A toy table is represented as a list of dictionaries; count only rows with a recorded count.</w:t>
+      </w:r>
+    </w:p>
+    <w:p>
+      <w:pPr>
+        <w:pStyle w:val="ListBullet"/>
+      </w:pPr>
+      <w:r>
+        <w:t>Python 3 records: [{"count":2},{"count":0},{}]. Policy: include existing numeric counts, including zero; skip an absent field.</w:t>
       </w:r>
     </w:p>
     <w:p>
@@ -1295,12 +1241,9 @@
     </w:p>
     <w:p>
       <w:pPr>
-        <w:spacing w:line="336" w:lineRule="auto" w:after="180"/>
-      </w:pPr>
-      <w:r>
-        <w:rPr>
-          <w:b w:val="0"/>
-        </w:rPr>
+        <w:pStyle w:val="ListBullet"/>
+      </w:pPr>
+      <w:r>
         <w:t>Circle the included rows, calculate the sum and mean, and state coverage. Repeat after adding the fourth row with count four.</w:t>
       </w:r>
     </w:p>
@@ -1344,80 +1287,18 @@
     </w:p>
     <w:p>
       <w:pPr>
-        <w:pStyle w:val="Heading3"/>
-      </w:pPr>
-      <w:r>
-        <w:t>Record the help used</w:t>
-      </w:r>
-    </w:p>
-    <w:p>
-      <w:pPr>
-        <w:spacing w:line="336" w:lineRule="auto" w:after="180"/>
-        <w:shd w:fill="F1F6F8"/>
-      </w:pPr>
-      <w:r>
-        <w:rPr>
-          <w:b w:val="0"/>
-        </w:rPr>
-        <w:t xml:space="preserve">Support used: alone / hint / worked example. This record is practice </w:t>
-      </w:r>
-      <w:r>
-        <w:rPr>
-          <w:b/>
-        </w:rPr>
-        <w:t>evidence</w:t>
-      </w:r>
-      <w:r>
-        <w:rPr>
-          <w:b w:val="0"/>
-        </w:rPr>
-        <w:t>.</w:t>
-      </w:r>
-    </w:p>
-    <w:p>
-      <w:pPr>
-        <w:spacing w:line="336" w:lineRule="auto" w:after="180"/>
-      </w:pPr>
-      <w:r>
-        <w:rPr>
-          <w:b w:val="0"/>
-        </w:rPr>
-        <w:t xml:space="preserve">Project connection: For Python readiness before the Responsible Plant Classifier, retain a trace of the values, the predicted </w:t>
-      </w:r>
-      <w:r>
-        <w:rPr>
-          <w:b/>
-        </w:rPr>
-        <w:t>output</w:t>
-      </w:r>
-      <w:r>
-        <w:rPr>
-          <w:b w:val="0"/>
-        </w:rPr>
-        <w:t>s and the changed-case explanation.</w:t>
-      </w:r>
-    </w:p>
-    <w:p>
-      <w:pPr>
-        <w:spacing w:line="336" w:lineRule="auto" w:after="180"/>
-      </w:pPr>
-      <w:r>
-        <w:rPr>
-          <w:b w:val="0"/>
-        </w:rPr>
-        <w:t xml:space="preserve">Use actual Python 3 results to check the </w:t>
-      </w:r>
-      <w:r>
-        <w:rPr>
-          <w:b/>
-        </w:rPr>
-        <w:t>prediction</w:t>
-      </w:r>
-      <w:r>
-        <w:rPr>
-          <w:b w:val="0"/>
-        </w:rPr>
-        <w:t xml:space="preserve"> after reasoning first.</w:t>
+        <w:pStyle w:val="ListBullet"/>
+      </w:pPr>
+      <w:r>
+        <w:t>Support used: alone / hint / worked example. This record is practice evidence.</w:t>
+      </w:r>
+    </w:p>
+    <w:p>
+      <w:pPr>
+        <w:pStyle w:val="ListBullet"/>
+      </w:pPr>
+      <w:r>
+        <w:t>Project connection: For Python readiness before the Responsible Plant Classifier, retain a trace of the values, the predicted outputs and the changed-case explanation. Use actual Python 3 results to check the prediction after reasoning first.</w:t>
       </w:r>
     </w:p>
     <w:p>
@@ -1425,105 +1306,44 @@
         <w:pStyle w:val="Heading1"/>
       </w:pPr>
       <w:r>
-        <w:t>13. Project portfolio milestone</w:t>
-      </w:r>
-    </w:p>
-    <w:p>
-      <w:r>
-        <w:t>Keep this week’s input, deciding step, result and limit together in the Python readiness portfolio record.</w:t>
-      </w:r>
-    </w:p>
-    <w:p>
-      <w:pPr>
-        <w:spacing w:line="336" w:lineRule="auto" w:after="180"/>
-      </w:pPr>
-      <w:r>
-        <w:rPr>
-          <w:b w:val="0"/>
-        </w:rPr>
+        <w:t>13. Reference · Project portfolio milestone</w:t>
+      </w:r>
+    </w:p>
+    <w:p>
+      <w:r>
+        <w:t>Keep the stated task, its own code/values and support record together.</w:t>
+      </w:r>
+    </w:p>
+    <w:p>
+      <w:pPr>
+        <w:pStyle w:val="Heading2"/>
+      </w:pPr>
+      <w:r>
+        <w:t>Task and evidence record</w:t>
+      </w:r>
+    </w:p>
+    <w:p>
+      <w:pPr>
+        <w:pStyle w:val="ListBullet"/>
+      </w:pPr>
+      <w:r>
         <w:t>Project: Python readiness portfolio</w:t>
       </w:r>
     </w:p>
     <w:p>
       <w:pPr>
-        <w:spacing w:line="336" w:lineRule="auto" w:after="180"/>
-      </w:pPr>
-      <w:r>
-        <w:rPr>
-          <w:b w:val="0"/>
-        </w:rPr>
-        <w:t xml:space="preserve">Current milestone: Python readiness portfolio. Keep runnable code, </w:t>
-      </w:r>
-      <w:r>
-        <w:rPr>
-          <w:b/>
-        </w:rPr>
-        <w:t>prediction</w:t>
-      </w:r>
-      <w:r>
-        <w:rPr>
-          <w:b w:val="0"/>
-        </w:rPr>
-        <w:t xml:space="preserve">s, actual </w:t>
-      </w:r>
-      <w:r>
-        <w:rPr>
-          <w:b/>
-        </w:rPr>
-        <w:t>output</w:t>
-      </w:r>
-      <w:r>
-        <w:rPr>
-          <w:b w:val="0"/>
-        </w:rPr>
-        <w:t xml:space="preserve">s, one repaired error and an explanation of a function on changed </w:t>
-      </w:r>
-      <w:r>
-        <w:rPr>
-          <w:b/>
-        </w:rPr>
-        <w:t>input</w:t>
-      </w:r>
-      <w:r>
-        <w:rPr>
-          <w:b w:val="0"/>
-        </w:rPr>
-        <w:t>s.</w:t>
-      </w:r>
-    </w:p>
-    <w:p>
-      <w:pPr>
-        <w:spacing w:line="336" w:lineRule="auto" w:after="180"/>
-      </w:pPr>
-      <w:r>
-        <w:rPr>
-          <w:b w:val="0"/>
-        </w:rPr>
-        <w:t xml:space="preserve">For Python readiness before the Responsible Plant Classifier, retain a trace of the values, the predicted </w:t>
-      </w:r>
-      <w:r>
-        <w:rPr>
-          <w:b/>
-        </w:rPr>
-        <w:t>output</w:t>
-      </w:r>
-      <w:r>
-        <w:rPr>
-          <w:b w:val="0"/>
-        </w:rPr>
-        <w:t xml:space="preserve">s and the changed-case explanation. Use actual Python 3 results to check the </w:t>
-      </w:r>
-      <w:r>
-        <w:rPr>
-          <w:b/>
-        </w:rPr>
-        <w:t>prediction</w:t>
-      </w:r>
-      <w:r>
-        <w:rPr>
-          <w:b w:val="0"/>
-        </w:rPr>
-        <w:t xml:space="preserve"> after reasoning first.</w:t>
+        <w:pStyle w:val="ListBullet"/>
+      </w:pPr>
+      <w:r>
+        <w:t>Current milestone: Python readiness portfolio. Keep runnable code, predictions, actual outputs, one repaired error and an explanation of a function on changed inputs.</w:t>
+      </w:r>
+    </w:p>
+    <w:p>
+      <w:pPr>
+        <w:pStyle w:val="ListBullet"/>
+      </w:pPr>
+      <w:r>
+        <w:t>For Python readiness before the Responsible Plant Classifier, retain a trace of the values, the predicted outputs and the changed-case explanation. Use actual Python 3 results to check the prediction after reasoning first.</w:t>
       </w:r>
     </w:p>
     <w:tbl>
@@ -1680,12 +1500,514 @@
         <w:pStyle w:val="Heading1"/>
       </w:pPr>
       <w:r>
-        <w:t>14. Supported practice and learning evidence</w:t>
-      </w:r>
-    </w:p>
-    <w:p>
-      <w:r>
-        <w:t>Try the supported questions before comparing with hints and feedback. Record what you repaired and the evidence you retained.</w:t>
+        <w:t>14. Extra practice · Predict, check and repair</w:t>
+      </w:r>
+    </w:p>
+    <w:p>
+      <w:r>
+        <w:t>Use only after an attempt; keep the reserved assessment separate.</w:t>
+      </w:r>
+    </w:p>
+    <w:p>
+      <w:pPr>
+        <w:pStyle w:val="Heading2"/>
+      </w:pPr>
+      <w:r>
+        <w:t>First question and hint</w:t>
+      </w:r>
+    </w:p>
+    <w:p>
+      <w:pPr>
+        <w:pStyle w:val="ListBullet"/>
+      </w:pPr>
+      <w:r>
+        <w:t>Read rows with a missing-field policy. A toy table is represented as a list of dictionaries; count only rows with a recorded count.</w:t>
+      </w:r>
+    </w:p>
+    <w:p>
+      <w:pPr>
+        <w:pStyle w:val="Heading3"/>
+      </w:pPr>
+      <w:r>
+        <w:t>Practice 1: explain the deciding evidence</w:t>
+      </w:r>
+    </w:p>
+    <w:p>
+      <w:pPr>
+        <w:pStyle w:val="ListBullet"/>
+      </w:pPr>
+      <w:r>
+        <w:t>Which labelled step matches this detail? Mean is 1; measured coverage is 2 of 3 rows.</w:t>
+      </w:r>
+    </w:p>
+    <w:p>
+      <w:pPr>
+        <w:pStyle w:val="ListBullet"/>
+      </w:pPr>
+      <w:r>
+        <w:t>1. Inspect three rows</w:t>
+      </w:r>
+    </w:p>
+    <w:p>
+      <w:pPr>
+        <w:pStyle w:val="ListBullet"/>
+      </w:pPr>
+      <w:r>
+        <w:t>2. Report coverage and mean</w:t>
+      </w:r>
+    </w:p>
+    <w:p>
+      <w:pPr>
+        <w:pStyle w:val="ListBullet"/>
+      </w:pPr>
+      <w:r>
+        <w:t>3. Accumulate values</w:t>
+      </w:r>
+    </w:p>
+    <w:p>
+      <w:pPr>
+        <w:pStyle w:val="Heading3"/>
+      </w:pPr>
+      <w:r>
+        <w:t>My selected conclusion, deciding fact and explanation</w:t>
+      </w:r>
+    </w:p>
+    <w:p>
+      <w:r>
+        <w:t>________________________________________________________________</w:t>
+      </w:r>
+    </w:p>
+    <w:p>
+      <w:r>
+        <w:t>________________________________________________________________</w:t>
+      </w:r>
+    </w:p>
+    <w:p>
+      <w:r>
+        <w:t>________________________________________________________________</w:t>
+      </w:r>
+    </w:p>
+    <w:p>
+      <w:r>
+        <w:t>________________________________________________________________</w:t>
+      </w:r>
+    </w:p>
+    <w:p>
+      <w:r>
+        <w:t>________________________________________________________________</w:t>
+      </w:r>
+    </w:p>
+    <w:p>
+      <w:pPr>
+        <w:pStyle w:val="ListBullet"/>
+      </w:pPr>
+      <w:r>
+        <w:t>Hint if needed: Read the steps in the pictorial case. Match the supplied detail to the stage that performs or records it.</w:t>
+      </w:r>
+    </w:p>
+    <w:p>
+      <w:pPr>
+        <w:pStyle w:val="Heading2"/>
+      </w:pPr>
+      <w:r>
+        <w:t>Check the first explanation · reference / check after trying</w:t>
+      </w:r>
+    </w:p>
+    <w:p>
+      <w:pPr>
+        <w:spacing w:line="336" w:lineRule="auto" w:after="180"/>
+      </w:pPr>
+      <w:r>
+        <w:rPr>
+          <w:b w:val="0"/>
+        </w:rPr>
+        <w:t>After your attempt, compare with the supported explanation: Report coverage and mean Mean is 1; measured coverage is 2 of 3 rows. Structured data need a row policy before aggregation.</w:t>
+      </w:r>
+    </w:p>
+    <w:p>
+      <w:pPr>
+        <w:spacing w:line="336" w:lineRule="auto" w:after="180"/>
+      </w:pPr>
+      <w:r>
+        <w:rPr>
+          <w:b w:val="0"/>
+        </w:rPr>
+        <w:t xml:space="preserve">Treating missing as zero changes the statistic and can conceal incomplete coverage; real zero remains an </w:t>
+      </w:r>
+      <w:r>
+        <w:rPr>
+          <w:b/>
+        </w:rPr>
+        <w:t>observation</w:t>
+      </w:r>
+      <w:r>
+        <w:rPr>
+          <w:b w:val="0"/>
+        </w:rPr>
+        <w:t>.</w:t>
+      </w:r>
+    </w:p>
+    <w:p>
+      <w:pPr>
+        <w:pStyle w:val="Heading2"/>
+      </w:pPr>
+      <w:r>
+        <w:t>Changed-case question and hint</w:t>
+      </w:r>
+    </w:p>
+    <w:p>
+      <w:pPr>
+        <w:pStyle w:val="Heading3"/>
+      </w:pPr>
+      <w:r>
+        <w:t>Practice 2: explain the deciding evidence</w:t>
+      </w:r>
+    </w:p>
+    <w:p>
+      <w:pPr>
+        <w:pStyle w:val="ListBullet"/>
+      </w:pPr>
+      <w:r>
+        <w:t>Changed-case practice: Add {"count":4} as a fourth row. Which conclusion is supported by the supplied facts?</w:t>
+      </w:r>
+    </w:p>
+    <w:p>
+      <w:pPr>
+        <w:pStyle w:val="ListBullet"/>
+      </w:pPr>
+      <w:r>
+        <w:t>1. We can decide the result without examining the changed input or the procedure.</w:t>
+      </w:r>
+    </w:p>
+    <w:p>
+      <w:pPr>
+        <w:pStyle w:val="ListBullet"/>
+      </w:pPr>
+      <w:r>
+        <w:t>2. This one example guarantees correct results for every future input.</w:t>
+      </w:r>
+    </w:p>
+    <w:p>
+      <w:pPr>
+        <w:pStyle w:val="ListBullet"/>
+      </w:pPr>
+      <w:r>
+        <w:t>3. Sum becomes 6, denominator 3, mean 2; coverage is 3 of 4.</w:t>
+      </w:r>
+    </w:p>
+    <w:p>
+      <w:pPr>
+        <w:pStyle w:val="Heading3"/>
+      </w:pPr>
+      <w:r>
+        <w:t>My selected conclusion, deciding fact and explanation</w:t>
+      </w:r>
+    </w:p>
+    <w:p>
+      <w:r>
+        <w:t>________________________________________________________________</w:t>
+      </w:r>
+    </w:p>
+    <w:p>
+      <w:r>
+        <w:t>________________________________________________________________</w:t>
+      </w:r>
+    </w:p>
+    <w:p>
+      <w:r>
+        <w:t>________________________________________________________________</w:t>
+      </w:r>
+    </w:p>
+    <w:p>
+      <w:r>
+        <w:t>________________________________________________________________</w:t>
+      </w:r>
+    </w:p>
+    <w:p>
+      <w:r>
+        <w:t>________________________________________________________________</w:t>
+      </w:r>
+    </w:p>
+    <w:p>
+      <w:pPr>
+        <w:pStyle w:val="ListBullet"/>
+      </w:pPr>
+      <w:r>
+        <w:t>Hint if needed: Use the changed condition and the deciding step in the pictorial trace. The answer must say what follows from those facts.</w:t>
+      </w:r>
+    </w:p>
+    <w:p>
+      <w:pPr>
+        <w:pStyle w:val="Heading2"/>
+      </w:pPr>
+      <w:r>
+        <w:t>Check the changed explanation · reference / check after trying</w:t>
+      </w:r>
+    </w:p>
+    <w:p>
+      <w:pPr>
+        <w:spacing w:line="336" w:lineRule="auto" w:after="180"/>
+      </w:pPr>
+      <w:r>
+        <w:rPr>
+          <w:b w:val="0"/>
+        </w:rPr>
+        <w:t xml:space="preserve">After your attempt, compare with the supported explanation: Sum becomes 6, denominator 3, mean 2; coverage is 3 of 4. Only the added recorded value contributes; the existing absent </w:t>
+      </w:r>
+      <w:r>
+        <w:rPr>
+          <w:b/>
+        </w:rPr>
+        <w:t>field</w:t>
+      </w:r>
+      <w:r>
+        <w:rPr>
+          <w:b w:val="0"/>
+        </w:rPr>
+        <w:t xml:space="preserve"> remains skipped.</w:t>
+      </w:r>
+    </w:p>
+    <w:p>
+      <w:pPr>
+        <w:pStyle w:val="Heading2"/>
+      </w:pPr>
+      <w:r>
+        <w:t>Repair and keep the record</w:t>
+      </w:r>
+    </w:p>
+    <w:p>
+      <w:pPr>
+        <w:spacing w:line="336" w:lineRule="auto" w:after="180"/>
+      </w:pPr>
+      <w:r>
+        <w:rPr>
+          <w:b w:val="0"/>
+        </w:rPr>
+        <w:t xml:space="preserve">Review Dictionaries and records (python-bridge/10). Goal: Read and update named dictionary </w:t>
+      </w:r>
+      <w:r>
+        <w:rPr>
+          <w:b/>
+        </w:rPr>
+        <w:t>field</w:t>
+      </w:r>
+      <w:r>
+        <w:rPr>
+          <w:b w:val="0"/>
+        </w:rPr>
+        <w:t xml:space="preserve">s. Short practice: Predict all three original </w:t>
+      </w:r>
+      <w:r>
+        <w:rPr>
+          <w:b/>
+        </w:rPr>
+        <w:t>output</w:t>
+      </w:r>
+      <w:r>
+        <w:rPr>
+          <w:b w:val="0"/>
+        </w:rPr>
+        <w:t>s.</w:t>
+      </w:r>
+    </w:p>
+    <w:p>
+      <w:pPr>
+        <w:spacing w:line="336" w:lineRule="auto" w:after="180"/>
+      </w:pPr>
+      <w:r>
+        <w:rPr>
+          <w:b w:val="0"/>
+        </w:rPr>
+        <w:t>Explain the difference between count=0 and missing price, then predict the lookup after price=0 is added.. Return to this week and explain what you changed.</w:t>
+      </w:r>
+    </w:p>
+    <w:p>
+      <w:pPr>
+        <w:spacing w:line="336" w:lineRule="auto" w:after="180"/>
+      </w:pPr>
+      <w:r>
+        <w:rPr>
+          <w:b w:val="0"/>
+        </w:rPr>
+        <w:t>Review Functions and arguments (python-bridge/8). Goal: Distinguish a function definition from a function call. Short practice: Match every argument to a parameter for the two calls.</w:t>
+      </w:r>
+    </w:p>
+    <w:p>
+      <w:pPr>
+        <w:spacing w:line="336" w:lineRule="auto" w:after="180"/>
+      </w:pPr>
+      <w:r>
+        <w:rPr>
+          <w:b w:val="0"/>
+        </w:rPr>
+        <w:t xml:space="preserve">Why do </w:t>
+      </w:r>
+      <w:r>
+        <w:rPr>
+          <w:b/>
+        </w:rPr>
+        <w:t>output</w:t>
+      </w:r>
+      <w:r>
+        <w:rPr>
+          <w:b w:val="0"/>
+        </w:rPr>
+        <w:t>s differ, and what prints when both calls are removed?. Return to this week and explain what you changed.</w:t>
+      </w:r>
+    </w:p>
+    <w:p>
+      <w:pPr>
+        <w:spacing w:line="336" w:lineRule="auto" w:after="180"/>
+      </w:pPr>
+      <w:r>
+        <w:rPr>
+          <w:b w:val="0"/>
+        </w:rPr>
+        <w:t>Review Branching and boundary tests (python-bridge/5). Goal: Trace the selected branch in an if elif else chain. Short practice: Trace -2, 4 and 5 through the branches.</w:t>
+      </w:r>
+    </w:p>
+    <w:p>
+      <w:pPr>
+        <w:spacing w:line="336" w:lineRule="auto" w:after="180"/>
+      </w:pPr>
+      <w:r>
+        <w:rPr>
+          <w:b w:val="0"/>
+        </w:rPr>
+        <w:t>Explain why the negative check comes first and what label -2 gets if it is removed.. Return to this week and explain what you changed.</w:t>
+      </w:r>
+    </w:p>
+    <w:p>
+      <w:pPr>
+        <w:spacing w:line="336" w:lineRule="auto" w:after="180"/>
+      </w:pPr>
+      <w:r>
+        <w:rPr>
+          <w:b w:val="0"/>
+        </w:rPr>
+        <w:t xml:space="preserve">The browser lab lets you edit the supported Python examples already included in this lesson. Predict first, run, inspect the actual </w:t>
+      </w:r>
+      <w:r>
+        <w:rPr>
+          <w:b/>
+        </w:rPr>
+        <w:t>output</w:t>
+      </w:r>
+      <w:r>
+        <w:rPr>
+          <w:b w:val="0"/>
+        </w:rPr>
+        <w:t xml:space="preserve"> or error, change one </w:t>
+      </w:r>
+      <w:r>
+        <w:rPr>
+          <w:b/>
+        </w:rPr>
+        <w:t>input</w:t>
+      </w:r>
+      <w:r>
+        <w:rPr>
+          <w:b w:val="0"/>
+        </w:rPr>
+        <w:t>, then run again.</w:t>
+      </w:r>
+    </w:p>
+    <w:p>
+      <w:pPr>
+        <w:spacing w:line="336" w:lineRule="auto" w:after="180"/>
+      </w:pPr>
+      <w:r>
+        <w:rPr>
+          <w:b w:val="0"/>
+        </w:rPr>
+        <w:t xml:space="preserve">Keep code, </w:t>
+      </w:r>
+      <w:r>
+        <w:rPr>
+          <w:b/>
+        </w:rPr>
+        <w:t>prediction</w:t>
+      </w:r>
+      <w:r>
+        <w:rPr>
+          <w:b w:val="0"/>
+        </w:rPr>
+        <w:t>s, actual results and a reasoned revision together. On paper, label your result as a trace rather than an execution.</w:t>
+      </w:r>
+    </w:p>
+    <w:p>
+      <w:pPr>
+        <w:spacing w:line="336" w:lineRule="auto" w:after="180"/>
+      </w:pPr>
+      <w:r>
+        <w:rPr>
+          <w:b w:val="0"/>
+        </w:rPr>
+        <w:t xml:space="preserve">Use Download completed work in the hosted lesson to export your answers, reflections, practice feedback and code-run </w:t>
+      </w:r>
+      <w:r>
+        <w:rPr>
+          <w:b/>
+        </w:rPr>
+        <w:t>evidence</w:t>
+      </w:r>
+      <w:r>
+        <w:rPr>
+          <w:b w:val="0"/>
+        </w:rPr>
+        <w:t>. Open the HTML copy to read or print it.</w:t>
+      </w:r>
+    </w:p>
+    <w:p>
+      <w:pPr>
+        <w:spacing w:line="336" w:lineRule="auto" w:after="180"/>
+      </w:pPr>
+      <w:r>
+        <w:rPr>
+          <w:b w:val="0"/>
+        </w:rPr>
+        <w:t>Drafts stay in this browser when storage is available; clear drafts on a shared device.</w:t>
+      </w:r>
+    </w:p>
+    <w:p>
+      <w:pPr>
+        <w:pStyle w:val="Heading3"/>
+      </w:pPr>
+      <w:r>
+        <w:t>What I repaired, the evidence I kept and the next test</w:t>
+      </w:r>
+    </w:p>
+    <w:p>
+      <w:r>
+        <w:t>________________________________________________________________</w:t>
+      </w:r>
+    </w:p>
+    <w:p>
+      <w:r>
+        <w:t>________________________________________________________________</w:t>
+      </w:r>
+    </w:p>
+    <w:p>
+      <w:r>
+        <w:t>________________________________________________________________</w:t>
+      </w:r>
+    </w:p>
+    <w:p>
+      <w:r>
+        <w:t>________________________________________________________________</w:t>
+      </w:r>
+    </w:p>
+    <w:p>
+      <w:r>
+        <w:t>________________________________________________________________</w:t>
+      </w:r>
+    </w:p>
+    <w:p>
+      <w:pPr>
+        <w:pStyle w:val="Heading2"/>
+      </w:pPr>
+      <w:r>
+        <w:t>Earlier wording, alternatives and picture transcripts · reference / check after trying</w:t>
       </w:r>
     </w:p>
     <w:p>
@@ -1701,80 +2023,10 @@
     </w:p>
     <w:p>
       <w:pPr>
-        <w:spacing w:line="336" w:lineRule="auto" w:after="180"/>
-      </w:pPr>
-      <w:r>
-        <w:rPr>
-          <w:b w:val="0"/>
-        </w:rPr>
-        <w:t>Read rows with a missing-</w:t>
-      </w:r>
-      <w:r>
-        <w:rPr>
-          <w:b/>
-        </w:rPr>
-        <w:t>field</w:t>
-      </w:r>
-      <w:r>
-        <w:rPr>
-          <w:b w:val="0"/>
-        </w:rPr>
-        <w:t xml:space="preserve"> policy. A toy table is represented as a list of dictionaries; count only rows with a recorded count.</w:t>
-      </w:r>
-    </w:p>
-    <w:p>
-      <w:pPr>
         <w:pStyle w:val="Heading3"/>
       </w:pPr>
       <w:r>
-        <w:t>Practice 1: explain the deciding evidence</w:t>
-      </w:r>
-    </w:p>
-    <w:p>
-      <w:pPr>
-        <w:spacing w:line="336" w:lineRule="auto" w:after="180"/>
-      </w:pPr>
-      <w:r>
-        <w:rPr>
-          <w:b w:val="0"/>
-        </w:rPr>
-        <w:t>Which labelled step matches this detail? Mean is 1; measured coverage is 2 of 3 rows.</w:t>
-      </w:r>
-    </w:p>
-    <w:p>
-      <w:pPr>
-        <w:spacing w:line="336" w:lineRule="auto" w:after="180"/>
-        <w:shd w:fill="F4F9FC"/>
-      </w:pPr>
-      <w:r>
-        <w:rPr>
-          <w:b w:val="0"/>
-        </w:rPr>
-        <w:t>1. Inspect three rows</w:t>
-      </w:r>
-    </w:p>
-    <w:p>
-      <w:pPr>
-        <w:spacing w:line="336" w:lineRule="auto" w:after="180"/>
-        <w:shd w:fill="F4F9FC"/>
-      </w:pPr>
-      <w:r>
-        <w:rPr>
-          <w:b w:val="0"/>
-        </w:rPr>
-        <w:t>2. Report coverage and mean</w:t>
-      </w:r>
-    </w:p>
-    <w:p>
-      <w:pPr>
-        <w:spacing w:line="336" w:lineRule="auto" w:after="180"/>
-        <w:shd w:fill="F4F9FC"/>
-      </w:pPr>
-      <w:r>
-        <w:rPr>
-          <w:b w:val="0"/>
-        </w:rPr>
-        <w:t>3. Accumulate values</w:t>
+        <w:t>Repair a missing building block</w:t>
       </w:r>
     </w:p>
     <w:p>
@@ -1782,32 +2034,7 @@
         <w:pStyle w:val="Heading3"/>
       </w:pPr>
       <w:r>
-        <w:t>My selected conclusion, deciding fact and explanation</w:t>
-      </w:r>
-    </w:p>
-    <w:p>
-      <w:r>
-        <w:t>________________________________________________________________</w:t>
-      </w:r>
-    </w:p>
-    <w:p>
-      <w:r>
-        <w:t>________________________________________________________________</w:t>
-      </w:r>
-    </w:p>
-    <w:p>
-      <w:r>
-        <w:t>________________________________________________________________</w:t>
-      </w:r>
-    </w:p>
-    <w:p>
-      <w:r>
-        <w:t>________________________________________________________________</w:t>
-      </w:r>
-    </w:p>
-    <w:p>
-      <w:r>
-        <w:t>________________________________________________________________</w:t>
+        <w:t>Predict, run and debug</w:t>
       </w:r>
     </w:p>
     <w:p>
@@ -1815,505 +2042,25 @@
         <w:pStyle w:val="Heading3"/>
       </w:pPr>
       <w:r>
-        <w:t>Hint · try first</w:t>
-      </w:r>
-    </w:p>
-    <w:p>
-      <w:pPr>
-        <w:spacing w:line="336" w:lineRule="auto" w:after="180"/>
-        <w:shd w:fill="F1F6F8"/>
-      </w:pPr>
-      <w:r>
-        <w:rPr>
-          <w:b w:val="0"/>
-        </w:rPr>
-        <w:t>Hint if needed: Read the steps in the pictorial case. Match the supplied detail to the stage that performs or records it.</w:t>
-      </w:r>
-    </w:p>
-    <w:p>
-      <w:pPr>
-        <w:pStyle w:val="Heading3"/>
-      </w:pPr>
-      <w:r>
-        <w:t>Feedback · compare after trying</w:t>
-      </w:r>
-    </w:p>
-    <w:p>
-      <w:pPr>
-        <w:spacing w:line="336" w:lineRule="auto" w:after="180"/>
-        <w:shd w:fill="F1F6FC"/>
-      </w:pPr>
-      <w:r>
-        <w:rPr>
-          <w:b w:val="0"/>
-        </w:rPr>
-        <w:t>After your attempt, compare with the supported explanation: Report coverage and mean Mean is 1; measured coverage is 2 of 3 rows. Structured data need a row policy before aggregation.</w:t>
-      </w:r>
-    </w:p>
-    <w:p>
-      <w:pPr>
-        <w:spacing w:line="336" w:lineRule="auto" w:after="180"/>
-        <w:shd w:fill="F1F6FC"/>
-      </w:pPr>
-      <w:r>
-        <w:rPr>
-          <w:b w:val="0"/>
-        </w:rPr>
-        <w:t xml:space="preserve">Treating missing as zero changes the statistic and can conceal incomplete coverage; real zero remains an </w:t>
-      </w:r>
-      <w:r>
-        <w:rPr>
-          <w:b/>
-        </w:rPr>
-        <w:t>observation</w:t>
-      </w:r>
-      <w:r>
-        <w:rPr>
-          <w:b w:val="0"/>
-        </w:rPr>
-        <w:t>.</w:t>
-      </w:r>
-    </w:p>
-    <w:p>
-      <w:pPr>
-        <w:pStyle w:val="Heading3"/>
-      </w:pPr>
-      <w:r>
-        <w:t>Practice 2: explain the deciding evidence</w:t>
-      </w:r>
-    </w:p>
-    <w:p>
-      <w:pPr>
-        <w:pStyle w:val="Heading3"/>
-      </w:pPr>
-      <w:r>
-        <w:t>Changed case · predict first</w:t>
-      </w:r>
-    </w:p>
-    <w:p>
-      <w:pPr>
-        <w:spacing w:line="336" w:lineRule="auto" w:after="180"/>
-        <w:shd w:fill="F5F1FB"/>
-      </w:pPr>
-      <w:r>
-        <w:rPr>
-          <w:b w:val="0"/>
-        </w:rPr>
-        <w:t>Changed-case practice: Add {"count":4} as a fourth row. Which conclusion is supported by the supplied facts?</w:t>
-      </w:r>
-    </w:p>
-    <w:p>
-      <w:pPr>
-        <w:spacing w:line="336" w:lineRule="auto" w:after="180"/>
-        <w:shd w:fill="F4F9FC"/>
-      </w:pPr>
-      <w:r>
-        <w:rPr>
-          <w:b w:val="0"/>
-        </w:rPr>
-        <w:t xml:space="preserve">1. We can decide the result without examining the changed </w:t>
-      </w:r>
-      <w:r>
-        <w:rPr>
-          <w:b/>
-        </w:rPr>
-        <w:t>input</w:t>
-      </w:r>
-      <w:r>
-        <w:rPr>
-          <w:b w:val="0"/>
-        </w:rPr>
-        <w:t xml:space="preserve"> or the procedure.</w:t>
-      </w:r>
-    </w:p>
-    <w:p>
-      <w:pPr>
-        <w:spacing w:line="336" w:lineRule="auto" w:after="180"/>
-        <w:shd w:fill="F4F9FC"/>
-      </w:pPr>
-      <w:r>
-        <w:rPr>
-          <w:b w:val="0"/>
-        </w:rPr>
-        <w:t xml:space="preserve">2. This one example guarantees correct results for every future </w:t>
-      </w:r>
-      <w:r>
-        <w:rPr>
-          <w:b/>
-        </w:rPr>
-        <w:t>input</w:t>
-      </w:r>
-      <w:r>
-        <w:rPr>
-          <w:b w:val="0"/>
-        </w:rPr>
-        <w:t>.</w:t>
-      </w:r>
-    </w:p>
-    <w:p>
-      <w:pPr>
-        <w:spacing w:line="336" w:lineRule="auto" w:after="180"/>
-        <w:shd w:fill="F4F9FC"/>
-      </w:pPr>
-      <w:r>
-        <w:rPr>
-          <w:b w:val="0"/>
-        </w:rPr>
-        <w:t>3. Sum becomes 6, denominator 3, mean 2; coverage is 3 of 4.</w:t>
-      </w:r>
-    </w:p>
-    <w:p>
-      <w:pPr>
-        <w:pStyle w:val="Heading3"/>
-      </w:pPr>
-      <w:r>
-        <w:t>My selected conclusion, deciding fact and explanation</w:t>
-      </w:r>
-    </w:p>
-    <w:p>
-      <w:r>
-        <w:t>________________________________________________________________</w:t>
-      </w:r>
-    </w:p>
-    <w:p>
-      <w:r>
-        <w:t>________________________________________________________________</w:t>
-      </w:r>
-    </w:p>
-    <w:p>
-      <w:r>
-        <w:t>________________________________________________________________</w:t>
-      </w:r>
-    </w:p>
-    <w:p>
-      <w:r>
-        <w:t>________________________________________________________________</w:t>
-      </w:r>
-    </w:p>
-    <w:p>
-      <w:r>
-        <w:t>________________________________________________________________</w:t>
-      </w:r>
-    </w:p>
-    <w:p>
-      <w:pPr>
-        <w:pStyle w:val="Heading3"/>
-      </w:pPr>
-      <w:r>
-        <w:t>Hint · try first</w:t>
-      </w:r>
-    </w:p>
-    <w:p>
-      <w:pPr>
-        <w:spacing w:line="336" w:lineRule="auto" w:after="180"/>
-        <w:shd w:fill="F1F6F8"/>
-      </w:pPr>
-      <w:r>
-        <w:rPr>
-          <w:b w:val="0"/>
-        </w:rPr>
-        <w:t>Hint if needed: Use the changed condition and the deciding step in the pictorial trace. The answer must say what follows from those facts.</w:t>
-      </w:r>
-    </w:p>
-    <w:p>
-      <w:pPr>
-        <w:pStyle w:val="Heading3"/>
-      </w:pPr>
-      <w:r>
-        <w:t>Feedback · compare after trying</w:t>
-      </w:r>
-    </w:p>
-    <w:p>
-      <w:pPr>
-        <w:spacing w:line="336" w:lineRule="auto" w:after="180"/>
-        <w:shd w:fill="F1F6FC"/>
-      </w:pPr>
-      <w:r>
-        <w:rPr>
-          <w:b w:val="0"/>
-        </w:rPr>
-        <w:t xml:space="preserve">After your attempt, compare with the supported explanation: Sum becomes 6, denominator 3, mean 2; coverage is 3 of 4. Only the added recorded value contributes; the existing absent </w:t>
-      </w:r>
-      <w:r>
-        <w:rPr>
-          <w:b/>
-        </w:rPr>
-        <w:t>field</w:t>
-      </w:r>
-      <w:r>
-        <w:rPr>
-          <w:b w:val="0"/>
-        </w:rPr>
-        <w:t xml:space="preserve"> remains skipped.</w:t>
-      </w:r>
-    </w:p>
-    <w:p>
-      <w:pPr>
-        <w:pStyle w:val="Heading3"/>
-      </w:pPr>
-      <w:r>
-        <w:t>Repair a missing building block</w:t>
-      </w:r>
-    </w:p>
-    <w:p>
-      <w:pPr>
-        <w:spacing w:line="336" w:lineRule="auto" w:after="180"/>
-      </w:pPr>
-      <w:r>
-        <w:rPr>
-          <w:b w:val="0"/>
-        </w:rPr>
-        <w:t xml:space="preserve">Review Dictionaries and records (python-bridge/10). Goal: Read and update named dictionary </w:t>
-      </w:r>
-      <w:r>
-        <w:rPr>
-          <w:b/>
-        </w:rPr>
-        <w:t>field</w:t>
-      </w:r>
-      <w:r>
-        <w:rPr>
-          <w:b w:val="0"/>
-        </w:rPr>
-        <w:t xml:space="preserve">s. Short practice: Predict all three original </w:t>
-      </w:r>
-      <w:r>
-        <w:rPr>
-          <w:b/>
-        </w:rPr>
-        <w:t>output</w:t>
-      </w:r>
-      <w:r>
-        <w:rPr>
-          <w:b w:val="0"/>
-        </w:rPr>
-        <w:t>s.</w:t>
-      </w:r>
-    </w:p>
-    <w:p>
-      <w:pPr>
-        <w:spacing w:line="336" w:lineRule="auto" w:after="180"/>
-      </w:pPr>
-      <w:r>
-        <w:rPr>
-          <w:b w:val="0"/>
-        </w:rPr>
-        <w:t>Explain the difference between count=0 and missing price, then predict the lookup after price=0 is added.. Return to this week and explain what you changed.</w:t>
-      </w:r>
-    </w:p>
-    <w:p>
-      <w:pPr>
-        <w:spacing w:line="336" w:lineRule="auto" w:after="180"/>
-      </w:pPr>
-      <w:r>
-        <w:rPr>
-          <w:b w:val="0"/>
-        </w:rPr>
-        <w:t>Review Functions and arguments (python-bridge/8). Goal: Distinguish a function definition from a function call. Short practice: Match every argument to a parameter for the two calls.</w:t>
-      </w:r>
-    </w:p>
-    <w:p>
-      <w:pPr>
-        <w:spacing w:line="336" w:lineRule="auto" w:after="180"/>
-      </w:pPr>
-      <w:r>
-        <w:rPr>
-          <w:b w:val="0"/>
-        </w:rPr>
-        <w:t xml:space="preserve">Why do </w:t>
-      </w:r>
-      <w:r>
-        <w:rPr>
-          <w:b/>
-        </w:rPr>
-        <w:t>output</w:t>
-      </w:r>
-      <w:r>
-        <w:rPr>
-          <w:b w:val="0"/>
-        </w:rPr>
-        <w:t>s differ, and what prints when both calls are removed?. Return to this week and explain what you changed.</w:t>
-      </w:r>
-    </w:p>
-    <w:p>
-      <w:pPr>
-        <w:spacing w:line="336" w:lineRule="auto" w:after="180"/>
-      </w:pPr>
-      <w:r>
-        <w:rPr>
-          <w:b w:val="0"/>
-        </w:rPr>
-        <w:t>Review Branching and boundary tests (python-bridge/5). Goal: Trace the selected branch in an if elif else chain. Short practice: Trace -2, 4 and 5 through the branches.</w:t>
-      </w:r>
-    </w:p>
-    <w:p>
-      <w:pPr>
-        <w:spacing w:line="336" w:lineRule="auto" w:after="180"/>
-      </w:pPr>
-      <w:r>
-        <w:rPr>
-          <w:b w:val="0"/>
-        </w:rPr>
-        <w:t>Explain why the negative check comes first and what label -2 gets if it is removed.. Return to this week and explain what you changed.</w:t>
-      </w:r>
-    </w:p>
-    <w:p>
-      <w:pPr>
-        <w:pStyle w:val="Heading3"/>
-      </w:pPr>
-      <w:r>
-        <w:t>Predict, run and debug</w:t>
-      </w:r>
-    </w:p>
-    <w:p>
-      <w:pPr>
-        <w:spacing w:line="336" w:lineRule="auto" w:after="180"/>
-      </w:pPr>
-      <w:r>
-        <w:rPr>
-          <w:b w:val="0"/>
-        </w:rPr>
-        <w:t xml:space="preserve">The browser lab lets you edit the supported Python examples already included in this lesson. Predict first, run, inspect the actual </w:t>
-      </w:r>
-      <w:r>
-        <w:rPr>
-          <w:b/>
-        </w:rPr>
-        <w:t>output</w:t>
-      </w:r>
-      <w:r>
-        <w:rPr>
-          <w:b w:val="0"/>
-        </w:rPr>
-        <w:t xml:space="preserve"> or error, change one </w:t>
-      </w:r>
-      <w:r>
-        <w:rPr>
-          <w:b/>
-        </w:rPr>
-        <w:t>input</w:t>
-      </w:r>
-      <w:r>
-        <w:rPr>
-          <w:b w:val="0"/>
-        </w:rPr>
-        <w:t>, then run again.</w:t>
-      </w:r>
-    </w:p>
-    <w:p>
-      <w:pPr>
-        <w:spacing w:line="336" w:lineRule="auto" w:after="180"/>
-      </w:pPr>
-      <w:r>
-        <w:rPr>
-          <w:b w:val="0"/>
-        </w:rPr>
-        <w:t xml:space="preserve">Keep code, </w:t>
-      </w:r>
-      <w:r>
-        <w:rPr>
-          <w:b/>
-        </w:rPr>
-        <w:t>prediction</w:t>
-      </w:r>
-      <w:r>
-        <w:rPr>
-          <w:b w:val="0"/>
-        </w:rPr>
-        <w:t>s, actual results and a reasoned revision together. On paper, label your result as a trace rather than an execution.</w:t>
-      </w:r>
-    </w:p>
-    <w:p>
-      <w:pPr>
-        <w:pStyle w:val="Heading3"/>
-      </w:pPr>
-      <w:r>
         <w:t>Keep your completed work</w:t>
       </w:r>
     </w:p>
     <w:p>
       <w:pPr>
-        <w:spacing w:line="336" w:lineRule="auto" w:after="180"/>
-      </w:pPr>
-      <w:r>
-        <w:rPr>
-          <w:b w:val="0"/>
-        </w:rPr>
-        <w:t xml:space="preserve">Use Download completed work in the hosted lesson to export your answers, reflections, practice feedback and code-run </w:t>
-      </w:r>
-      <w:r>
-        <w:rPr>
-          <w:b/>
-        </w:rPr>
-        <w:t>evidence</w:t>
-      </w:r>
-      <w:r>
-        <w:rPr>
-          <w:b w:val="0"/>
-        </w:rPr>
-        <w:t>. Open the HTML copy to read or print it.</w:t>
-      </w:r>
-    </w:p>
-    <w:p>
-      <w:pPr>
-        <w:spacing w:line="336" w:lineRule="auto" w:after="180"/>
-      </w:pPr>
-      <w:r>
-        <w:rPr>
-          <w:b w:val="0"/>
-        </w:rPr>
-        <w:t>Drafts stay in this browser when storage is available; clear drafts on a shared device.</w:t>
-      </w:r>
-    </w:p>
-    <w:p>
-      <w:pPr>
-        <w:pStyle w:val="Heading3"/>
-      </w:pPr>
-      <w:r>
-        <w:t>What I repaired, the evidence I kept and the next test</w:t>
-      </w:r>
-    </w:p>
-    <w:p>
-      <w:r>
-        <w:t>________________________________________________________________</w:t>
-      </w:r>
-    </w:p>
-    <w:p>
-      <w:r>
-        <w:t>________________________________________________________________</w:t>
-      </w:r>
-    </w:p>
-    <w:p>
-      <w:r>
-        <w:t>________________________________________________________________</w:t>
-      </w:r>
-    </w:p>
-    <w:p>
-      <w:r>
-        <w:t>________________________________________________________________</w:t>
-      </w:r>
-    </w:p>
-    <w:p>
-      <w:r>
-        <w:t>________________________________________________________________</w:t>
-      </w:r>
-    </w:p>
-    <w:p>
-      <w:pPr>
         <w:pStyle w:val="Heading1"/>
       </w:pPr>
       <w:r>
-        <w:t>15. Visual concept journey</w:t>
-      </w:r>
-    </w:p>
-    <w:p>
-      <w:r>
-        <w:t>Explain each Reading structured data picture from its labels, then record a relevant limit.</w:t>
-      </w:r>
-    </w:p>
-    <w:p>
-      <w:pPr>
-        <w:pStyle w:val="Heading3"/>
+        <w:t>15. Reference · Six-picture response sheets</w:t>
+      </w:r>
+    </w:p>
+    <w:p>
+      <w:r>
+        <w:t>Use the picture relevant to a current gap.</w:t>
+      </w:r>
+    </w:p>
+    <w:p>
+      <w:pPr>
+        <w:pStyle w:val="Heading2"/>
       </w:pPr>
       <w:r>
         <w:t>01. Reading structured data: the case</w:t>
@@ -2404,7 +2151,6 @@
     <w:p>
       <w:pPr>
         <w:spacing w:line="336" w:lineRule="auto" w:after="180"/>
-        <w:shd w:fill="F5F1FB"/>
       </w:pPr>
       <w:r>
         <w:rPr>
@@ -2443,7 +2189,7 @@
     </w:p>
     <w:p>
       <w:pPr>
-        <w:pStyle w:val="Heading3"/>
+        <w:pStyle w:val="Heading2"/>
       </w:pPr>
       <w:r>
         <w:t>02. Follow the deciding steps</w:t>
@@ -2499,7 +2245,6 @@
     <w:p>
       <w:pPr>
         <w:spacing w:line="336" w:lineRule="auto" w:after="180"/>
-        <w:shd w:fill="F5F1FB"/>
       </w:pPr>
       <w:r>
         <w:rPr>
@@ -2550,7 +2295,7 @@
     </w:p>
     <w:p>
       <w:pPr>
-        <w:pStyle w:val="Heading3"/>
+        <w:pStyle w:val="Heading2"/>
       </w:pPr>
       <w:r>
         <w:t>03. Included values and absent field</w:t>
@@ -2618,7 +2363,6 @@
     <w:p>
       <w:pPr>
         <w:spacing w:line="336" w:lineRule="auto" w:after="180"/>
-        <w:shd w:fill="F5F1FB"/>
       </w:pPr>
       <w:r>
         <w:rPr>
@@ -2657,7 +2401,7 @@
     </w:p>
     <w:p>
       <w:pPr>
-        <w:pStyle w:val="Heading3"/>
+        <w:pStyle w:val="Heading2"/>
       </w:pPr>
       <w:r>
         <w:t>04. Change one thing. Trace what follows.</w:t>
@@ -2736,7 +2480,6 @@
     <w:p>
       <w:pPr>
         <w:spacing w:line="336" w:lineRule="auto" w:after="180"/>
-        <w:shd w:fill="F5F1FB"/>
       </w:pPr>
       <w:r>
         <w:rPr>
@@ -2775,7 +2518,7 @@
     </w:p>
     <w:p>
       <w:pPr>
-        <w:pStyle w:val="Heading3"/>
+        <w:pStyle w:val="Heading2"/>
       </w:pPr>
       <w:r>
         <w:t>05. Connect the explanation to its limit</w:t>
@@ -2854,7 +2597,6 @@
     <w:p>
       <w:pPr>
         <w:spacing w:line="336" w:lineRule="auto" w:after="180"/>
-        <w:shd w:fill="F5F1FB"/>
       </w:pPr>
       <w:r>
         <w:rPr>
@@ -2893,7 +2635,7 @@
     </w:p>
     <w:p>
       <w:pPr>
-        <w:pStyle w:val="Heading3"/>
+        <w:pStyle w:val="Heading2"/>
       </w:pPr>
       <w:r>
         <w:t>06. Make the idea visible in your project</w:t>
@@ -2996,7 +2738,6 @@
     <w:p>
       <w:pPr>
         <w:spacing w:line="336" w:lineRule="auto" w:after="180"/>
-        <w:shd w:fill="F5F1FB"/>
       </w:pPr>
       <w:r>
         <w:rPr>
@@ -3043,6 +2784,62 @@
     <w:p>
       <w:r>
         <w:t>________________________________________________________________</w:t>
+      </w:r>
+    </w:p>
+    <w:p>
+      <w:pPr>
+        <w:pStyle w:val="Heading2"/>
+      </w:pPr>
+      <w:r>
+        <w:t>Earlier wording, alternatives and picture transcripts · reference / check after trying</w:t>
+      </w:r>
+    </w:p>
+    <w:p>
+      <w:pPr>
+        <w:pStyle w:val="Heading3"/>
+      </w:pPr>
+      <w:r>
+        <w:t>01. Reading structured data: the case</w:t>
+      </w:r>
+    </w:p>
+    <w:p>
+      <w:pPr>
+        <w:pStyle w:val="Heading3"/>
+      </w:pPr>
+      <w:r>
+        <w:t>02. Follow the deciding steps</w:t>
+      </w:r>
+    </w:p>
+    <w:p>
+      <w:pPr>
+        <w:pStyle w:val="Heading3"/>
+      </w:pPr>
+      <w:r>
+        <w:t>03. Included values and absent field</w:t>
+      </w:r>
+    </w:p>
+    <w:p>
+      <w:pPr>
+        <w:pStyle w:val="Heading3"/>
+      </w:pPr>
+      <w:r>
+        <w:t>04. Change one thing. Trace what follows.</w:t>
+      </w:r>
+    </w:p>
+    <w:p>
+      <w:pPr>
+        <w:pStyle w:val="Heading3"/>
+      </w:pPr>
+      <w:r>
+        <w:t>05. Connect the explanation to its limit</w:t>
+      </w:r>
+    </w:p>
+    <w:p>
+      <w:pPr>
+        <w:pStyle w:val="Heading3"/>
+      </w:pPr>
+      <w:r>
+        <w:t>06. Make the idea visible in your project</w:t>
       </w:r>
     </w:p>
     <w:sectPr>
